--- a/event-ledger/docs/Application_Architecture.docx
+++ b/event-ledger/docs/Application_Architecture.docx
@@ -4087,5311 +4087,6 @@
         <w:t xml:space="preserve"> that also surfaces "current known balance," that's not in the spec's endpoint list, so I'm not adding it unless you want it.</w:t>
       </w:r>
     </w:p>
-    <w:p>
-      <w:pPr>
-        <w:pStyle w:val="Heading2"/>
-      </w:pPr>
-      <w:r>
-        <w:t xml:space="preserve">Artifact </w:t>
-      </w:r>
-      <w:r>
-        <w:t>4</w:t>
-      </w:r>
-      <w:r>
-        <w:t xml:space="preserve"> — </w:t>
-      </w:r>
-      <w:r>
-        <w:t>Resources (Properties)</w:t>
-      </w:r>
-    </w:p>
-    <w:p>
-      <w:pPr>
-        <w:pStyle w:val="Heading2"/>
-        <w:numPr>
-          <w:ilvl w:val="0"/>
-          <w:numId w:val="25"/>
-        </w:numPr>
-        <w:rPr>
-          <w:b w:val="0"/>
-          <w:bCs w:val="0"/>
-          <w:sz w:val="28"/>
-          <w:szCs w:val="28"/>
-        </w:rPr>
-      </w:pPr>
-      <w:r>
-        <w:rPr>
-          <w:b w:val="0"/>
-          <w:bCs w:val="0"/>
-          <w:sz w:val="28"/>
-          <w:szCs w:val="28"/>
-        </w:rPr>
-        <w:t>DB_CLOSE_DELAY=-1</w:t>
-      </w:r>
-      <w:r>
-        <w:rPr>
-          <w:b w:val="0"/>
-          <w:bCs w:val="0"/>
-          <w:sz w:val="28"/>
-          <w:szCs w:val="28"/>
-        </w:rPr>
-        <w:t xml:space="preserve"> </w:t>
-      </w:r>
-      <w:r>
-        <w:rPr>
-          <w:b w:val="0"/>
-          <w:bCs w:val="0"/>
-          <w:sz w:val="28"/>
-          <w:szCs w:val="28"/>
-        </w:rPr>
-        <w:sym w:font="Wingdings" w:char="F0E0"/>
-      </w:r>
-      <w:r>
-        <w:rPr>
-          <w:b w:val="0"/>
-          <w:bCs w:val="0"/>
-          <w:sz w:val="28"/>
-          <w:szCs w:val="28"/>
-        </w:rPr>
-        <w:t xml:space="preserve"> Keeps the </w:t>
-      </w:r>
-      <w:proofErr w:type="spellStart"/>
-      <w:r>
-        <w:rPr>
-          <w:b w:val="0"/>
-          <w:bCs w:val="0"/>
-          <w:sz w:val="28"/>
-          <w:szCs w:val="28"/>
-        </w:rPr>
-        <w:t>db</w:t>
-      </w:r>
-      <w:proofErr w:type="spellEnd"/>
-      <w:r>
-        <w:rPr>
-          <w:b w:val="0"/>
-          <w:bCs w:val="0"/>
-          <w:sz w:val="28"/>
-          <w:szCs w:val="28"/>
-        </w:rPr>
-        <w:t xml:space="preserve"> alive even if the </w:t>
-      </w:r>
-      <w:r>
-        <w:rPr>
-          <w:b w:val="0"/>
-          <w:bCs w:val="0"/>
-          <w:sz w:val="28"/>
-          <w:szCs w:val="28"/>
-        </w:rPr>
-        <w:t xml:space="preserve">one </w:t>
-      </w:r>
-      <w:r>
-        <w:rPr>
-          <w:b w:val="0"/>
-          <w:bCs w:val="0"/>
-          <w:sz w:val="28"/>
-          <w:szCs w:val="28"/>
-        </w:rPr>
-        <w:t>connection is closed</w:t>
-      </w:r>
-      <w:r>
-        <w:rPr>
-          <w:b w:val="0"/>
-          <w:bCs w:val="0"/>
-          <w:sz w:val="28"/>
-          <w:szCs w:val="28"/>
-        </w:rPr>
-        <w:t xml:space="preserve"> and a new connection is opened.</w:t>
-      </w:r>
-    </w:p>
-    <w:p>
-      <w:pPr>
-        <w:pStyle w:val="Heading2"/>
-      </w:pPr>
-      <w:r>
-        <w:t xml:space="preserve">Artifact </w:t>
-      </w:r>
-      <w:r>
-        <w:t>5</w:t>
-      </w:r>
-      <w:r>
-        <w:t xml:space="preserve"> — Sequence diagrams</w:t>
-      </w:r>
-    </w:p>
-    <w:p>
-      <w:r>
-        <w:rPr>
-          <w:noProof/>
-        </w:rPr>
-        <w:lastRenderedPageBreak/>
-        <w:drawing>
-          <wp:inline distT="0" distB="0" distL="0" distR="0" wp14:anchorId="35D17B5A" wp14:editId="6F0CB1E4">
-            <wp:extent cx="5731510" cy="5028565"/>
-            <wp:effectExtent l="0" t="0" r="2540" b="635"/>
-            <wp:docPr id="3" name="Picture 3"/>
-            <wp:cNvGraphicFramePr>
-              <a:graphicFrameLocks xmlns:a="http://schemas.openxmlformats.org/drawingml/2006/main" noChangeAspect="1"/>
-            </wp:cNvGraphicFramePr>
-            <a:graphic xmlns:a="http://schemas.openxmlformats.org/drawingml/2006/main">
-              <a:graphicData uri="http://schemas.openxmlformats.org/drawingml/2006/picture">
-                <pic:pic xmlns:pic="http://schemas.openxmlformats.org/drawingml/2006/picture">
-                  <pic:nvPicPr>
-                    <pic:cNvPr id="1" name=""/>
-                    <pic:cNvPicPr/>
-                  </pic:nvPicPr>
-                  <pic:blipFill>
-                    <a:blip r:embed="rId6"/>
-                    <a:stretch>
-                      <a:fillRect/>
-                    </a:stretch>
-                  </pic:blipFill>
-                  <pic:spPr>
-                    <a:xfrm>
-                      <a:off x="0" y="0"/>
-                      <a:ext cx="5731510" cy="5028565"/>
-                    </a:xfrm>
-                    <a:prstGeom prst="rect">
-                      <a:avLst/>
-                    </a:prstGeom>
-                  </pic:spPr>
-                </pic:pic>
-              </a:graphicData>
-            </a:graphic>
-          </wp:inline>
-        </w:drawing>
-      </w:r>
-    </w:p>
-    <w:p/>
-    <w:p>
-      <w:pPr>
-        <w:pStyle w:val="NormalWeb"/>
-      </w:pPr>
-      <w:r>
-        <w:rPr>
-          <w:noProof/>
-        </w:rPr>
-        <w:lastRenderedPageBreak/>
-        <w:drawing>
-          <wp:inline distT="0" distB="0" distL="0" distR="0" wp14:anchorId="2A04BEA1" wp14:editId="390E9930">
-            <wp:extent cx="5731510" cy="4674870"/>
-            <wp:effectExtent l="0" t="0" r="2540" b="0"/>
-            <wp:docPr id="4" name="Picture 4"/>
-            <wp:cNvGraphicFramePr>
-              <a:graphicFrameLocks xmlns:a="http://schemas.openxmlformats.org/drawingml/2006/main" noChangeAspect="1"/>
-            </wp:cNvGraphicFramePr>
-            <a:graphic xmlns:a="http://schemas.openxmlformats.org/drawingml/2006/main">
-              <a:graphicData uri="http://schemas.openxmlformats.org/drawingml/2006/picture">
-                <pic:pic xmlns:pic="http://schemas.openxmlformats.org/drawingml/2006/picture">
-                  <pic:nvPicPr>
-                    <pic:cNvPr id="1" name=""/>
-                    <pic:cNvPicPr/>
-                  </pic:nvPicPr>
-                  <pic:blipFill>
-                    <a:blip r:embed="rId7"/>
-                    <a:stretch>
-                      <a:fillRect/>
-                    </a:stretch>
-                  </pic:blipFill>
-                  <pic:spPr>
-                    <a:xfrm>
-                      <a:off x="0" y="0"/>
-                      <a:ext cx="5731510" cy="4674870"/>
-                    </a:xfrm>
-                    <a:prstGeom prst="rect">
-                      <a:avLst/>
-                    </a:prstGeom>
-                  </pic:spPr>
-                </pic:pic>
-              </a:graphicData>
-            </a:graphic>
-          </wp:inline>
-        </w:drawing>
-      </w:r>
-    </w:p>
-    <w:p>
-      <w:pPr>
-        <w:pStyle w:val="NormalWeb"/>
-      </w:pPr>
-      <w:r>
-        <w:rPr>
-          <w:noProof/>
-        </w:rPr>
-        <w:lastRenderedPageBreak/>
-        <w:drawing>
-          <wp:inline distT="0" distB="0" distL="0" distR="0" wp14:anchorId="21E582FB" wp14:editId="582AB8A4">
-            <wp:extent cx="5731510" cy="4918710"/>
-            <wp:effectExtent l="0" t="0" r="2540" b="0"/>
-            <wp:docPr id="5" name="Picture 5"/>
-            <wp:cNvGraphicFramePr>
-              <a:graphicFrameLocks xmlns:a="http://schemas.openxmlformats.org/drawingml/2006/main" noChangeAspect="1"/>
-            </wp:cNvGraphicFramePr>
-            <a:graphic xmlns:a="http://schemas.openxmlformats.org/drawingml/2006/main">
-              <a:graphicData uri="http://schemas.openxmlformats.org/drawingml/2006/picture">
-                <pic:pic xmlns:pic="http://schemas.openxmlformats.org/drawingml/2006/picture">
-                  <pic:nvPicPr>
-                    <pic:cNvPr id="1" name=""/>
-                    <pic:cNvPicPr/>
-                  </pic:nvPicPr>
-                  <pic:blipFill>
-                    <a:blip r:embed="rId8"/>
-                    <a:stretch>
-                      <a:fillRect/>
-                    </a:stretch>
-                  </pic:blipFill>
-                  <pic:spPr>
-                    <a:xfrm>
-                      <a:off x="0" y="0"/>
-                      <a:ext cx="5731510" cy="4918710"/>
-                    </a:xfrm>
-                    <a:prstGeom prst="rect">
-                      <a:avLst/>
-                    </a:prstGeom>
-                  </pic:spPr>
-                </pic:pic>
-              </a:graphicData>
-            </a:graphic>
-          </wp:inline>
-        </w:drawing>
-      </w:r>
-    </w:p>
-    <w:p>
-      <w:pPr>
-        <w:pStyle w:val="NormalWeb"/>
-      </w:pPr>
-      <w:r>
-        <w:rPr>
-          <w:noProof/>
-        </w:rPr>
-        <w:drawing>
-          <wp:inline distT="0" distB="0" distL="0" distR="0" wp14:anchorId="3C159A86" wp14:editId="7929A826">
-            <wp:extent cx="5731510" cy="2684780"/>
-            <wp:effectExtent l="0" t="0" r="2540" b="1270"/>
-            <wp:docPr id="6" name="Picture 6"/>
-            <wp:cNvGraphicFramePr>
-              <a:graphicFrameLocks xmlns:a="http://schemas.openxmlformats.org/drawingml/2006/main" noChangeAspect="1"/>
-            </wp:cNvGraphicFramePr>
-            <a:graphic xmlns:a="http://schemas.openxmlformats.org/drawingml/2006/main">
-              <a:graphicData uri="http://schemas.openxmlformats.org/drawingml/2006/picture">
-                <pic:pic xmlns:pic="http://schemas.openxmlformats.org/drawingml/2006/picture">
-                  <pic:nvPicPr>
-                    <pic:cNvPr id="1" name=""/>
-                    <pic:cNvPicPr/>
-                  </pic:nvPicPr>
-                  <pic:blipFill>
-                    <a:blip r:embed="rId9"/>
-                    <a:stretch>
-                      <a:fillRect/>
-                    </a:stretch>
-                  </pic:blipFill>
-                  <pic:spPr>
-                    <a:xfrm>
-                      <a:off x="0" y="0"/>
-                      <a:ext cx="5731510" cy="2684780"/>
-                    </a:xfrm>
-                    <a:prstGeom prst="rect">
-                      <a:avLst/>
-                    </a:prstGeom>
-                  </pic:spPr>
-                </pic:pic>
-              </a:graphicData>
-            </a:graphic>
-          </wp:inline>
-        </w:drawing>
-      </w:r>
-    </w:p>
-    <w:p>
-      <w:pPr>
-        <w:pStyle w:val="Heading2"/>
-      </w:pPr>
-      <w:r>
-        <w:t xml:space="preserve">Artifact 6 </w:t>
-      </w:r>
-      <w:r>
-        <w:t>—</w:t>
-      </w:r>
-      <w:r>
-        <w:t xml:space="preserve"> Folder Structure</w:t>
-      </w:r>
-      <w:r>
-        <w:t xml:space="preserve"> </w:t>
-      </w:r>
-    </w:p>
-    <w:p>
-      <w:pPr>
-        <w:spacing w:before="100" w:beforeAutospacing="1" w:after="100" w:afterAutospacing="1" w:line="240" w:lineRule="auto"/>
-        <w:rPr>
-          <w:rFonts w:ascii="Times New Roman" w:eastAsia="Times New Roman" w:hAnsi="Times New Roman" w:cs="Times New Roman"/>
-          <w:sz w:val="24"/>
-          <w:szCs w:val="24"/>
-          <w:lang w:eastAsia="en-IN"/>
-        </w:rPr>
-      </w:pPr>
-      <w:r>
-        <w:rPr>
-          <w:rFonts w:ascii="Times New Roman" w:eastAsia="Times New Roman" w:hAnsi="Times New Roman" w:cs="Times New Roman"/>
-          <w:sz w:val="24"/>
-          <w:szCs w:val="24"/>
-          <w:lang w:eastAsia="en-IN"/>
-        </w:rPr>
-        <w:t>event-ledger/</w:t>
-      </w:r>
-    </w:p>
-    <w:p>
-      <w:pPr>
-        <w:spacing w:before="100" w:beforeAutospacing="1" w:after="100" w:afterAutospacing="1" w:line="240" w:lineRule="auto"/>
-        <w:rPr>
-          <w:rFonts w:ascii="Times New Roman" w:eastAsia="Times New Roman" w:hAnsi="Times New Roman" w:cs="Times New Roman"/>
-          <w:sz w:val="24"/>
-          <w:szCs w:val="24"/>
-          <w:lang w:eastAsia="en-IN"/>
-        </w:rPr>
-      </w:pPr>
-      <w:r>
-        <w:rPr>
-          <w:rFonts w:ascii="Times New Roman" w:eastAsia="Times New Roman" w:hAnsi="Times New Roman" w:cs="Times New Roman"/>
-          <w:sz w:val="24"/>
-          <w:szCs w:val="24"/>
-          <w:lang w:eastAsia="en-IN"/>
-        </w:rPr>
-        <w:lastRenderedPageBreak/>
-        <w:t>├── README.md</w:t>
-      </w:r>
-    </w:p>
-    <w:p>
-      <w:pPr>
-        <w:spacing w:before="100" w:beforeAutospacing="1" w:after="100" w:afterAutospacing="1" w:line="240" w:lineRule="auto"/>
-        <w:rPr>
-          <w:rFonts w:ascii="Times New Roman" w:eastAsia="Times New Roman" w:hAnsi="Times New Roman" w:cs="Times New Roman"/>
-          <w:sz w:val="24"/>
-          <w:szCs w:val="24"/>
-          <w:lang w:eastAsia="en-IN"/>
-        </w:rPr>
-      </w:pPr>
-      <w:r>
-        <w:rPr>
-          <w:rFonts w:ascii="Times New Roman" w:eastAsia="Times New Roman" w:hAnsi="Times New Roman" w:cs="Times New Roman"/>
-          <w:sz w:val="24"/>
-          <w:szCs w:val="24"/>
-          <w:lang w:eastAsia="en-IN"/>
-        </w:rPr>
-        <w:t>├── docker-</w:t>
-      </w:r>
-      <w:proofErr w:type="spellStart"/>
-      <w:r>
-        <w:rPr>
-          <w:rFonts w:ascii="Times New Roman" w:eastAsia="Times New Roman" w:hAnsi="Times New Roman" w:cs="Times New Roman"/>
-          <w:sz w:val="24"/>
-          <w:szCs w:val="24"/>
-          <w:lang w:eastAsia="en-IN"/>
-        </w:rPr>
-        <w:t>compose.yml</w:t>
-      </w:r>
-      <w:proofErr w:type="spellEnd"/>
-    </w:p>
-    <w:p>
-      <w:pPr>
-        <w:spacing w:before="100" w:beforeAutospacing="1" w:after="100" w:afterAutospacing="1" w:line="240" w:lineRule="auto"/>
-        <w:rPr>
-          <w:rFonts w:ascii="Times New Roman" w:eastAsia="Times New Roman" w:hAnsi="Times New Roman" w:cs="Times New Roman"/>
-          <w:sz w:val="24"/>
-          <w:szCs w:val="24"/>
-          <w:lang w:eastAsia="en-IN"/>
-        </w:rPr>
-      </w:pPr>
-      <w:r>
-        <w:rPr>
-          <w:rFonts w:ascii="Times New Roman" w:eastAsia="Times New Roman" w:hAnsi="Times New Roman" w:cs="Times New Roman"/>
-          <w:sz w:val="24"/>
-          <w:szCs w:val="24"/>
-          <w:lang w:eastAsia="en-IN"/>
-        </w:rPr>
-        <w:t>├── pom.xml                              # parent/reactor pom — build convenience only, NOT shared runtime</w:t>
-      </w:r>
-    </w:p>
-    <w:p>
-      <w:pPr>
-        <w:spacing w:before="100" w:beforeAutospacing="1" w:after="100" w:afterAutospacing="1" w:line="240" w:lineRule="auto"/>
-        <w:rPr>
-          <w:rFonts w:ascii="Times New Roman" w:eastAsia="Times New Roman" w:hAnsi="Times New Roman" w:cs="Times New Roman"/>
-          <w:sz w:val="24"/>
-          <w:szCs w:val="24"/>
-          <w:lang w:eastAsia="en-IN"/>
-        </w:rPr>
-      </w:pPr>
-      <w:r>
-        <w:rPr>
-          <w:rFonts w:ascii="Times New Roman" w:eastAsia="Times New Roman" w:hAnsi="Times New Roman" w:cs="Times New Roman"/>
-          <w:sz w:val="24"/>
-          <w:szCs w:val="24"/>
-          <w:lang w:eastAsia="en-IN"/>
-        </w:rPr>
-        <w:t>│</w:t>
-      </w:r>
-    </w:p>
-    <w:p>
-      <w:pPr>
-        <w:spacing w:before="100" w:beforeAutospacing="1" w:after="100" w:afterAutospacing="1" w:line="240" w:lineRule="auto"/>
-        <w:rPr>
-          <w:rFonts w:ascii="Times New Roman" w:eastAsia="Times New Roman" w:hAnsi="Times New Roman" w:cs="Times New Roman"/>
-          <w:sz w:val="24"/>
-          <w:szCs w:val="24"/>
-          <w:lang w:eastAsia="en-IN"/>
-        </w:rPr>
-      </w:pPr>
-      <w:r>
-        <w:rPr>
-          <w:rFonts w:ascii="Times New Roman" w:eastAsia="Times New Roman" w:hAnsi="Times New Roman" w:cs="Times New Roman"/>
-          <w:sz w:val="24"/>
-          <w:szCs w:val="24"/>
-          <w:lang w:eastAsia="en-IN"/>
-        </w:rPr>
-        <w:t>├── event-gateway/</w:t>
-      </w:r>
-    </w:p>
-    <w:p>
-      <w:pPr>
-        <w:spacing w:before="100" w:beforeAutospacing="1" w:after="100" w:afterAutospacing="1" w:line="240" w:lineRule="auto"/>
-        <w:rPr>
-          <w:rFonts w:ascii="Times New Roman" w:eastAsia="Times New Roman" w:hAnsi="Times New Roman" w:cs="Times New Roman"/>
-          <w:sz w:val="24"/>
-          <w:szCs w:val="24"/>
-          <w:lang w:eastAsia="en-IN"/>
-        </w:rPr>
-      </w:pPr>
-      <w:r>
-        <w:rPr>
-          <w:rFonts w:ascii="Times New Roman" w:eastAsia="Times New Roman" w:hAnsi="Times New Roman" w:cs="Times New Roman"/>
-          <w:sz w:val="24"/>
-          <w:szCs w:val="24"/>
-          <w:lang w:eastAsia="en-IN"/>
-        </w:rPr>
-        <w:t>│   ├── pom.xml</w:t>
-      </w:r>
-    </w:p>
-    <w:p>
-      <w:pPr>
-        <w:spacing w:before="100" w:beforeAutospacing="1" w:after="100" w:afterAutospacing="1" w:line="240" w:lineRule="auto"/>
-        <w:rPr>
-          <w:rFonts w:ascii="Times New Roman" w:eastAsia="Times New Roman" w:hAnsi="Times New Roman" w:cs="Times New Roman"/>
-          <w:sz w:val="24"/>
-          <w:szCs w:val="24"/>
-          <w:lang w:eastAsia="en-IN"/>
-        </w:rPr>
-      </w:pPr>
-      <w:r>
-        <w:rPr>
-          <w:rFonts w:ascii="Times New Roman" w:eastAsia="Times New Roman" w:hAnsi="Times New Roman" w:cs="Times New Roman"/>
-          <w:sz w:val="24"/>
-          <w:szCs w:val="24"/>
-          <w:lang w:eastAsia="en-IN"/>
-        </w:rPr>
-        <w:t xml:space="preserve">│   ├── </w:t>
-      </w:r>
-      <w:proofErr w:type="spellStart"/>
-      <w:r>
-        <w:rPr>
-          <w:rFonts w:ascii="Times New Roman" w:eastAsia="Times New Roman" w:hAnsi="Times New Roman" w:cs="Times New Roman"/>
-          <w:sz w:val="24"/>
-          <w:szCs w:val="24"/>
-          <w:lang w:eastAsia="en-IN"/>
-        </w:rPr>
-        <w:t>Dockerfile</w:t>
-      </w:r>
-      <w:proofErr w:type="spellEnd"/>
-    </w:p>
-    <w:p>
-      <w:pPr>
-        <w:spacing w:before="100" w:beforeAutospacing="1" w:after="100" w:afterAutospacing="1" w:line="240" w:lineRule="auto"/>
-        <w:rPr>
-          <w:rFonts w:ascii="Times New Roman" w:eastAsia="Times New Roman" w:hAnsi="Times New Roman" w:cs="Times New Roman"/>
-          <w:sz w:val="24"/>
-          <w:szCs w:val="24"/>
-          <w:lang w:eastAsia="en-IN"/>
-        </w:rPr>
-      </w:pPr>
-      <w:r>
-        <w:rPr>
-          <w:rFonts w:ascii="Times New Roman" w:eastAsia="Times New Roman" w:hAnsi="Times New Roman" w:cs="Times New Roman"/>
-          <w:sz w:val="24"/>
-          <w:szCs w:val="24"/>
-          <w:lang w:eastAsia="en-IN"/>
-        </w:rPr>
-        <w:t xml:space="preserve">│   └── </w:t>
-      </w:r>
-      <w:proofErr w:type="spellStart"/>
-      <w:r>
-        <w:rPr>
-          <w:rFonts w:ascii="Times New Roman" w:eastAsia="Times New Roman" w:hAnsi="Times New Roman" w:cs="Times New Roman"/>
-          <w:sz w:val="24"/>
-          <w:szCs w:val="24"/>
-          <w:lang w:eastAsia="en-IN"/>
-        </w:rPr>
-        <w:t>src</w:t>
-      </w:r>
-      <w:proofErr w:type="spellEnd"/>
-      <w:r>
-        <w:rPr>
-          <w:rFonts w:ascii="Times New Roman" w:eastAsia="Times New Roman" w:hAnsi="Times New Roman" w:cs="Times New Roman"/>
-          <w:sz w:val="24"/>
-          <w:szCs w:val="24"/>
-          <w:lang w:eastAsia="en-IN"/>
-        </w:rPr>
-        <w:t>/</w:t>
-      </w:r>
-    </w:p>
-    <w:p>
-      <w:pPr>
-        <w:spacing w:before="100" w:beforeAutospacing="1" w:after="100" w:afterAutospacing="1" w:line="240" w:lineRule="auto"/>
-        <w:rPr>
-          <w:rFonts w:ascii="Times New Roman" w:eastAsia="Times New Roman" w:hAnsi="Times New Roman" w:cs="Times New Roman"/>
-          <w:sz w:val="24"/>
-          <w:szCs w:val="24"/>
-          <w:lang w:eastAsia="en-IN"/>
-        </w:rPr>
-      </w:pPr>
-      <w:r>
-        <w:rPr>
-          <w:rFonts w:ascii="Times New Roman" w:eastAsia="Times New Roman" w:hAnsi="Times New Roman" w:cs="Times New Roman"/>
-          <w:sz w:val="24"/>
-          <w:szCs w:val="24"/>
-          <w:lang w:eastAsia="en-IN"/>
-        </w:rPr>
-        <w:t>│       ├── main/</w:t>
-      </w:r>
-    </w:p>
-    <w:p>
-      <w:pPr>
-        <w:spacing w:before="100" w:beforeAutospacing="1" w:after="100" w:afterAutospacing="1" w:line="240" w:lineRule="auto"/>
-        <w:rPr>
-          <w:rFonts w:ascii="Times New Roman" w:eastAsia="Times New Roman" w:hAnsi="Times New Roman" w:cs="Times New Roman"/>
-          <w:sz w:val="24"/>
-          <w:szCs w:val="24"/>
-          <w:lang w:eastAsia="en-IN"/>
-        </w:rPr>
-      </w:pPr>
-      <w:r>
-        <w:rPr>
-          <w:rFonts w:ascii="Times New Roman" w:eastAsia="Times New Roman" w:hAnsi="Times New Roman" w:cs="Times New Roman"/>
-          <w:sz w:val="24"/>
-          <w:szCs w:val="24"/>
-          <w:lang w:eastAsia="en-IN"/>
-        </w:rPr>
-        <w:t>│       │   ├── java/com/</w:t>
-      </w:r>
-      <w:proofErr w:type="spellStart"/>
-      <w:r>
-        <w:rPr>
-          <w:rFonts w:ascii="Times New Roman" w:eastAsia="Times New Roman" w:hAnsi="Times New Roman" w:cs="Times New Roman"/>
-          <w:sz w:val="24"/>
-          <w:szCs w:val="24"/>
-          <w:lang w:eastAsia="en-IN"/>
-        </w:rPr>
-        <w:t>eventledger</w:t>
-      </w:r>
-      <w:proofErr w:type="spellEnd"/>
-      <w:r>
-        <w:rPr>
-          <w:rFonts w:ascii="Times New Roman" w:eastAsia="Times New Roman" w:hAnsi="Times New Roman" w:cs="Times New Roman"/>
-          <w:sz w:val="24"/>
-          <w:szCs w:val="24"/>
-          <w:lang w:eastAsia="en-IN"/>
-        </w:rPr>
-        <w:t>/gateway/</w:t>
-      </w:r>
-    </w:p>
-    <w:p>
-      <w:pPr>
-        <w:spacing w:before="100" w:beforeAutospacing="1" w:after="100" w:afterAutospacing="1" w:line="240" w:lineRule="auto"/>
-        <w:rPr>
-          <w:rFonts w:ascii="Times New Roman" w:eastAsia="Times New Roman" w:hAnsi="Times New Roman" w:cs="Times New Roman"/>
-          <w:sz w:val="24"/>
-          <w:szCs w:val="24"/>
-          <w:lang w:eastAsia="en-IN"/>
-        </w:rPr>
-      </w:pPr>
-      <w:r>
-        <w:rPr>
-          <w:rFonts w:ascii="Times New Roman" w:eastAsia="Times New Roman" w:hAnsi="Times New Roman" w:cs="Times New Roman"/>
-          <w:sz w:val="24"/>
-          <w:szCs w:val="24"/>
-          <w:lang w:eastAsia="en-IN"/>
-        </w:rPr>
-        <w:t>│       │   │   ├── EventGatewayApplication.java</w:t>
-      </w:r>
-    </w:p>
-    <w:p>
-      <w:pPr>
-        <w:spacing w:before="100" w:beforeAutospacing="1" w:after="100" w:afterAutospacing="1" w:line="240" w:lineRule="auto"/>
-        <w:rPr>
-          <w:rFonts w:ascii="Times New Roman" w:eastAsia="Times New Roman" w:hAnsi="Times New Roman" w:cs="Times New Roman"/>
-          <w:sz w:val="24"/>
-          <w:szCs w:val="24"/>
-          <w:lang w:eastAsia="en-IN"/>
-        </w:rPr>
-      </w:pPr>
-      <w:r>
-        <w:rPr>
-          <w:rFonts w:ascii="Times New Roman" w:eastAsia="Times New Roman" w:hAnsi="Times New Roman" w:cs="Times New Roman"/>
-          <w:sz w:val="24"/>
-          <w:szCs w:val="24"/>
-          <w:lang w:eastAsia="en-IN"/>
-        </w:rPr>
-        <w:t>│       │   │   ├── controller/</w:t>
-      </w:r>
-    </w:p>
-    <w:p>
-      <w:pPr>
-        <w:spacing w:before="100" w:beforeAutospacing="1" w:after="100" w:afterAutospacing="1" w:line="240" w:lineRule="auto"/>
-        <w:rPr>
-          <w:rFonts w:ascii="Times New Roman" w:eastAsia="Times New Roman" w:hAnsi="Times New Roman" w:cs="Times New Roman"/>
-          <w:sz w:val="24"/>
-          <w:szCs w:val="24"/>
-          <w:lang w:eastAsia="en-IN"/>
-        </w:rPr>
-      </w:pPr>
-      <w:r>
-        <w:rPr>
-          <w:rFonts w:ascii="Times New Roman" w:eastAsia="Times New Roman" w:hAnsi="Times New Roman" w:cs="Times New Roman"/>
-          <w:sz w:val="24"/>
-          <w:szCs w:val="24"/>
-          <w:lang w:eastAsia="en-IN"/>
-        </w:rPr>
-        <w:t>│       │   │   │   └── EventController.java</w:t>
-      </w:r>
-    </w:p>
-    <w:p>
-      <w:pPr>
-        <w:spacing w:before="100" w:beforeAutospacing="1" w:after="100" w:afterAutospacing="1" w:line="240" w:lineRule="auto"/>
-        <w:rPr>
-          <w:rFonts w:ascii="Times New Roman" w:eastAsia="Times New Roman" w:hAnsi="Times New Roman" w:cs="Times New Roman"/>
-          <w:sz w:val="24"/>
-          <w:szCs w:val="24"/>
-          <w:lang w:eastAsia="en-IN"/>
-        </w:rPr>
-      </w:pPr>
-      <w:r>
-        <w:rPr>
-          <w:rFonts w:ascii="Times New Roman" w:eastAsia="Times New Roman" w:hAnsi="Times New Roman" w:cs="Times New Roman"/>
-          <w:sz w:val="24"/>
-          <w:szCs w:val="24"/>
-          <w:lang w:eastAsia="en-IN"/>
-        </w:rPr>
-        <w:t>│       │   │   ├── service/</w:t>
-      </w:r>
-    </w:p>
-    <w:p>
-      <w:pPr>
-        <w:spacing w:before="100" w:beforeAutospacing="1" w:after="100" w:afterAutospacing="1" w:line="240" w:lineRule="auto"/>
-        <w:rPr>
-          <w:rFonts w:ascii="Times New Roman" w:eastAsia="Times New Roman" w:hAnsi="Times New Roman" w:cs="Times New Roman"/>
-          <w:sz w:val="24"/>
-          <w:szCs w:val="24"/>
-          <w:lang w:eastAsia="en-IN"/>
-        </w:rPr>
-      </w:pPr>
-      <w:r>
-        <w:rPr>
-          <w:rFonts w:ascii="Times New Roman" w:eastAsia="Times New Roman" w:hAnsi="Times New Roman" w:cs="Times New Roman"/>
-          <w:sz w:val="24"/>
-          <w:szCs w:val="24"/>
-          <w:lang w:eastAsia="en-IN"/>
-        </w:rPr>
-        <w:t>│       │   │   │   └── EventService.java</w:t>
-      </w:r>
-    </w:p>
-    <w:p>
-      <w:pPr>
-        <w:spacing w:before="100" w:beforeAutospacing="1" w:after="100" w:afterAutospacing="1" w:line="240" w:lineRule="auto"/>
-        <w:rPr>
-          <w:rFonts w:ascii="Times New Roman" w:eastAsia="Times New Roman" w:hAnsi="Times New Roman" w:cs="Times New Roman"/>
-          <w:sz w:val="24"/>
-          <w:szCs w:val="24"/>
-          <w:lang w:eastAsia="en-IN"/>
-        </w:rPr>
-      </w:pPr>
-      <w:r>
-        <w:rPr>
-          <w:rFonts w:ascii="Times New Roman" w:eastAsia="Times New Roman" w:hAnsi="Times New Roman" w:cs="Times New Roman"/>
-          <w:sz w:val="24"/>
-          <w:szCs w:val="24"/>
-          <w:lang w:eastAsia="en-IN"/>
-        </w:rPr>
-        <w:t>│       │   │   ├── client/</w:t>
-      </w:r>
-    </w:p>
-    <w:p>
-      <w:pPr>
-        <w:spacing w:before="100" w:beforeAutospacing="1" w:after="100" w:afterAutospacing="1" w:line="240" w:lineRule="auto"/>
-        <w:rPr>
-          <w:rFonts w:ascii="Times New Roman" w:eastAsia="Times New Roman" w:hAnsi="Times New Roman" w:cs="Times New Roman"/>
-          <w:sz w:val="24"/>
-          <w:szCs w:val="24"/>
-          <w:lang w:eastAsia="en-IN"/>
-        </w:rPr>
-      </w:pPr>
-      <w:r>
-        <w:rPr>
-          <w:rFonts w:ascii="Times New Roman" w:eastAsia="Times New Roman" w:hAnsi="Times New Roman" w:cs="Times New Roman"/>
-          <w:sz w:val="24"/>
-          <w:szCs w:val="24"/>
-          <w:lang w:eastAsia="en-IN"/>
-        </w:rPr>
-        <w:t>│       │   │   │   ├── AccountServiceClient.java</w:t>
-      </w:r>
-    </w:p>
-    <w:p>
-      <w:pPr>
-        <w:spacing w:before="100" w:beforeAutospacing="1" w:after="100" w:afterAutospacing="1" w:line="240" w:lineRule="auto"/>
-        <w:rPr>
-          <w:rFonts w:ascii="Times New Roman" w:eastAsia="Times New Roman" w:hAnsi="Times New Roman" w:cs="Times New Roman"/>
-          <w:sz w:val="24"/>
-          <w:szCs w:val="24"/>
-          <w:lang w:eastAsia="en-IN"/>
-        </w:rPr>
-      </w:pPr>
-      <w:r>
-        <w:rPr>
-          <w:rFonts w:ascii="Times New Roman" w:eastAsia="Times New Roman" w:hAnsi="Times New Roman" w:cs="Times New Roman"/>
-          <w:sz w:val="24"/>
-          <w:szCs w:val="24"/>
-          <w:lang w:eastAsia="en-IN"/>
-        </w:rPr>
-        <w:t>│       │   │   │   └── AccountServiceClientConfig.java</w:t>
-      </w:r>
-    </w:p>
-    <w:p>
-      <w:pPr>
-        <w:spacing w:before="100" w:beforeAutospacing="1" w:after="100" w:afterAutospacing="1" w:line="240" w:lineRule="auto"/>
-        <w:rPr>
-          <w:rFonts w:ascii="Times New Roman" w:eastAsia="Times New Roman" w:hAnsi="Times New Roman" w:cs="Times New Roman"/>
-          <w:sz w:val="24"/>
-          <w:szCs w:val="24"/>
-          <w:lang w:eastAsia="en-IN"/>
-        </w:rPr>
-      </w:pPr>
-      <w:r>
-        <w:rPr>
-          <w:rFonts w:ascii="Times New Roman" w:eastAsia="Times New Roman" w:hAnsi="Times New Roman" w:cs="Times New Roman"/>
-          <w:sz w:val="24"/>
-          <w:szCs w:val="24"/>
-          <w:lang w:eastAsia="en-IN"/>
-        </w:rPr>
-        <w:t>│       │   │   ├── repository/</w:t>
-      </w:r>
-    </w:p>
-    <w:p>
-      <w:pPr>
-        <w:spacing w:before="100" w:beforeAutospacing="1" w:after="100" w:afterAutospacing="1" w:line="240" w:lineRule="auto"/>
-        <w:rPr>
-          <w:rFonts w:ascii="Times New Roman" w:eastAsia="Times New Roman" w:hAnsi="Times New Roman" w:cs="Times New Roman"/>
-          <w:sz w:val="24"/>
-          <w:szCs w:val="24"/>
-          <w:lang w:eastAsia="en-IN"/>
-        </w:rPr>
-      </w:pPr>
-      <w:r>
-        <w:rPr>
-          <w:rFonts w:ascii="Times New Roman" w:eastAsia="Times New Roman" w:hAnsi="Times New Roman" w:cs="Times New Roman"/>
-          <w:sz w:val="24"/>
-          <w:szCs w:val="24"/>
-          <w:lang w:eastAsia="en-IN"/>
-        </w:rPr>
-        <w:t>│       │   │   │   └── EventRecordRepository.java</w:t>
-      </w:r>
-    </w:p>
-    <w:p>
-      <w:pPr>
-        <w:spacing w:before="100" w:beforeAutospacing="1" w:after="100" w:afterAutospacing="1" w:line="240" w:lineRule="auto"/>
-        <w:rPr>
-          <w:rFonts w:ascii="Times New Roman" w:eastAsia="Times New Roman" w:hAnsi="Times New Roman" w:cs="Times New Roman"/>
-          <w:sz w:val="24"/>
-          <w:szCs w:val="24"/>
-          <w:lang w:eastAsia="en-IN"/>
-        </w:rPr>
-      </w:pPr>
-      <w:r>
-        <w:rPr>
-          <w:rFonts w:ascii="Times New Roman" w:eastAsia="Times New Roman" w:hAnsi="Times New Roman" w:cs="Times New Roman"/>
-          <w:sz w:val="24"/>
-          <w:szCs w:val="24"/>
-          <w:lang w:eastAsia="en-IN"/>
-        </w:rPr>
-        <w:t>│       │   │   ├── domain/</w:t>
-      </w:r>
-    </w:p>
-    <w:p>
-      <w:pPr>
-        <w:spacing w:before="100" w:beforeAutospacing="1" w:after="100" w:afterAutospacing="1" w:line="240" w:lineRule="auto"/>
-        <w:rPr>
-          <w:rFonts w:ascii="Times New Roman" w:eastAsia="Times New Roman" w:hAnsi="Times New Roman" w:cs="Times New Roman"/>
-          <w:sz w:val="24"/>
-          <w:szCs w:val="24"/>
-          <w:lang w:eastAsia="en-IN"/>
-        </w:rPr>
-      </w:pPr>
-      <w:r>
-        <w:rPr>
-          <w:rFonts w:ascii="Times New Roman" w:eastAsia="Times New Roman" w:hAnsi="Times New Roman" w:cs="Times New Roman"/>
-          <w:sz w:val="24"/>
-          <w:szCs w:val="24"/>
-          <w:lang w:eastAsia="en-IN"/>
-        </w:rPr>
-        <w:t>│       │   │   │   ├── EventRecord.java</w:t>
-      </w:r>
-    </w:p>
-    <w:p>
-      <w:pPr>
-        <w:spacing w:before="100" w:beforeAutospacing="1" w:after="100" w:afterAutospacing="1" w:line="240" w:lineRule="auto"/>
-        <w:rPr>
-          <w:rFonts w:ascii="Times New Roman" w:eastAsia="Times New Roman" w:hAnsi="Times New Roman" w:cs="Times New Roman"/>
-          <w:sz w:val="24"/>
-          <w:szCs w:val="24"/>
-          <w:lang w:eastAsia="en-IN"/>
-        </w:rPr>
-      </w:pPr>
-      <w:r>
-        <w:rPr>
-          <w:rFonts w:ascii="Times New Roman" w:eastAsia="Times New Roman" w:hAnsi="Times New Roman" w:cs="Times New Roman"/>
-          <w:sz w:val="24"/>
-          <w:szCs w:val="24"/>
-          <w:lang w:eastAsia="en-IN"/>
-        </w:rPr>
-        <w:t>│       │   │   │   └── EventStatus.java</w:t>
-      </w:r>
-    </w:p>
-    <w:p>
-      <w:pPr>
-        <w:spacing w:before="100" w:beforeAutospacing="1" w:after="100" w:afterAutospacing="1" w:line="240" w:lineRule="auto"/>
-        <w:rPr>
-          <w:rFonts w:ascii="Times New Roman" w:eastAsia="Times New Roman" w:hAnsi="Times New Roman" w:cs="Times New Roman"/>
-          <w:sz w:val="24"/>
-          <w:szCs w:val="24"/>
-          <w:lang w:eastAsia="en-IN"/>
-        </w:rPr>
-      </w:pPr>
-      <w:r>
-        <w:rPr>
-          <w:rFonts w:ascii="Times New Roman" w:eastAsia="Times New Roman" w:hAnsi="Times New Roman" w:cs="Times New Roman"/>
-          <w:sz w:val="24"/>
-          <w:szCs w:val="24"/>
-          <w:lang w:eastAsia="en-IN"/>
-        </w:rPr>
-        <w:t xml:space="preserve">│       │   │   ├── </w:t>
-      </w:r>
-      <w:proofErr w:type="spellStart"/>
-      <w:r>
-        <w:rPr>
-          <w:rFonts w:ascii="Times New Roman" w:eastAsia="Times New Roman" w:hAnsi="Times New Roman" w:cs="Times New Roman"/>
-          <w:sz w:val="24"/>
-          <w:szCs w:val="24"/>
-          <w:lang w:eastAsia="en-IN"/>
-        </w:rPr>
-        <w:t>dto</w:t>
-      </w:r>
-      <w:proofErr w:type="spellEnd"/>
-      <w:r>
-        <w:rPr>
-          <w:rFonts w:ascii="Times New Roman" w:eastAsia="Times New Roman" w:hAnsi="Times New Roman" w:cs="Times New Roman"/>
-          <w:sz w:val="24"/>
-          <w:szCs w:val="24"/>
-          <w:lang w:eastAsia="en-IN"/>
-        </w:rPr>
-        <w:t>/</w:t>
-      </w:r>
-    </w:p>
-    <w:p>
-      <w:pPr>
-        <w:spacing w:before="100" w:beforeAutospacing="1" w:after="100" w:afterAutospacing="1" w:line="240" w:lineRule="auto"/>
-        <w:rPr>
-          <w:rFonts w:ascii="Times New Roman" w:eastAsia="Times New Roman" w:hAnsi="Times New Roman" w:cs="Times New Roman"/>
-          <w:sz w:val="24"/>
-          <w:szCs w:val="24"/>
-          <w:lang w:eastAsia="en-IN"/>
-        </w:rPr>
-      </w:pPr>
-      <w:r>
-        <w:rPr>
-          <w:rFonts w:ascii="Times New Roman" w:eastAsia="Times New Roman" w:hAnsi="Times New Roman" w:cs="Times New Roman"/>
-          <w:sz w:val="24"/>
-          <w:szCs w:val="24"/>
-          <w:lang w:eastAsia="en-IN"/>
-        </w:rPr>
-        <w:t>│       │   │   │   ├── request/</w:t>
-      </w:r>
-    </w:p>
-    <w:p>
-      <w:pPr>
-        <w:spacing w:before="100" w:beforeAutospacing="1" w:after="100" w:afterAutospacing="1" w:line="240" w:lineRule="auto"/>
-        <w:rPr>
-          <w:rFonts w:ascii="Times New Roman" w:eastAsia="Times New Roman" w:hAnsi="Times New Roman" w:cs="Times New Roman"/>
-          <w:sz w:val="24"/>
-          <w:szCs w:val="24"/>
-          <w:lang w:eastAsia="en-IN"/>
-        </w:rPr>
-      </w:pPr>
-      <w:r>
-        <w:rPr>
-          <w:rFonts w:ascii="Times New Roman" w:eastAsia="Times New Roman" w:hAnsi="Times New Roman" w:cs="Times New Roman"/>
-          <w:sz w:val="24"/>
-          <w:szCs w:val="24"/>
-          <w:lang w:eastAsia="en-IN"/>
-        </w:rPr>
-        <w:lastRenderedPageBreak/>
-        <w:t>│       │   │   │   │   └── EventSubmissionRequest.java</w:t>
-      </w:r>
-    </w:p>
-    <w:p>
-      <w:pPr>
-        <w:spacing w:before="100" w:beforeAutospacing="1" w:after="100" w:afterAutospacing="1" w:line="240" w:lineRule="auto"/>
-        <w:rPr>
-          <w:rFonts w:ascii="Times New Roman" w:eastAsia="Times New Roman" w:hAnsi="Times New Roman" w:cs="Times New Roman"/>
-          <w:sz w:val="24"/>
-          <w:szCs w:val="24"/>
-          <w:lang w:eastAsia="en-IN"/>
-        </w:rPr>
-      </w:pPr>
-      <w:r>
-        <w:rPr>
-          <w:rFonts w:ascii="Times New Roman" w:eastAsia="Times New Roman" w:hAnsi="Times New Roman" w:cs="Times New Roman"/>
-          <w:sz w:val="24"/>
-          <w:szCs w:val="24"/>
-          <w:lang w:eastAsia="en-IN"/>
-        </w:rPr>
-        <w:t>│       │   │   │   ├── response/</w:t>
-      </w:r>
-    </w:p>
-    <w:p>
-      <w:pPr>
-        <w:spacing w:before="100" w:beforeAutospacing="1" w:after="100" w:afterAutospacing="1" w:line="240" w:lineRule="auto"/>
-        <w:rPr>
-          <w:rFonts w:ascii="Times New Roman" w:eastAsia="Times New Roman" w:hAnsi="Times New Roman" w:cs="Times New Roman"/>
-          <w:sz w:val="24"/>
-          <w:szCs w:val="24"/>
-          <w:lang w:eastAsia="en-IN"/>
-        </w:rPr>
-      </w:pPr>
-      <w:r>
-        <w:rPr>
-          <w:rFonts w:ascii="Times New Roman" w:eastAsia="Times New Roman" w:hAnsi="Times New Roman" w:cs="Times New Roman"/>
-          <w:sz w:val="24"/>
-          <w:szCs w:val="24"/>
-          <w:lang w:eastAsia="en-IN"/>
-        </w:rPr>
-        <w:t>│       │   │   │   │   ├── EventResponse.java</w:t>
-      </w:r>
-    </w:p>
-    <w:p>
-      <w:pPr>
-        <w:spacing w:before="100" w:beforeAutospacing="1" w:after="100" w:afterAutospacing="1" w:line="240" w:lineRule="auto"/>
-        <w:rPr>
-          <w:rFonts w:ascii="Times New Roman" w:eastAsia="Times New Roman" w:hAnsi="Times New Roman" w:cs="Times New Roman"/>
-          <w:sz w:val="24"/>
-          <w:szCs w:val="24"/>
-          <w:lang w:eastAsia="en-IN"/>
-        </w:rPr>
-      </w:pPr>
-      <w:r>
-        <w:rPr>
-          <w:rFonts w:ascii="Times New Roman" w:eastAsia="Times New Roman" w:hAnsi="Times New Roman" w:cs="Times New Roman"/>
-          <w:sz w:val="24"/>
-          <w:szCs w:val="24"/>
-          <w:lang w:eastAsia="en-IN"/>
-        </w:rPr>
-        <w:t>│       │   │   │   │   └── ErrorResponse.java</w:t>
-      </w:r>
-    </w:p>
-    <w:p>
-      <w:pPr>
-        <w:spacing w:before="100" w:beforeAutospacing="1" w:after="100" w:afterAutospacing="1" w:line="240" w:lineRule="auto"/>
-        <w:rPr>
-          <w:rFonts w:ascii="Times New Roman" w:eastAsia="Times New Roman" w:hAnsi="Times New Roman" w:cs="Times New Roman"/>
-          <w:sz w:val="24"/>
-          <w:szCs w:val="24"/>
-          <w:lang w:eastAsia="en-IN"/>
-        </w:rPr>
-      </w:pPr>
-      <w:r>
-        <w:rPr>
-          <w:rFonts w:ascii="Times New Roman" w:eastAsia="Times New Roman" w:hAnsi="Times New Roman" w:cs="Times New Roman"/>
-          <w:sz w:val="24"/>
-          <w:szCs w:val="24"/>
-          <w:lang w:eastAsia="en-IN"/>
-        </w:rPr>
-        <w:t>│       │   │   │   └── internal/</w:t>
-      </w:r>
-    </w:p>
-    <w:p>
-      <w:pPr>
-        <w:spacing w:before="100" w:beforeAutospacing="1" w:after="100" w:afterAutospacing="1" w:line="240" w:lineRule="auto"/>
-        <w:rPr>
-          <w:rFonts w:ascii="Times New Roman" w:eastAsia="Times New Roman" w:hAnsi="Times New Roman" w:cs="Times New Roman"/>
-          <w:sz w:val="24"/>
-          <w:szCs w:val="24"/>
-          <w:lang w:eastAsia="en-IN"/>
-        </w:rPr>
-      </w:pPr>
-      <w:r>
-        <w:rPr>
-          <w:rFonts w:ascii="Times New Roman" w:eastAsia="Times New Roman" w:hAnsi="Times New Roman" w:cs="Times New Roman"/>
-          <w:sz w:val="24"/>
-          <w:szCs w:val="24"/>
-          <w:lang w:eastAsia="en-IN"/>
-        </w:rPr>
-        <w:t>│       │   │   │       ├── ApplyTransactionRequest.java</w:t>
-      </w:r>
-    </w:p>
-    <w:p>
-      <w:pPr>
-        <w:spacing w:before="100" w:beforeAutospacing="1" w:after="100" w:afterAutospacing="1" w:line="240" w:lineRule="auto"/>
-        <w:rPr>
-          <w:rFonts w:ascii="Times New Roman" w:eastAsia="Times New Roman" w:hAnsi="Times New Roman" w:cs="Times New Roman"/>
-          <w:sz w:val="24"/>
-          <w:szCs w:val="24"/>
-          <w:lang w:eastAsia="en-IN"/>
-        </w:rPr>
-      </w:pPr>
-      <w:r>
-        <w:rPr>
-          <w:rFonts w:ascii="Times New Roman" w:eastAsia="Times New Roman" w:hAnsi="Times New Roman" w:cs="Times New Roman"/>
-          <w:sz w:val="24"/>
-          <w:szCs w:val="24"/>
-          <w:lang w:eastAsia="en-IN"/>
-        </w:rPr>
-        <w:t>│       │   │   │       └── ApplyTransactionResponse.java</w:t>
-      </w:r>
-    </w:p>
-    <w:p>
-      <w:pPr>
-        <w:spacing w:before="100" w:beforeAutospacing="1" w:after="100" w:afterAutospacing="1" w:line="240" w:lineRule="auto"/>
-        <w:rPr>
-          <w:rFonts w:ascii="Times New Roman" w:eastAsia="Times New Roman" w:hAnsi="Times New Roman" w:cs="Times New Roman"/>
-          <w:sz w:val="24"/>
-          <w:szCs w:val="24"/>
-          <w:lang w:eastAsia="en-IN"/>
-        </w:rPr>
-      </w:pPr>
-      <w:r>
-        <w:rPr>
-          <w:rFonts w:ascii="Times New Roman" w:eastAsia="Times New Roman" w:hAnsi="Times New Roman" w:cs="Times New Roman"/>
-          <w:sz w:val="24"/>
-          <w:szCs w:val="24"/>
-          <w:lang w:eastAsia="en-IN"/>
-        </w:rPr>
-        <w:t>│       │   │   ├── exception/</w:t>
-      </w:r>
-    </w:p>
-    <w:p>
-      <w:pPr>
-        <w:spacing w:before="100" w:beforeAutospacing="1" w:after="100" w:afterAutospacing="1" w:line="240" w:lineRule="auto"/>
-        <w:rPr>
-          <w:rFonts w:ascii="Times New Roman" w:eastAsia="Times New Roman" w:hAnsi="Times New Roman" w:cs="Times New Roman"/>
-          <w:sz w:val="24"/>
-          <w:szCs w:val="24"/>
-          <w:lang w:eastAsia="en-IN"/>
-        </w:rPr>
-      </w:pPr>
-      <w:r>
-        <w:rPr>
-          <w:rFonts w:ascii="Times New Roman" w:eastAsia="Times New Roman" w:hAnsi="Times New Roman" w:cs="Times New Roman"/>
-          <w:sz w:val="24"/>
-          <w:szCs w:val="24"/>
-          <w:lang w:eastAsia="en-IN"/>
-        </w:rPr>
-        <w:t>│       │   │   │   ├── GlobalExceptionHandler.java</w:t>
-      </w:r>
-    </w:p>
-    <w:p>
-      <w:pPr>
-        <w:spacing w:before="100" w:beforeAutospacing="1" w:after="100" w:afterAutospacing="1" w:line="240" w:lineRule="auto"/>
-        <w:rPr>
-          <w:rFonts w:ascii="Times New Roman" w:eastAsia="Times New Roman" w:hAnsi="Times New Roman" w:cs="Times New Roman"/>
-          <w:sz w:val="24"/>
-          <w:szCs w:val="24"/>
-          <w:lang w:eastAsia="en-IN"/>
-        </w:rPr>
-      </w:pPr>
-      <w:r>
-        <w:rPr>
-          <w:rFonts w:ascii="Times New Roman" w:eastAsia="Times New Roman" w:hAnsi="Times New Roman" w:cs="Times New Roman"/>
-          <w:sz w:val="24"/>
-          <w:szCs w:val="24"/>
-          <w:lang w:eastAsia="en-IN"/>
-        </w:rPr>
-        <w:t>│       │   │   │   ├── ValidationException.java</w:t>
-      </w:r>
-    </w:p>
-    <w:p>
-      <w:pPr>
-        <w:spacing w:before="100" w:beforeAutospacing="1" w:after="100" w:afterAutospacing="1" w:line="240" w:lineRule="auto"/>
-        <w:rPr>
-          <w:rFonts w:ascii="Times New Roman" w:eastAsia="Times New Roman" w:hAnsi="Times New Roman" w:cs="Times New Roman"/>
-          <w:sz w:val="24"/>
-          <w:szCs w:val="24"/>
-          <w:lang w:eastAsia="en-IN"/>
-        </w:rPr>
-      </w:pPr>
-      <w:r>
-        <w:rPr>
-          <w:rFonts w:ascii="Times New Roman" w:eastAsia="Times New Roman" w:hAnsi="Times New Roman" w:cs="Times New Roman"/>
-          <w:sz w:val="24"/>
-          <w:szCs w:val="24"/>
-          <w:lang w:eastAsia="en-IN"/>
-        </w:rPr>
-        <w:t>│       │   │   │   ├── DuplicateEventException.java</w:t>
-      </w:r>
-    </w:p>
-    <w:p>
-      <w:pPr>
-        <w:spacing w:before="100" w:beforeAutospacing="1" w:after="100" w:afterAutospacing="1" w:line="240" w:lineRule="auto"/>
-        <w:rPr>
-          <w:rFonts w:ascii="Times New Roman" w:eastAsia="Times New Roman" w:hAnsi="Times New Roman" w:cs="Times New Roman"/>
-          <w:sz w:val="24"/>
-          <w:szCs w:val="24"/>
-          <w:lang w:eastAsia="en-IN"/>
-        </w:rPr>
-      </w:pPr>
-      <w:r>
-        <w:rPr>
-          <w:rFonts w:ascii="Times New Roman" w:eastAsia="Times New Roman" w:hAnsi="Times New Roman" w:cs="Times New Roman"/>
-          <w:sz w:val="24"/>
-          <w:szCs w:val="24"/>
-          <w:lang w:eastAsia="en-IN"/>
-        </w:rPr>
-        <w:t>│       │   │   │   └── AccountServiceUnavailableException.java</w:t>
-      </w:r>
-    </w:p>
-    <w:p>
-      <w:pPr>
-        <w:spacing w:before="100" w:beforeAutospacing="1" w:after="100" w:afterAutospacing="1" w:line="240" w:lineRule="auto"/>
-        <w:rPr>
-          <w:rFonts w:ascii="Times New Roman" w:eastAsia="Times New Roman" w:hAnsi="Times New Roman" w:cs="Times New Roman"/>
-          <w:sz w:val="24"/>
-          <w:szCs w:val="24"/>
-          <w:lang w:eastAsia="en-IN"/>
-        </w:rPr>
-      </w:pPr>
-      <w:r>
-        <w:rPr>
-          <w:rFonts w:ascii="Times New Roman" w:eastAsia="Times New Roman" w:hAnsi="Times New Roman" w:cs="Times New Roman"/>
-          <w:sz w:val="24"/>
-          <w:szCs w:val="24"/>
-          <w:lang w:eastAsia="en-IN"/>
-        </w:rPr>
-        <w:t>│       │   │   ├── tracing/</w:t>
-      </w:r>
-    </w:p>
-    <w:p>
-      <w:pPr>
-        <w:spacing w:before="100" w:beforeAutospacing="1" w:after="100" w:afterAutospacing="1" w:line="240" w:lineRule="auto"/>
-        <w:rPr>
-          <w:rFonts w:ascii="Times New Roman" w:eastAsia="Times New Roman" w:hAnsi="Times New Roman" w:cs="Times New Roman"/>
-          <w:sz w:val="24"/>
-          <w:szCs w:val="24"/>
-          <w:lang w:eastAsia="en-IN"/>
-        </w:rPr>
-      </w:pPr>
-      <w:r>
-        <w:rPr>
-          <w:rFonts w:ascii="Times New Roman" w:eastAsia="Times New Roman" w:hAnsi="Times New Roman" w:cs="Times New Roman"/>
-          <w:sz w:val="24"/>
-          <w:szCs w:val="24"/>
-          <w:lang w:eastAsia="en-IN"/>
-        </w:rPr>
-        <w:t>│       │   │   │   ├── TraceIdFilter.java</w:t>
-      </w:r>
-    </w:p>
-    <w:p>
-      <w:pPr>
-        <w:spacing w:before="100" w:beforeAutospacing="1" w:after="100" w:afterAutospacing="1" w:line="240" w:lineRule="auto"/>
-        <w:rPr>
-          <w:rFonts w:ascii="Times New Roman" w:eastAsia="Times New Roman" w:hAnsi="Times New Roman" w:cs="Times New Roman"/>
-          <w:sz w:val="24"/>
-          <w:szCs w:val="24"/>
-          <w:lang w:eastAsia="en-IN"/>
-        </w:rPr>
-      </w:pPr>
-      <w:r>
-        <w:rPr>
-          <w:rFonts w:ascii="Times New Roman" w:eastAsia="Times New Roman" w:hAnsi="Times New Roman" w:cs="Times New Roman"/>
-          <w:sz w:val="24"/>
-          <w:szCs w:val="24"/>
-          <w:lang w:eastAsia="en-IN"/>
-        </w:rPr>
-        <w:t>│       │   │   │   └── TraceContext.java</w:t>
-      </w:r>
-    </w:p>
-    <w:p>
-      <w:pPr>
-        <w:spacing w:before="100" w:beforeAutospacing="1" w:after="100" w:afterAutospacing="1" w:line="240" w:lineRule="auto"/>
-        <w:rPr>
-          <w:rFonts w:ascii="Times New Roman" w:eastAsia="Times New Roman" w:hAnsi="Times New Roman" w:cs="Times New Roman"/>
-          <w:sz w:val="24"/>
-          <w:szCs w:val="24"/>
-          <w:lang w:eastAsia="en-IN"/>
-        </w:rPr>
-      </w:pPr>
-      <w:r>
-        <w:rPr>
-          <w:rFonts w:ascii="Times New Roman" w:eastAsia="Times New Roman" w:hAnsi="Times New Roman" w:cs="Times New Roman"/>
-          <w:sz w:val="24"/>
-          <w:szCs w:val="24"/>
-          <w:lang w:eastAsia="en-IN"/>
-        </w:rPr>
-        <w:t>│       │   │   ├── metrics/</w:t>
-      </w:r>
-    </w:p>
-    <w:p>
-      <w:pPr>
-        <w:spacing w:before="100" w:beforeAutospacing="1" w:after="100" w:afterAutospacing="1" w:line="240" w:lineRule="auto"/>
-        <w:rPr>
-          <w:rFonts w:ascii="Times New Roman" w:eastAsia="Times New Roman" w:hAnsi="Times New Roman" w:cs="Times New Roman"/>
-          <w:sz w:val="24"/>
-          <w:szCs w:val="24"/>
-          <w:lang w:eastAsia="en-IN"/>
-        </w:rPr>
-      </w:pPr>
-      <w:r>
-        <w:rPr>
-          <w:rFonts w:ascii="Times New Roman" w:eastAsia="Times New Roman" w:hAnsi="Times New Roman" w:cs="Times New Roman"/>
-          <w:sz w:val="24"/>
-          <w:szCs w:val="24"/>
-          <w:lang w:eastAsia="en-IN"/>
-        </w:rPr>
-        <w:t>│       │   │   │   └── EventMetrics.java</w:t>
-      </w:r>
-    </w:p>
-    <w:p>
-      <w:pPr>
-        <w:spacing w:before="100" w:beforeAutospacing="1" w:after="100" w:afterAutospacing="1" w:line="240" w:lineRule="auto"/>
-        <w:rPr>
-          <w:rFonts w:ascii="Times New Roman" w:eastAsia="Times New Roman" w:hAnsi="Times New Roman" w:cs="Times New Roman"/>
-          <w:sz w:val="24"/>
-          <w:szCs w:val="24"/>
-          <w:lang w:eastAsia="en-IN"/>
-        </w:rPr>
-      </w:pPr>
-      <w:r>
-        <w:rPr>
-          <w:rFonts w:ascii="Times New Roman" w:eastAsia="Times New Roman" w:hAnsi="Times New Roman" w:cs="Times New Roman"/>
-          <w:sz w:val="24"/>
-          <w:szCs w:val="24"/>
-          <w:lang w:eastAsia="en-IN"/>
-        </w:rPr>
-        <w:t>│       │   │   └── config/</w:t>
-      </w:r>
-    </w:p>
-    <w:p>
-      <w:pPr>
-        <w:spacing w:before="100" w:beforeAutospacing="1" w:after="100" w:afterAutospacing="1" w:line="240" w:lineRule="auto"/>
-        <w:rPr>
-          <w:rFonts w:ascii="Times New Roman" w:eastAsia="Times New Roman" w:hAnsi="Times New Roman" w:cs="Times New Roman"/>
-          <w:sz w:val="24"/>
-          <w:szCs w:val="24"/>
-          <w:lang w:eastAsia="en-IN"/>
-        </w:rPr>
-      </w:pPr>
-      <w:r>
-        <w:rPr>
-          <w:rFonts w:ascii="Times New Roman" w:eastAsia="Times New Roman" w:hAnsi="Times New Roman" w:cs="Times New Roman"/>
-          <w:sz w:val="24"/>
-          <w:szCs w:val="24"/>
-          <w:lang w:eastAsia="en-IN"/>
-        </w:rPr>
-        <w:t>│       │   │       ├── ResilienceConfig.java</w:t>
-      </w:r>
-    </w:p>
-    <w:p>
-      <w:pPr>
-        <w:spacing w:before="100" w:beforeAutospacing="1" w:after="100" w:afterAutospacing="1" w:line="240" w:lineRule="auto"/>
-        <w:rPr>
-          <w:rFonts w:ascii="Times New Roman" w:eastAsia="Times New Roman" w:hAnsi="Times New Roman" w:cs="Times New Roman"/>
-          <w:sz w:val="24"/>
-          <w:szCs w:val="24"/>
-          <w:lang w:eastAsia="en-IN"/>
-        </w:rPr>
-      </w:pPr>
-      <w:r>
-        <w:rPr>
-          <w:rFonts w:ascii="Times New Roman" w:eastAsia="Times New Roman" w:hAnsi="Times New Roman" w:cs="Times New Roman"/>
-          <w:sz w:val="24"/>
-          <w:szCs w:val="24"/>
-          <w:lang w:eastAsia="en-IN"/>
-        </w:rPr>
-        <w:t>│       │   │       ├── OpenTelemetryConfig.java</w:t>
-      </w:r>
-    </w:p>
-    <w:p>
-      <w:pPr>
-        <w:spacing w:before="100" w:beforeAutospacing="1" w:after="100" w:afterAutospacing="1" w:line="240" w:lineRule="auto"/>
-        <w:rPr>
-          <w:rFonts w:ascii="Times New Roman" w:eastAsia="Times New Roman" w:hAnsi="Times New Roman" w:cs="Times New Roman"/>
-          <w:sz w:val="24"/>
-          <w:szCs w:val="24"/>
-          <w:lang w:eastAsia="en-IN"/>
-        </w:rPr>
-      </w:pPr>
-      <w:r>
-        <w:rPr>
-          <w:rFonts w:ascii="Times New Roman" w:eastAsia="Times New Roman" w:hAnsi="Times New Roman" w:cs="Times New Roman"/>
-          <w:sz w:val="24"/>
-          <w:szCs w:val="24"/>
-          <w:lang w:eastAsia="en-IN"/>
-        </w:rPr>
-        <w:t>│       │   │       └── RestClientConfig.java</w:t>
-      </w:r>
-    </w:p>
-    <w:p>
-      <w:pPr>
-        <w:spacing w:before="100" w:beforeAutospacing="1" w:after="100" w:afterAutospacing="1" w:line="240" w:lineRule="auto"/>
-        <w:rPr>
-          <w:rFonts w:ascii="Times New Roman" w:eastAsia="Times New Roman" w:hAnsi="Times New Roman" w:cs="Times New Roman"/>
-          <w:sz w:val="24"/>
-          <w:szCs w:val="24"/>
-          <w:lang w:eastAsia="en-IN"/>
-        </w:rPr>
-      </w:pPr>
-      <w:r>
-        <w:rPr>
-          <w:rFonts w:ascii="Times New Roman" w:eastAsia="Times New Roman" w:hAnsi="Times New Roman" w:cs="Times New Roman"/>
-          <w:sz w:val="24"/>
-          <w:szCs w:val="24"/>
-          <w:lang w:eastAsia="en-IN"/>
-        </w:rPr>
-        <w:t>│       │   └── resources/</w:t>
-      </w:r>
-    </w:p>
-    <w:p>
-      <w:pPr>
-        <w:spacing w:before="100" w:beforeAutospacing="1" w:after="100" w:afterAutospacing="1" w:line="240" w:lineRule="auto"/>
-        <w:rPr>
-          <w:rFonts w:ascii="Times New Roman" w:eastAsia="Times New Roman" w:hAnsi="Times New Roman" w:cs="Times New Roman"/>
-          <w:sz w:val="24"/>
-          <w:szCs w:val="24"/>
-          <w:lang w:eastAsia="en-IN"/>
-        </w:rPr>
-      </w:pPr>
-      <w:r>
-        <w:rPr>
-          <w:rFonts w:ascii="Times New Roman" w:eastAsia="Times New Roman" w:hAnsi="Times New Roman" w:cs="Times New Roman"/>
-          <w:sz w:val="24"/>
-          <w:szCs w:val="24"/>
-          <w:lang w:eastAsia="en-IN"/>
-        </w:rPr>
-        <w:t xml:space="preserve">│       │       ├── </w:t>
-      </w:r>
-      <w:proofErr w:type="spellStart"/>
-      <w:r>
-        <w:rPr>
-          <w:rFonts w:ascii="Times New Roman" w:eastAsia="Times New Roman" w:hAnsi="Times New Roman" w:cs="Times New Roman"/>
-          <w:sz w:val="24"/>
-          <w:szCs w:val="24"/>
-          <w:lang w:eastAsia="en-IN"/>
-        </w:rPr>
-        <w:t>application.yml</w:t>
-      </w:r>
-      <w:proofErr w:type="spellEnd"/>
-    </w:p>
-    <w:p>
-      <w:pPr>
-        <w:spacing w:before="100" w:beforeAutospacing="1" w:after="100" w:afterAutospacing="1" w:line="240" w:lineRule="auto"/>
-        <w:rPr>
-          <w:rFonts w:ascii="Times New Roman" w:eastAsia="Times New Roman" w:hAnsi="Times New Roman" w:cs="Times New Roman"/>
-          <w:sz w:val="24"/>
-          <w:szCs w:val="24"/>
-          <w:lang w:eastAsia="en-IN"/>
-        </w:rPr>
-      </w:pPr>
-      <w:r>
-        <w:rPr>
-          <w:rFonts w:ascii="Times New Roman" w:eastAsia="Times New Roman" w:hAnsi="Times New Roman" w:cs="Times New Roman"/>
-          <w:sz w:val="24"/>
-          <w:szCs w:val="24"/>
-          <w:lang w:eastAsia="en-IN"/>
-        </w:rPr>
-        <w:t>│       │       ├── application-</w:t>
-      </w:r>
-      <w:proofErr w:type="spellStart"/>
-      <w:r>
-        <w:rPr>
-          <w:rFonts w:ascii="Times New Roman" w:eastAsia="Times New Roman" w:hAnsi="Times New Roman" w:cs="Times New Roman"/>
-          <w:sz w:val="24"/>
-          <w:szCs w:val="24"/>
-          <w:lang w:eastAsia="en-IN"/>
-        </w:rPr>
-        <w:t>docker.yml</w:t>
-      </w:r>
-      <w:proofErr w:type="spellEnd"/>
-    </w:p>
-    <w:p>
-      <w:pPr>
-        <w:spacing w:before="100" w:beforeAutospacing="1" w:after="100" w:afterAutospacing="1" w:line="240" w:lineRule="auto"/>
-        <w:rPr>
-          <w:rFonts w:ascii="Times New Roman" w:eastAsia="Times New Roman" w:hAnsi="Times New Roman" w:cs="Times New Roman"/>
-          <w:sz w:val="24"/>
-          <w:szCs w:val="24"/>
-          <w:lang w:eastAsia="en-IN"/>
-        </w:rPr>
-      </w:pPr>
-      <w:r>
-        <w:rPr>
-          <w:rFonts w:ascii="Times New Roman" w:eastAsia="Times New Roman" w:hAnsi="Times New Roman" w:cs="Times New Roman"/>
-          <w:sz w:val="24"/>
-          <w:szCs w:val="24"/>
-          <w:lang w:eastAsia="en-IN"/>
-        </w:rPr>
-        <w:t>│       │       └── logback-spring.xml           # JSON structured logging config</w:t>
-      </w:r>
-    </w:p>
-    <w:p>
-      <w:pPr>
-        <w:spacing w:before="100" w:beforeAutospacing="1" w:after="100" w:afterAutospacing="1" w:line="240" w:lineRule="auto"/>
-        <w:rPr>
-          <w:rFonts w:ascii="Times New Roman" w:eastAsia="Times New Roman" w:hAnsi="Times New Roman" w:cs="Times New Roman"/>
-          <w:sz w:val="24"/>
-          <w:szCs w:val="24"/>
-          <w:lang w:eastAsia="en-IN"/>
-        </w:rPr>
-      </w:pPr>
-      <w:r>
-        <w:rPr>
-          <w:rFonts w:ascii="Times New Roman" w:eastAsia="Times New Roman" w:hAnsi="Times New Roman" w:cs="Times New Roman"/>
-          <w:sz w:val="24"/>
-          <w:szCs w:val="24"/>
-          <w:lang w:eastAsia="en-IN"/>
-        </w:rPr>
-        <w:lastRenderedPageBreak/>
-        <w:t>│       └── test/</w:t>
-      </w:r>
-    </w:p>
-    <w:p>
-      <w:pPr>
-        <w:spacing w:before="100" w:beforeAutospacing="1" w:after="100" w:afterAutospacing="1" w:line="240" w:lineRule="auto"/>
-        <w:rPr>
-          <w:rFonts w:ascii="Times New Roman" w:eastAsia="Times New Roman" w:hAnsi="Times New Roman" w:cs="Times New Roman"/>
-          <w:sz w:val="24"/>
-          <w:szCs w:val="24"/>
-          <w:lang w:eastAsia="en-IN"/>
-        </w:rPr>
-      </w:pPr>
-      <w:r>
-        <w:rPr>
-          <w:rFonts w:ascii="Times New Roman" w:eastAsia="Times New Roman" w:hAnsi="Times New Roman" w:cs="Times New Roman"/>
-          <w:sz w:val="24"/>
-          <w:szCs w:val="24"/>
-          <w:lang w:eastAsia="en-IN"/>
-        </w:rPr>
-        <w:t>│           ├── java/com/</w:t>
-      </w:r>
-      <w:proofErr w:type="spellStart"/>
-      <w:r>
-        <w:rPr>
-          <w:rFonts w:ascii="Times New Roman" w:eastAsia="Times New Roman" w:hAnsi="Times New Roman" w:cs="Times New Roman"/>
-          <w:sz w:val="24"/>
-          <w:szCs w:val="24"/>
-          <w:lang w:eastAsia="en-IN"/>
-        </w:rPr>
-        <w:t>eventledger</w:t>
-      </w:r>
-      <w:proofErr w:type="spellEnd"/>
-      <w:r>
-        <w:rPr>
-          <w:rFonts w:ascii="Times New Roman" w:eastAsia="Times New Roman" w:hAnsi="Times New Roman" w:cs="Times New Roman"/>
-          <w:sz w:val="24"/>
-          <w:szCs w:val="24"/>
-          <w:lang w:eastAsia="en-IN"/>
-        </w:rPr>
-        <w:t>/gateway/</w:t>
-      </w:r>
-    </w:p>
-    <w:p>
-      <w:pPr>
-        <w:spacing w:before="100" w:beforeAutospacing="1" w:after="100" w:afterAutospacing="1" w:line="240" w:lineRule="auto"/>
-        <w:rPr>
-          <w:rFonts w:ascii="Times New Roman" w:eastAsia="Times New Roman" w:hAnsi="Times New Roman" w:cs="Times New Roman"/>
-          <w:sz w:val="24"/>
-          <w:szCs w:val="24"/>
-          <w:lang w:eastAsia="en-IN"/>
-        </w:rPr>
-      </w:pPr>
-      <w:r>
-        <w:rPr>
-          <w:rFonts w:ascii="Times New Roman" w:eastAsia="Times New Roman" w:hAnsi="Times New Roman" w:cs="Times New Roman"/>
-          <w:sz w:val="24"/>
-          <w:szCs w:val="24"/>
-          <w:lang w:eastAsia="en-IN"/>
-        </w:rPr>
-        <w:t>│           │   ├── controller/</w:t>
-      </w:r>
-    </w:p>
-    <w:p>
-      <w:pPr>
-        <w:spacing w:before="100" w:beforeAutospacing="1" w:after="100" w:afterAutospacing="1" w:line="240" w:lineRule="auto"/>
-        <w:rPr>
-          <w:rFonts w:ascii="Times New Roman" w:eastAsia="Times New Roman" w:hAnsi="Times New Roman" w:cs="Times New Roman"/>
-          <w:sz w:val="24"/>
-          <w:szCs w:val="24"/>
-          <w:lang w:eastAsia="en-IN"/>
-        </w:rPr>
-      </w:pPr>
-      <w:r>
-        <w:rPr>
-          <w:rFonts w:ascii="Times New Roman" w:eastAsia="Times New Roman" w:hAnsi="Times New Roman" w:cs="Times New Roman"/>
-          <w:sz w:val="24"/>
-          <w:szCs w:val="24"/>
-          <w:lang w:eastAsia="en-IN"/>
-        </w:rPr>
-        <w:t>│           │   │   └── EventControllerTest.java</w:t>
-      </w:r>
-    </w:p>
-    <w:p>
-      <w:pPr>
-        <w:spacing w:before="100" w:beforeAutospacing="1" w:after="100" w:afterAutospacing="1" w:line="240" w:lineRule="auto"/>
-        <w:rPr>
-          <w:rFonts w:ascii="Times New Roman" w:eastAsia="Times New Roman" w:hAnsi="Times New Roman" w:cs="Times New Roman"/>
-          <w:sz w:val="24"/>
-          <w:szCs w:val="24"/>
-          <w:lang w:eastAsia="en-IN"/>
-        </w:rPr>
-      </w:pPr>
-      <w:r>
-        <w:rPr>
-          <w:rFonts w:ascii="Times New Roman" w:eastAsia="Times New Roman" w:hAnsi="Times New Roman" w:cs="Times New Roman"/>
-          <w:sz w:val="24"/>
-          <w:szCs w:val="24"/>
-          <w:lang w:eastAsia="en-IN"/>
-        </w:rPr>
-        <w:t>│           │   ├── service/</w:t>
-      </w:r>
-    </w:p>
-    <w:p>
-      <w:pPr>
-        <w:spacing w:before="100" w:beforeAutospacing="1" w:after="100" w:afterAutospacing="1" w:line="240" w:lineRule="auto"/>
-        <w:rPr>
-          <w:rFonts w:ascii="Times New Roman" w:eastAsia="Times New Roman" w:hAnsi="Times New Roman" w:cs="Times New Roman"/>
-          <w:sz w:val="24"/>
-          <w:szCs w:val="24"/>
-          <w:lang w:eastAsia="en-IN"/>
-        </w:rPr>
-      </w:pPr>
-      <w:r>
-        <w:rPr>
-          <w:rFonts w:ascii="Times New Roman" w:eastAsia="Times New Roman" w:hAnsi="Times New Roman" w:cs="Times New Roman"/>
-          <w:sz w:val="24"/>
-          <w:szCs w:val="24"/>
-          <w:lang w:eastAsia="en-IN"/>
-        </w:rPr>
-        <w:t>│           │   │   └── EventServiceTest.java</w:t>
-      </w:r>
-    </w:p>
-    <w:p>
-      <w:pPr>
-        <w:spacing w:before="100" w:beforeAutospacing="1" w:after="100" w:afterAutospacing="1" w:line="240" w:lineRule="auto"/>
-        <w:rPr>
-          <w:rFonts w:ascii="Times New Roman" w:eastAsia="Times New Roman" w:hAnsi="Times New Roman" w:cs="Times New Roman"/>
-          <w:sz w:val="24"/>
-          <w:szCs w:val="24"/>
-          <w:lang w:eastAsia="en-IN"/>
-        </w:rPr>
-      </w:pPr>
-      <w:r>
-        <w:rPr>
-          <w:rFonts w:ascii="Times New Roman" w:eastAsia="Times New Roman" w:hAnsi="Times New Roman" w:cs="Times New Roman"/>
-          <w:sz w:val="24"/>
-          <w:szCs w:val="24"/>
-          <w:lang w:eastAsia="en-IN"/>
-        </w:rPr>
-        <w:t>│           │   ├── resiliency/</w:t>
-      </w:r>
-    </w:p>
-    <w:p>
-      <w:pPr>
-        <w:spacing w:before="100" w:beforeAutospacing="1" w:after="100" w:afterAutospacing="1" w:line="240" w:lineRule="auto"/>
-        <w:rPr>
-          <w:rFonts w:ascii="Times New Roman" w:eastAsia="Times New Roman" w:hAnsi="Times New Roman" w:cs="Times New Roman"/>
-          <w:sz w:val="24"/>
-          <w:szCs w:val="24"/>
-          <w:lang w:eastAsia="en-IN"/>
-        </w:rPr>
-      </w:pPr>
-      <w:r>
-        <w:rPr>
-          <w:rFonts w:ascii="Times New Roman" w:eastAsia="Times New Roman" w:hAnsi="Times New Roman" w:cs="Times New Roman"/>
-          <w:sz w:val="24"/>
-          <w:szCs w:val="24"/>
-          <w:lang w:eastAsia="en-IN"/>
-        </w:rPr>
-        <w:t>│           │   │   └── CircuitBreakerTest.java</w:t>
-      </w:r>
-    </w:p>
-    <w:p>
-      <w:pPr>
-        <w:spacing w:before="100" w:beforeAutospacing="1" w:after="100" w:afterAutospacing="1" w:line="240" w:lineRule="auto"/>
-        <w:rPr>
-          <w:rFonts w:ascii="Times New Roman" w:eastAsia="Times New Roman" w:hAnsi="Times New Roman" w:cs="Times New Roman"/>
-          <w:sz w:val="24"/>
-          <w:szCs w:val="24"/>
-          <w:lang w:eastAsia="en-IN"/>
-        </w:rPr>
-      </w:pPr>
-      <w:r>
-        <w:rPr>
-          <w:rFonts w:ascii="Times New Roman" w:eastAsia="Times New Roman" w:hAnsi="Times New Roman" w:cs="Times New Roman"/>
-          <w:sz w:val="24"/>
-          <w:szCs w:val="24"/>
-          <w:lang w:eastAsia="en-IN"/>
-        </w:rPr>
-        <w:t>│           │   ├── tracing/</w:t>
-      </w:r>
-    </w:p>
-    <w:p>
-      <w:pPr>
-        <w:spacing w:before="100" w:beforeAutospacing="1" w:after="100" w:afterAutospacing="1" w:line="240" w:lineRule="auto"/>
-        <w:rPr>
-          <w:rFonts w:ascii="Times New Roman" w:eastAsia="Times New Roman" w:hAnsi="Times New Roman" w:cs="Times New Roman"/>
-          <w:sz w:val="24"/>
-          <w:szCs w:val="24"/>
-          <w:lang w:eastAsia="en-IN"/>
-        </w:rPr>
-      </w:pPr>
-      <w:r>
-        <w:rPr>
-          <w:rFonts w:ascii="Times New Roman" w:eastAsia="Times New Roman" w:hAnsi="Times New Roman" w:cs="Times New Roman"/>
-          <w:sz w:val="24"/>
-          <w:szCs w:val="24"/>
-          <w:lang w:eastAsia="en-IN"/>
-        </w:rPr>
-        <w:t>│           │   │   └── TracePropagationTest.java</w:t>
-      </w:r>
-    </w:p>
-    <w:p>
-      <w:pPr>
-        <w:spacing w:before="100" w:beforeAutospacing="1" w:after="100" w:afterAutospacing="1" w:line="240" w:lineRule="auto"/>
-        <w:rPr>
-          <w:rFonts w:ascii="Times New Roman" w:eastAsia="Times New Roman" w:hAnsi="Times New Roman" w:cs="Times New Roman"/>
-          <w:sz w:val="24"/>
-          <w:szCs w:val="24"/>
-          <w:lang w:eastAsia="en-IN"/>
-        </w:rPr>
-      </w:pPr>
-      <w:r>
-        <w:rPr>
-          <w:rFonts w:ascii="Times New Roman" w:eastAsia="Times New Roman" w:hAnsi="Times New Roman" w:cs="Times New Roman"/>
-          <w:sz w:val="24"/>
-          <w:szCs w:val="24"/>
-          <w:lang w:eastAsia="en-IN"/>
-        </w:rPr>
-        <w:t>│           │   └── integration/</w:t>
-      </w:r>
-    </w:p>
-    <w:p>
-      <w:pPr>
-        <w:spacing w:before="100" w:beforeAutospacing="1" w:after="100" w:afterAutospacing="1" w:line="240" w:lineRule="auto"/>
-        <w:rPr>
-          <w:rFonts w:ascii="Times New Roman" w:eastAsia="Times New Roman" w:hAnsi="Times New Roman" w:cs="Times New Roman"/>
-          <w:sz w:val="24"/>
-          <w:szCs w:val="24"/>
-          <w:lang w:eastAsia="en-IN"/>
-        </w:rPr>
-      </w:pPr>
-      <w:r>
-        <w:rPr>
-          <w:rFonts w:ascii="Times New Roman" w:eastAsia="Times New Roman" w:hAnsi="Times New Roman" w:cs="Times New Roman"/>
-          <w:sz w:val="24"/>
-          <w:szCs w:val="24"/>
-          <w:lang w:eastAsia="en-IN"/>
-        </w:rPr>
-        <w:t>│           │       └── GatewayAccountServiceIntegrationTest.java</w:t>
-      </w:r>
-    </w:p>
-    <w:p>
-      <w:pPr>
-        <w:spacing w:before="100" w:beforeAutospacing="1" w:after="100" w:afterAutospacing="1" w:line="240" w:lineRule="auto"/>
-        <w:rPr>
-          <w:rFonts w:ascii="Times New Roman" w:eastAsia="Times New Roman" w:hAnsi="Times New Roman" w:cs="Times New Roman"/>
-          <w:sz w:val="24"/>
-          <w:szCs w:val="24"/>
-          <w:lang w:eastAsia="en-IN"/>
-        </w:rPr>
-      </w:pPr>
-      <w:r>
-        <w:rPr>
-          <w:rFonts w:ascii="Times New Roman" w:eastAsia="Times New Roman" w:hAnsi="Times New Roman" w:cs="Times New Roman"/>
-          <w:sz w:val="24"/>
-          <w:szCs w:val="24"/>
-          <w:lang w:eastAsia="en-IN"/>
-        </w:rPr>
-        <w:t>│           └── resources/</w:t>
-      </w:r>
-    </w:p>
-    <w:p>
-      <w:pPr>
-        <w:spacing w:before="100" w:beforeAutospacing="1" w:after="100" w:afterAutospacing="1" w:line="240" w:lineRule="auto"/>
-        <w:rPr>
-          <w:rFonts w:ascii="Times New Roman" w:eastAsia="Times New Roman" w:hAnsi="Times New Roman" w:cs="Times New Roman"/>
-          <w:sz w:val="24"/>
-          <w:szCs w:val="24"/>
-          <w:lang w:eastAsia="en-IN"/>
-        </w:rPr>
-      </w:pPr>
-      <w:r>
-        <w:rPr>
-          <w:rFonts w:ascii="Times New Roman" w:eastAsia="Times New Roman" w:hAnsi="Times New Roman" w:cs="Times New Roman"/>
-          <w:sz w:val="24"/>
-          <w:szCs w:val="24"/>
-          <w:lang w:eastAsia="en-IN"/>
-        </w:rPr>
-        <w:t>│               └── application-</w:t>
-      </w:r>
-      <w:proofErr w:type="spellStart"/>
-      <w:r>
-        <w:rPr>
-          <w:rFonts w:ascii="Times New Roman" w:eastAsia="Times New Roman" w:hAnsi="Times New Roman" w:cs="Times New Roman"/>
-          <w:sz w:val="24"/>
-          <w:szCs w:val="24"/>
-          <w:lang w:eastAsia="en-IN"/>
-        </w:rPr>
-        <w:t>test.yml</w:t>
-      </w:r>
-      <w:proofErr w:type="spellEnd"/>
-    </w:p>
-    <w:p>
-      <w:pPr>
-        <w:spacing w:before="100" w:beforeAutospacing="1" w:after="100" w:afterAutospacing="1" w:line="240" w:lineRule="auto"/>
-        <w:rPr>
-          <w:rFonts w:ascii="Times New Roman" w:eastAsia="Times New Roman" w:hAnsi="Times New Roman" w:cs="Times New Roman"/>
-          <w:sz w:val="24"/>
-          <w:szCs w:val="24"/>
-          <w:lang w:eastAsia="en-IN"/>
-        </w:rPr>
-      </w:pPr>
-      <w:r>
-        <w:rPr>
-          <w:rFonts w:ascii="Times New Roman" w:eastAsia="Times New Roman" w:hAnsi="Times New Roman" w:cs="Times New Roman"/>
-          <w:sz w:val="24"/>
-          <w:szCs w:val="24"/>
-          <w:lang w:eastAsia="en-IN"/>
-        </w:rPr>
-        <w:t>│</w:t>
-      </w:r>
-    </w:p>
-    <w:p>
-      <w:pPr>
-        <w:spacing w:before="100" w:beforeAutospacing="1" w:after="100" w:afterAutospacing="1" w:line="240" w:lineRule="auto"/>
-        <w:rPr>
-          <w:rFonts w:ascii="Times New Roman" w:eastAsia="Times New Roman" w:hAnsi="Times New Roman" w:cs="Times New Roman"/>
-          <w:sz w:val="24"/>
-          <w:szCs w:val="24"/>
-          <w:lang w:eastAsia="en-IN"/>
-        </w:rPr>
-      </w:pPr>
-      <w:r>
-        <w:rPr>
-          <w:rFonts w:ascii="Times New Roman" w:eastAsia="Times New Roman" w:hAnsi="Times New Roman" w:cs="Times New Roman"/>
-          <w:sz w:val="24"/>
-          <w:szCs w:val="24"/>
-          <w:lang w:eastAsia="en-IN"/>
-        </w:rPr>
-        <w:t>├── account-service/</w:t>
-      </w:r>
-    </w:p>
-    <w:p>
-      <w:pPr>
-        <w:spacing w:before="100" w:beforeAutospacing="1" w:after="100" w:afterAutospacing="1" w:line="240" w:lineRule="auto"/>
-        <w:rPr>
-          <w:rFonts w:ascii="Times New Roman" w:eastAsia="Times New Roman" w:hAnsi="Times New Roman" w:cs="Times New Roman"/>
-          <w:sz w:val="24"/>
-          <w:szCs w:val="24"/>
-          <w:lang w:eastAsia="en-IN"/>
-        </w:rPr>
-      </w:pPr>
-      <w:r>
-        <w:rPr>
-          <w:rFonts w:ascii="Times New Roman" w:eastAsia="Times New Roman" w:hAnsi="Times New Roman" w:cs="Times New Roman"/>
-          <w:sz w:val="24"/>
-          <w:szCs w:val="24"/>
-          <w:lang w:eastAsia="en-IN"/>
-        </w:rPr>
-        <w:t>│   ├── pom.xml</w:t>
-      </w:r>
-    </w:p>
-    <w:p>
-      <w:pPr>
-        <w:spacing w:before="100" w:beforeAutospacing="1" w:after="100" w:afterAutospacing="1" w:line="240" w:lineRule="auto"/>
-        <w:rPr>
-          <w:rFonts w:ascii="Times New Roman" w:eastAsia="Times New Roman" w:hAnsi="Times New Roman" w:cs="Times New Roman"/>
-          <w:sz w:val="24"/>
-          <w:szCs w:val="24"/>
-          <w:lang w:eastAsia="en-IN"/>
-        </w:rPr>
-      </w:pPr>
-      <w:r>
-        <w:rPr>
-          <w:rFonts w:ascii="Times New Roman" w:eastAsia="Times New Roman" w:hAnsi="Times New Roman" w:cs="Times New Roman"/>
-          <w:sz w:val="24"/>
-          <w:szCs w:val="24"/>
-          <w:lang w:eastAsia="en-IN"/>
-        </w:rPr>
-        <w:t xml:space="preserve">│   ├── </w:t>
-      </w:r>
-      <w:proofErr w:type="spellStart"/>
-      <w:r>
-        <w:rPr>
-          <w:rFonts w:ascii="Times New Roman" w:eastAsia="Times New Roman" w:hAnsi="Times New Roman" w:cs="Times New Roman"/>
-          <w:sz w:val="24"/>
-          <w:szCs w:val="24"/>
-          <w:lang w:eastAsia="en-IN"/>
-        </w:rPr>
-        <w:t>Dockerfile</w:t>
-      </w:r>
-      <w:proofErr w:type="spellEnd"/>
-    </w:p>
-    <w:p>
-      <w:pPr>
-        <w:spacing w:before="100" w:beforeAutospacing="1" w:after="100" w:afterAutospacing="1" w:line="240" w:lineRule="auto"/>
-        <w:rPr>
-          <w:rFonts w:ascii="Times New Roman" w:eastAsia="Times New Roman" w:hAnsi="Times New Roman" w:cs="Times New Roman"/>
-          <w:sz w:val="24"/>
-          <w:szCs w:val="24"/>
-          <w:lang w:eastAsia="en-IN"/>
-        </w:rPr>
-      </w:pPr>
-      <w:r>
-        <w:rPr>
-          <w:rFonts w:ascii="Times New Roman" w:eastAsia="Times New Roman" w:hAnsi="Times New Roman" w:cs="Times New Roman"/>
-          <w:sz w:val="24"/>
-          <w:szCs w:val="24"/>
-          <w:lang w:eastAsia="en-IN"/>
-        </w:rPr>
-        <w:t xml:space="preserve">│   └── </w:t>
-      </w:r>
-      <w:proofErr w:type="spellStart"/>
-      <w:r>
-        <w:rPr>
-          <w:rFonts w:ascii="Times New Roman" w:eastAsia="Times New Roman" w:hAnsi="Times New Roman" w:cs="Times New Roman"/>
-          <w:sz w:val="24"/>
-          <w:szCs w:val="24"/>
-          <w:lang w:eastAsia="en-IN"/>
-        </w:rPr>
-        <w:t>src</w:t>
-      </w:r>
-      <w:proofErr w:type="spellEnd"/>
-      <w:r>
-        <w:rPr>
-          <w:rFonts w:ascii="Times New Roman" w:eastAsia="Times New Roman" w:hAnsi="Times New Roman" w:cs="Times New Roman"/>
-          <w:sz w:val="24"/>
-          <w:szCs w:val="24"/>
-          <w:lang w:eastAsia="en-IN"/>
-        </w:rPr>
-        <w:t>/</w:t>
-      </w:r>
-    </w:p>
-    <w:p>
-      <w:pPr>
-        <w:spacing w:before="100" w:beforeAutospacing="1" w:after="100" w:afterAutospacing="1" w:line="240" w:lineRule="auto"/>
-        <w:rPr>
-          <w:rFonts w:ascii="Times New Roman" w:eastAsia="Times New Roman" w:hAnsi="Times New Roman" w:cs="Times New Roman"/>
-          <w:sz w:val="24"/>
-          <w:szCs w:val="24"/>
-          <w:lang w:eastAsia="en-IN"/>
-        </w:rPr>
-      </w:pPr>
-      <w:r>
-        <w:rPr>
-          <w:rFonts w:ascii="Times New Roman" w:eastAsia="Times New Roman" w:hAnsi="Times New Roman" w:cs="Times New Roman"/>
-          <w:sz w:val="24"/>
-          <w:szCs w:val="24"/>
-          <w:lang w:eastAsia="en-IN"/>
-        </w:rPr>
-        <w:t>│       ├── main/</w:t>
-      </w:r>
-    </w:p>
-    <w:p>
-      <w:pPr>
-        <w:spacing w:before="100" w:beforeAutospacing="1" w:after="100" w:afterAutospacing="1" w:line="240" w:lineRule="auto"/>
-        <w:rPr>
-          <w:rFonts w:ascii="Times New Roman" w:eastAsia="Times New Roman" w:hAnsi="Times New Roman" w:cs="Times New Roman"/>
-          <w:sz w:val="24"/>
-          <w:szCs w:val="24"/>
-          <w:lang w:eastAsia="en-IN"/>
-        </w:rPr>
-      </w:pPr>
-      <w:r>
-        <w:rPr>
-          <w:rFonts w:ascii="Times New Roman" w:eastAsia="Times New Roman" w:hAnsi="Times New Roman" w:cs="Times New Roman"/>
-          <w:sz w:val="24"/>
-          <w:szCs w:val="24"/>
-          <w:lang w:eastAsia="en-IN"/>
-        </w:rPr>
-        <w:t>│       │   ├── java/com/</w:t>
-      </w:r>
-      <w:proofErr w:type="spellStart"/>
-      <w:r>
-        <w:rPr>
-          <w:rFonts w:ascii="Times New Roman" w:eastAsia="Times New Roman" w:hAnsi="Times New Roman" w:cs="Times New Roman"/>
-          <w:sz w:val="24"/>
-          <w:szCs w:val="24"/>
-          <w:lang w:eastAsia="en-IN"/>
-        </w:rPr>
-        <w:t>eventledger</w:t>
-      </w:r>
-      <w:proofErr w:type="spellEnd"/>
-      <w:r>
-        <w:rPr>
-          <w:rFonts w:ascii="Times New Roman" w:eastAsia="Times New Roman" w:hAnsi="Times New Roman" w:cs="Times New Roman"/>
-          <w:sz w:val="24"/>
-          <w:szCs w:val="24"/>
-          <w:lang w:eastAsia="en-IN"/>
-        </w:rPr>
-        <w:t>/account/</w:t>
-      </w:r>
-    </w:p>
-    <w:p>
-      <w:pPr>
-        <w:spacing w:before="100" w:beforeAutospacing="1" w:after="100" w:afterAutospacing="1" w:line="240" w:lineRule="auto"/>
-        <w:rPr>
-          <w:rFonts w:ascii="Times New Roman" w:eastAsia="Times New Roman" w:hAnsi="Times New Roman" w:cs="Times New Roman"/>
-          <w:sz w:val="24"/>
-          <w:szCs w:val="24"/>
-          <w:lang w:eastAsia="en-IN"/>
-        </w:rPr>
-      </w:pPr>
-      <w:r>
-        <w:rPr>
-          <w:rFonts w:ascii="Times New Roman" w:eastAsia="Times New Roman" w:hAnsi="Times New Roman" w:cs="Times New Roman"/>
-          <w:sz w:val="24"/>
-          <w:szCs w:val="24"/>
-          <w:lang w:eastAsia="en-IN"/>
-        </w:rPr>
-        <w:t>│       │   │   ├── AccountServiceApplication.java</w:t>
-      </w:r>
-    </w:p>
-    <w:p>
-      <w:pPr>
-        <w:spacing w:before="100" w:beforeAutospacing="1" w:after="100" w:afterAutospacing="1" w:line="240" w:lineRule="auto"/>
-        <w:rPr>
-          <w:rFonts w:ascii="Times New Roman" w:eastAsia="Times New Roman" w:hAnsi="Times New Roman" w:cs="Times New Roman"/>
-          <w:sz w:val="24"/>
-          <w:szCs w:val="24"/>
-          <w:lang w:eastAsia="en-IN"/>
-        </w:rPr>
-      </w:pPr>
-      <w:r>
-        <w:rPr>
-          <w:rFonts w:ascii="Times New Roman" w:eastAsia="Times New Roman" w:hAnsi="Times New Roman" w:cs="Times New Roman"/>
-          <w:sz w:val="24"/>
-          <w:szCs w:val="24"/>
-          <w:lang w:eastAsia="en-IN"/>
-        </w:rPr>
-        <w:t>│       │   │   ├── controller/</w:t>
-      </w:r>
-    </w:p>
-    <w:p>
-      <w:pPr>
-        <w:spacing w:before="100" w:beforeAutospacing="1" w:after="100" w:afterAutospacing="1" w:line="240" w:lineRule="auto"/>
-        <w:rPr>
-          <w:rFonts w:ascii="Times New Roman" w:eastAsia="Times New Roman" w:hAnsi="Times New Roman" w:cs="Times New Roman"/>
-          <w:sz w:val="24"/>
-          <w:szCs w:val="24"/>
-          <w:lang w:eastAsia="en-IN"/>
-        </w:rPr>
-      </w:pPr>
-      <w:r>
-        <w:rPr>
-          <w:rFonts w:ascii="Times New Roman" w:eastAsia="Times New Roman" w:hAnsi="Times New Roman" w:cs="Times New Roman"/>
-          <w:sz w:val="24"/>
-          <w:szCs w:val="24"/>
-          <w:lang w:eastAsia="en-IN"/>
-        </w:rPr>
-        <w:t>│       │   │   │   └── AccountController.java</w:t>
-      </w:r>
-    </w:p>
-    <w:p>
-      <w:pPr>
-        <w:spacing w:before="100" w:beforeAutospacing="1" w:after="100" w:afterAutospacing="1" w:line="240" w:lineRule="auto"/>
-        <w:rPr>
-          <w:rFonts w:ascii="Times New Roman" w:eastAsia="Times New Roman" w:hAnsi="Times New Roman" w:cs="Times New Roman"/>
-          <w:sz w:val="24"/>
-          <w:szCs w:val="24"/>
-          <w:lang w:eastAsia="en-IN"/>
-        </w:rPr>
-      </w:pPr>
-      <w:r>
-        <w:rPr>
-          <w:rFonts w:ascii="Times New Roman" w:eastAsia="Times New Roman" w:hAnsi="Times New Roman" w:cs="Times New Roman"/>
-          <w:sz w:val="24"/>
-          <w:szCs w:val="24"/>
-          <w:lang w:eastAsia="en-IN"/>
-        </w:rPr>
-        <w:t>│       │   │   ├── service/</w:t>
-      </w:r>
-    </w:p>
-    <w:p>
-      <w:pPr>
-        <w:spacing w:before="100" w:beforeAutospacing="1" w:after="100" w:afterAutospacing="1" w:line="240" w:lineRule="auto"/>
-        <w:rPr>
-          <w:rFonts w:ascii="Times New Roman" w:eastAsia="Times New Roman" w:hAnsi="Times New Roman" w:cs="Times New Roman"/>
-          <w:sz w:val="24"/>
-          <w:szCs w:val="24"/>
-          <w:lang w:eastAsia="en-IN"/>
-        </w:rPr>
-      </w:pPr>
-      <w:r>
-        <w:rPr>
-          <w:rFonts w:ascii="Times New Roman" w:eastAsia="Times New Roman" w:hAnsi="Times New Roman" w:cs="Times New Roman"/>
-          <w:sz w:val="24"/>
-          <w:szCs w:val="24"/>
-          <w:lang w:eastAsia="en-IN"/>
-        </w:rPr>
-        <w:lastRenderedPageBreak/>
-        <w:t>│       │   │   │   └── AccountTransactionService.java</w:t>
-      </w:r>
-    </w:p>
-    <w:p>
-      <w:pPr>
-        <w:spacing w:before="100" w:beforeAutospacing="1" w:after="100" w:afterAutospacing="1" w:line="240" w:lineRule="auto"/>
-        <w:rPr>
-          <w:rFonts w:ascii="Times New Roman" w:eastAsia="Times New Roman" w:hAnsi="Times New Roman" w:cs="Times New Roman"/>
-          <w:sz w:val="24"/>
-          <w:szCs w:val="24"/>
-          <w:lang w:eastAsia="en-IN"/>
-        </w:rPr>
-      </w:pPr>
-      <w:r>
-        <w:rPr>
-          <w:rFonts w:ascii="Times New Roman" w:eastAsia="Times New Roman" w:hAnsi="Times New Roman" w:cs="Times New Roman"/>
-          <w:sz w:val="24"/>
-          <w:szCs w:val="24"/>
-          <w:lang w:eastAsia="en-IN"/>
-        </w:rPr>
-        <w:t>│       │   │   ├── repository/</w:t>
-      </w:r>
-    </w:p>
-    <w:p>
-      <w:pPr>
-        <w:spacing w:before="100" w:beforeAutospacing="1" w:after="100" w:afterAutospacing="1" w:line="240" w:lineRule="auto"/>
-        <w:rPr>
-          <w:rFonts w:ascii="Times New Roman" w:eastAsia="Times New Roman" w:hAnsi="Times New Roman" w:cs="Times New Roman"/>
-          <w:sz w:val="24"/>
-          <w:szCs w:val="24"/>
-          <w:lang w:eastAsia="en-IN"/>
-        </w:rPr>
-      </w:pPr>
-      <w:r>
-        <w:rPr>
-          <w:rFonts w:ascii="Times New Roman" w:eastAsia="Times New Roman" w:hAnsi="Times New Roman" w:cs="Times New Roman"/>
-          <w:sz w:val="24"/>
-          <w:szCs w:val="24"/>
-          <w:lang w:eastAsia="en-IN"/>
-        </w:rPr>
-        <w:t>│       │   │   │   ├── AccountRepository.java</w:t>
-      </w:r>
-    </w:p>
-    <w:p>
-      <w:pPr>
-        <w:spacing w:before="100" w:beforeAutospacing="1" w:after="100" w:afterAutospacing="1" w:line="240" w:lineRule="auto"/>
-        <w:rPr>
-          <w:rFonts w:ascii="Times New Roman" w:eastAsia="Times New Roman" w:hAnsi="Times New Roman" w:cs="Times New Roman"/>
-          <w:sz w:val="24"/>
-          <w:szCs w:val="24"/>
-          <w:lang w:eastAsia="en-IN"/>
-        </w:rPr>
-      </w:pPr>
-      <w:r>
-        <w:rPr>
-          <w:rFonts w:ascii="Times New Roman" w:eastAsia="Times New Roman" w:hAnsi="Times New Roman" w:cs="Times New Roman"/>
-          <w:sz w:val="24"/>
-          <w:szCs w:val="24"/>
-          <w:lang w:eastAsia="en-IN"/>
-        </w:rPr>
-        <w:t>│       │   │   │   └── AccountTransactionRepository.java</w:t>
-      </w:r>
-    </w:p>
-    <w:p>
-      <w:pPr>
-        <w:spacing w:before="100" w:beforeAutospacing="1" w:after="100" w:afterAutospacing="1" w:line="240" w:lineRule="auto"/>
-        <w:rPr>
-          <w:rFonts w:ascii="Times New Roman" w:eastAsia="Times New Roman" w:hAnsi="Times New Roman" w:cs="Times New Roman"/>
-          <w:sz w:val="24"/>
-          <w:szCs w:val="24"/>
-          <w:lang w:eastAsia="en-IN"/>
-        </w:rPr>
-      </w:pPr>
-      <w:r>
-        <w:rPr>
-          <w:rFonts w:ascii="Times New Roman" w:eastAsia="Times New Roman" w:hAnsi="Times New Roman" w:cs="Times New Roman"/>
-          <w:sz w:val="24"/>
-          <w:szCs w:val="24"/>
-          <w:lang w:eastAsia="en-IN"/>
-        </w:rPr>
-        <w:t>│       │   │   ├── domain/</w:t>
-      </w:r>
-    </w:p>
-    <w:p>
-      <w:pPr>
-        <w:spacing w:before="100" w:beforeAutospacing="1" w:after="100" w:afterAutospacing="1" w:line="240" w:lineRule="auto"/>
-        <w:rPr>
-          <w:rFonts w:ascii="Times New Roman" w:eastAsia="Times New Roman" w:hAnsi="Times New Roman" w:cs="Times New Roman"/>
-          <w:sz w:val="24"/>
-          <w:szCs w:val="24"/>
-          <w:lang w:eastAsia="en-IN"/>
-        </w:rPr>
-      </w:pPr>
-      <w:r>
-        <w:rPr>
-          <w:rFonts w:ascii="Times New Roman" w:eastAsia="Times New Roman" w:hAnsi="Times New Roman" w:cs="Times New Roman"/>
-          <w:sz w:val="24"/>
-          <w:szCs w:val="24"/>
-          <w:lang w:eastAsia="en-IN"/>
-        </w:rPr>
-        <w:t>│       │   │   │   ├── Account.java</w:t>
-      </w:r>
-    </w:p>
-    <w:p>
-      <w:pPr>
-        <w:spacing w:before="100" w:beforeAutospacing="1" w:after="100" w:afterAutospacing="1" w:line="240" w:lineRule="auto"/>
-        <w:rPr>
-          <w:rFonts w:ascii="Times New Roman" w:eastAsia="Times New Roman" w:hAnsi="Times New Roman" w:cs="Times New Roman"/>
-          <w:sz w:val="24"/>
-          <w:szCs w:val="24"/>
-          <w:lang w:eastAsia="en-IN"/>
-        </w:rPr>
-      </w:pPr>
-      <w:r>
-        <w:rPr>
-          <w:rFonts w:ascii="Times New Roman" w:eastAsia="Times New Roman" w:hAnsi="Times New Roman" w:cs="Times New Roman"/>
-          <w:sz w:val="24"/>
-          <w:szCs w:val="24"/>
-          <w:lang w:eastAsia="en-IN"/>
-        </w:rPr>
-        <w:t>│       │   │   │   ├── AccountTransaction.java</w:t>
-      </w:r>
-    </w:p>
-    <w:p>
-      <w:pPr>
-        <w:spacing w:before="100" w:beforeAutospacing="1" w:after="100" w:afterAutospacing="1" w:line="240" w:lineRule="auto"/>
-        <w:rPr>
-          <w:rFonts w:ascii="Times New Roman" w:eastAsia="Times New Roman" w:hAnsi="Times New Roman" w:cs="Times New Roman"/>
-          <w:sz w:val="24"/>
-          <w:szCs w:val="24"/>
-          <w:lang w:eastAsia="en-IN"/>
-        </w:rPr>
-      </w:pPr>
-      <w:r>
-        <w:rPr>
-          <w:rFonts w:ascii="Times New Roman" w:eastAsia="Times New Roman" w:hAnsi="Times New Roman" w:cs="Times New Roman"/>
-          <w:sz w:val="24"/>
-          <w:szCs w:val="24"/>
-          <w:lang w:eastAsia="en-IN"/>
-        </w:rPr>
-        <w:t>│       │   │   │   └── TransactionType.java</w:t>
-      </w:r>
-    </w:p>
-    <w:p>
-      <w:pPr>
-        <w:spacing w:before="100" w:beforeAutospacing="1" w:after="100" w:afterAutospacing="1" w:line="240" w:lineRule="auto"/>
-        <w:rPr>
-          <w:rFonts w:ascii="Times New Roman" w:eastAsia="Times New Roman" w:hAnsi="Times New Roman" w:cs="Times New Roman"/>
-          <w:sz w:val="24"/>
-          <w:szCs w:val="24"/>
-          <w:lang w:eastAsia="en-IN"/>
-        </w:rPr>
-      </w:pPr>
-      <w:r>
-        <w:rPr>
-          <w:rFonts w:ascii="Times New Roman" w:eastAsia="Times New Roman" w:hAnsi="Times New Roman" w:cs="Times New Roman"/>
-          <w:sz w:val="24"/>
-          <w:szCs w:val="24"/>
-          <w:lang w:eastAsia="en-IN"/>
-        </w:rPr>
-        <w:t xml:space="preserve">│       │   │   ├── </w:t>
-      </w:r>
-      <w:proofErr w:type="spellStart"/>
-      <w:r>
-        <w:rPr>
-          <w:rFonts w:ascii="Times New Roman" w:eastAsia="Times New Roman" w:hAnsi="Times New Roman" w:cs="Times New Roman"/>
-          <w:sz w:val="24"/>
-          <w:szCs w:val="24"/>
-          <w:lang w:eastAsia="en-IN"/>
-        </w:rPr>
-        <w:t>dto</w:t>
-      </w:r>
-      <w:proofErr w:type="spellEnd"/>
-      <w:r>
-        <w:rPr>
-          <w:rFonts w:ascii="Times New Roman" w:eastAsia="Times New Roman" w:hAnsi="Times New Roman" w:cs="Times New Roman"/>
-          <w:sz w:val="24"/>
-          <w:szCs w:val="24"/>
-          <w:lang w:eastAsia="en-IN"/>
-        </w:rPr>
-        <w:t>/</w:t>
-      </w:r>
-    </w:p>
-    <w:p>
-      <w:pPr>
-        <w:spacing w:before="100" w:beforeAutospacing="1" w:after="100" w:afterAutospacing="1" w:line="240" w:lineRule="auto"/>
-        <w:rPr>
-          <w:rFonts w:ascii="Times New Roman" w:eastAsia="Times New Roman" w:hAnsi="Times New Roman" w:cs="Times New Roman"/>
-          <w:sz w:val="24"/>
-          <w:szCs w:val="24"/>
-          <w:lang w:eastAsia="en-IN"/>
-        </w:rPr>
-      </w:pPr>
-      <w:r>
-        <w:rPr>
-          <w:rFonts w:ascii="Times New Roman" w:eastAsia="Times New Roman" w:hAnsi="Times New Roman" w:cs="Times New Roman"/>
-          <w:sz w:val="24"/>
-          <w:szCs w:val="24"/>
-          <w:lang w:eastAsia="en-IN"/>
-        </w:rPr>
-        <w:t>│       │   │   │   ├── request/</w:t>
-      </w:r>
-    </w:p>
-    <w:p>
-      <w:pPr>
-        <w:spacing w:before="100" w:beforeAutospacing="1" w:after="100" w:afterAutospacing="1" w:line="240" w:lineRule="auto"/>
-        <w:rPr>
-          <w:rFonts w:ascii="Times New Roman" w:eastAsia="Times New Roman" w:hAnsi="Times New Roman" w:cs="Times New Roman"/>
-          <w:sz w:val="24"/>
-          <w:szCs w:val="24"/>
-          <w:lang w:eastAsia="en-IN"/>
-        </w:rPr>
-      </w:pPr>
-      <w:r>
-        <w:rPr>
-          <w:rFonts w:ascii="Times New Roman" w:eastAsia="Times New Roman" w:hAnsi="Times New Roman" w:cs="Times New Roman"/>
-          <w:sz w:val="24"/>
-          <w:szCs w:val="24"/>
-          <w:lang w:eastAsia="en-IN"/>
-        </w:rPr>
-        <w:t>│       │   │   │   │   └── ApplyTransactionRequest.java</w:t>
-      </w:r>
-    </w:p>
-    <w:p>
-      <w:pPr>
-        <w:spacing w:before="100" w:beforeAutospacing="1" w:after="100" w:afterAutospacing="1" w:line="240" w:lineRule="auto"/>
-        <w:rPr>
-          <w:rFonts w:ascii="Times New Roman" w:eastAsia="Times New Roman" w:hAnsi="Times New Roman" w:cs="Times New Roman"/>
-          <w:sz w:val="24"/>
-          <w:szCs w:val="24"/>
-          <w:lang w:eastAsia="en-IN"/>
-        </w:rPr>
-      </w:pPr>
-      <w:r>
-        <w:rPr>
-          <w:rFonts w:ascii="Times New Roman" w:eastAsia="Times New Roman" w:hAnsi="Times New Roman" w:cs="Times New Roman"/>
-          <w:sz w:val="24"/>
-          <w:szCs w:val="24"/>
-          <w:lang w:eastAsia="en-IN"/>
-        </w:rPr>
-        <w:t>│       │   │   │   ├── response/</w:t>
-      </w:r>
-    </w:p>
-    <w:p>
-      <w:pPr>
-        <w:spacing w:before="100" w:beforeAutospacing="1" w:after="100" w:afterAutospacing="1" w:line="240" w:lineRule="auto"/>
-        <w:rPr>
-          <w:rFonts w:ascii="Times New Roman" w:eastAsia="Times New Roman" w:hAnsi="Times New Roman" w:cs="Times New Roman"/>
-          <w:sz w:val="24"/>
-          <w:szCs w:val="24"/>
-          <w:lang w:eastAsia="en-IN"/>
-        </w:rPr>
-      </w:pPr>
-      <w:r>
-        <w:rPr>
-          <w:rFonts w:ascii="Times New Roman" w:eastAsia="Times New Roman" w:hAnsi="Times New Roman" w:cs="Times New Roman"/>
-          <w:sz w:val="24"/>
-          <w:szCs w:val="24"/>
-          <w:lang w:eastAsia="en-IN"/>
-        </w:rPr>
-        <w:t>│       │   │   │   │   ├── TransactionResponse.java</w:t>
-      </w:r>
-    </w:p>
-    <w:p>
-      <w:pPr>
-        <w:spacing w:before="100" w:beforeAutospacing="1" w:after="100" w:afterAutospacing="1" w:line="240" w:lineRule="auto"/>
-        <w:rPr>
-          <w:rFonts w:ascii="Times New Roman" w:eastAsia="Times New Roman" w:hAnsi="Times New Roman" w:cs="Times New Roman"/>
-          <w:sz w:val="24"/>
-          <w:szCs w:val="24"/>
-          <w:lang w:eastAsia="en-IN"/>
-        </w:rPr>
-      </w:pPr>
-      <w:r>
-        <w:rPr>
-          <w:rFonts w:ascii="Times New Roman" w:eastAsia="Times New Roman" w:hAnsi="Times New Roman" w:cs="Times New Roman"/>
-          <w:sz w:val="24"/>
-          <w:szCs w:val="24"/>
-          <w:lang w:eastAsia="en-IN"/>
-        </w:rPr>
-        <w:t>│       │   │   │   │   ├── BalanceResponse.java</w:t>
-      </w:r>
-    </w:p>
-    <w:p>
-      <w:pPr>
-        <w:spacing w:before="100" w:beforeAutospacing="1" w:after="100" w:afterAutospacing="1" w:line="240" w:lineRule="auto"/>
-        <w:rPr>
-          <w:rFonts w:ascii="Times New Roman" w:eastAsia="Times New Roman" w:hAnsi="Times New Roman" w:cs="Times New Roman"/>
-          <w:sz w:val="24"/>
-          <w:szCs w:val="24"/>
-          <w:lang w:eastAsia="en-IN"/>
-        </w:rPr>
-      </w:pPr>
-      <w:r>
-        <w:rPr>
-          <w:rFonts w:ascii="Times New Roman" w:eastAsia="Times New Roman" w:hAnsi="Times New Roman" w:cs="Times New Roman"/>
-          <w:sz w:val="24"/>
-          <w:szCs w:val="24"/>
-          <w:lang w:eastAsia="en-IN"/>
-        </w:rPr>
-        <w:t>│       │   │   │   │   └── ErrorResponse.java</w:t>
-      </w:r>
-    </w:p>
-    <w:p>
-      <w:pPr>
-        <w:spacing w:before="100" w:beforeAutospacing="1" w:after="100" w:afterAutospacing="1" w:line="240" w:lineRule="auto"/>
-        <w:rPr>
-          <w:rFonts w:ascii="Times New Roman" w:eastAsia="Times New Roman" w:hAnsi="Times New Roman" w:cs="Times New Roman"/>
-          <w:sz w:val="24"/>
-          <w:szCs w:val="24"/>
-          <w:lang w:eastAsia="en-IN"/>
-        </w:rPr>
-      </w:pPr>
-      <w:r>
-        <w:rPr>
-          <w:rFonts w:ascii="Times New Roman" w:eastAsia="Times New Roman" w:hAnsi="Times New Roman" w:cs="Times New Roman"/>
-          <w:sz w:val="24"/>
-          <w:szCs w:val="24"/>
-          <w:lang w:eastAsia="en-IN"/>
-        </w:rPr>
-        <w:t>│       │   │   ├── exception/</w:t>
-      </w:r>
-    </w:p>
-    <w:p>
-      <w:pPr>
-        <w:spacing w:before="100" w:beforeAutospacing="1" w:after="100" w:afterAutospacing="1" w:line="240" w:lineRule="auto"/>
-        <w:rPr>
-          <w:rFonts w:ascii="Times New Roman" w:eastAsia="Times New Roman" w:hAnsi="Times New Roman" w:cs="Times New Roman"/>
-          <w:sz w:val="24"/>
-          <w:szCs w:val="24"/>
-          <w:lang w:eastAsia="en-IN"/>
-        </w:rPr>
-      </w:pPr>
-      <w:r>
-        <w:rPr>
-          <w:rFonts w:ascii="Times New Roman" w:eastAsia="Times New Roman" w:hAnsi="Times New Roman" w:cs="Times New Roman"/>
-          <w:sz w:val="24"/>
-          <w:szCs w:val="24"/>
-          <w:lang w:eastAsia="en-IN"/>
-        </w:rPr>
-        <w:t>│       │   │   │   ├── GlobalExceptionHandler.java</w:t>
-      </w:r>
-    </w:p>
-    <w:p>
-      <w:pPr>
-        <w:spacing w:before="100" w:beforeAutospacing="1" w:after="100" w:afterAutospacing="1" w:line="240" w:lineRule="auto"/>
-        <w:rPr>
-          <w:rFonts w:ascii="Times New Roman" w:eastAsia="Times New Roman" w:hAnsi="Times New Roman" w:cs="Times New Roman"/>
-          <w:sz w:val="24"/>
-          <w:szCs w:val="24"/>
-          <w:lang w:eastAsia="en-IN"/>
-        </w:rPr>
-      </w:pPr>
-      <w:r>
-        <w:rPr>
-          <w:rFonts w:ascii="Times New Roman" w:eastAsia="Times New Roman" w:hAnsi="Times New Roman" w:cs="Times New Roman"/>
-          <w:sz w:val="24"/>
-          <w:szCs w:val="24"/>
-          <w:lang w:eastAsia="en-IN"/>
-        </w:rPr>
-        <w:t>│       │   │   │   ├── AccountNotFoundException.java</w:t>
-      </w:r>
-    </w:p>
-    <w:p>
-      <w:pPr>
-        <w:spacing w:before="100" w:beforeAutospacing="1" w:after="100" w:afterAutospacing="1" w:line="240" w:lineRule="auto"/>
-        <w:rPr>
-          <w:rFonts w:ascii="Times New Roman" w:eastAsia="Times New Roman" w:hAnsi="Times New Roman" w:cs="Times New Roman"/>
-          <w:sz w:val="24"/>
-          <w:szCs w:val="24"/>
-          <w:lang w:eastAsia="en-IN"/>
-        </w:rPr>
-      </w:pPr>
-      <w:r>
-        <w:rPr>
-          <w:rFonts w:ascii="Times New Roman" w:eastAsia="Times New Roman" w:hAnsi="Times New Roman" w:cs="Times New Roman"/>
-          <w:sz w:val="24"/>
-          <w:szCs w:val="24"/>
-          <w:lang w:eastAsia="en-IN"/>
-        </w:rPr>
-        <w:t>│       │   │   │   └── DuplicateTransactionException.java</w:t>
-      </w:r>
-    </w:p>
-    <w:p>
-      <w:pPr>
-        <w:spacing w:before="100" w:beforeAutospacing="1" w:after="100" w:afterAutospacing="1" w:line="240" w:lineRule="auto"/>
-        <w:rPr>
-          <w:rFonts w:ascii="Times New Roman" w:eastAsia="Times New Roman" w:hAnsi="Times New Roman" w:cs="Times New Roman"/>
-          <w:sz w:val="24"/>
-          <w:szCs w:val="24"/>
-          <w:lang w:eastAsia="en-IN"/>
-        </w:rPr>
-      </w:pPr>
-      <w:r>
-        <w:rPr>
-          <w:rFonts w:ascii="Times New Roman" w:eastAsia="Times New Roman" w:hAnsi="Times New Roman" w:cs="Times New Roman"/>
-          <w:sz w:val="24"/>
-          <w:szCs w:val="24"/>
-          <w:lang w:eastAsia="en-IN"/>
-        </w:rPr>
-        <w:t>│       │   │   ├── tracing/</w:t>
-      </w:r>
-    </w:p>
-    <w:p>
-      <w:pPr>
-        <w:spacing w:before="100" w:beforeAutospacing="1" w:after="100" w:afterAutospacing="1" w:line="240" w:lineRule="auto"/>
-        <w:rPr>
-          <w:rFonts w:ascii="Times New Roman" w:eastAsia="Times New Roman" w:hAnsi="Times New Roman" w:cs="Times New Roman"/>
-          <w:sz w:val="24"/>
-          <w:szCs w:val="24"/>
-          <w:lang w:eastAsia="en-IN"/>
-        </w:rPr>
-      </w:pPr>
-      <w:r>
-        <w:rPr>
-          <w:rFonts w:ascii="Times New Roman" w:eastAsia="Times New Roman" w:hAnsi="Times New Roman" w:cs="Times New Roman"/>
-          <w:sz w:val="24"/>
-          <w:szCs w:val="24"/>
-          <w:lang w:eastAsia="en-IN"/>
-        </w:rPr>
-        <w:t>│       │   │   │   └── TraceIdFilter.java</w:t>
-      </w:r>
-    </w:p>
-    <w:p>
-      <w:pPr>
-        <w:spacing w:before="100" w:beforeAutospacing="1" w:after="100" w:afterAutospacing="1" w:line="240" w:lineRule="auto"/>
-        <w:rPr>
-          <w:rFonts w:ascii="Times New Roman" w:eastAsia="Times New Roman" w:hAnsi="Times New Roman" w:cs="Times New Roman"/>
-          <w:sz w:val="24"/>
-          <w:szCs w:val="24"/>
-          <w:lang w:eastAsia="en-IN"/>
-        </w:rPr>
-      </w:pPr>
-      <w:r>
-        <w:rPr>
-          <w:rFonts w:ascii="Times New Roman" w:eastAsia="Times New Roman" w:hAnsi="Times New Roman" w:cs="Times New Roman"/>
-          <w:sz w:val="24"/>
-          <w:szCs w:val="24"/>
-          <w:lang w:eastAsia="en-IN"/>
-        </w:rPr>
-        <w:t>│       │   │   ├── metrics/</w:t>
-      </w:r>
-    </w:p>
-    <w:p>
-      <w:pPr>
-        <w:spacing w:before="100" w:beforeAutospacing="1" w:after="100" w:afterAutospacing="1" w:line="240" w:lineRule="auto"/>
-        <w:rPr>
-          <w:rFonts w:ascii="Times New Roman" w:eastAsia="Times New Roman" w:hAnsi="Times New Roman" w:cs="Times New Roman"/>
-          <w:sz w:val="24"/>
-          <w:szCs w:val="24"/>
-          <w:lang w:eastAsia="en-IN"/>
-        </w:rPr>
-      </w:pPr>
-      <w:r>
-        <w:rPr>
-          <w:rFonts w:ascii="Times New Roman" w:eastAsia="Times New Roman" w:hAnsi="Times New Roman" w:cs="Times New Roman"/>
-          <w:sz w:val="24"/>
-          <w:szCs w:val="24"/>
-          <w:lang w:eastAsia="en-IN"/>
-        </w:rPr>
-        <w:t>│       │   │   │   └── TransactionMetrics.java</w:t>
-      </w:r>
-    </w:p>
-    <w:p>
-      <w:pPr>
-        <w:spacing w:before="100" w:beforeAutospacing="1" w:after="100" w:afterAutospacing="1" w:line="240" w:lineRule="auto"/>
-        <w:rPr>
-          <w:rFonts w:ascii="Times New Roman" w:eastAsia="Times New Roman" w:hAnsi="Times New Roman" w:cs="Times New Roman"/>
-          <w:sz w:val="24"/>
-          <w:szCs w:val="24"/>
-          <w:lang w:eastAsia="en-IN"/>
-        </w:rPr>
-      </w:pPr>
-      <w:r>
-        <w:rPr>
-          <w:rFonts w:ascii="Times New Roman" w:eastAsia="Times New Roman" w:hAnsi="Times New Roman" w:cs="Times New Roman"/>
-          <w:sz w:val="24"/>
-          <w:szCs w:val="24"/>
-          <w:lang w:eastAsia="en-IN"/>
-        </w:rPr>
-        <w:t>│       │   │   └── config/</w:t>
-      </w:r>
-    </w:p>
-    <w:p>
-      <w:pPr>
-        <w:spacing w:before="100" w:beforeAutospacing="1" w:after="100" w:afterAutospacing="1" w:line="240" w:lineRule="auto"/>
-        <w:rPr>
-          <w:rFonts w:ascii="Times New Roman" w:eastAsia="Times New Roman" w:hAnsi="Times New Roman" w:cs="Times New Roman"/>
-          <w:sz w:val="24"/>
-          <w:szCs w:val="24"/>
-          <w:lang w:eastAsia="en-IN"/>
-        </w:rPr>
-      </w:pPr>
-      <w:r>
-        <w:rPr>
-          <w:rFonts w:ascii="Times New Roman" w:eastAsia="Times New Roman" w:hAnsi="Times New Roman" w:cs="Times New Roman"/>
-          <w:sz w:val="24"/>
-          <w:szCs w:val="24"/>
-          <w:lang w:eastAsia="en-IN"/>
-        </w:rPr>
-        <w:t>│       │   │       └── OpenTelemetryConfig.java</w:t>
-      </w:r>
-    </w:p>
-    <w:p>
-      <w:pPr>
-        <w:spacing w:before="100" w:beforeAutospacing="1" w:after="100" w:afterAutospacing="1" w:line="240" w:lineRule="auto"/>
-        <w:rPr>
-          <w:rFonts w:ascii="Times New Roman" w:eastAsia="Times New Roman" w:hAnsi="Times New Roman" w:cs="Times New Roman"/>
-          <w:sz w:val="24"/>
-          <w:szCs w:val="24"/>
-          <w:lang w:eastAsia="en-IN"/>
-        </w:rPr>
-      </w:pPr>
-      <w:r>
-        <w:rPr>
-          <w:rFonts w:ascii="Times New Roman" w:eastAsia="Times New Roman" w:hAnsi="Times New Roman" w:cs="Times New Roman"/>
-          <w:sz w:val="24"/>
-          <w:szCs w:val="24"/>
-          <w:lang w:eastAsia="en-IN"/>
-        </w:rPr>
-        <w:lastRenderedPageBreak/>
-        <w:t>│       │   └── resources/</w:t>
-      </w:r>
-    </w:p>
-    <w:p>
-      <w:pPr>
-        <w:spacing w:before="100" w:beforeAutospacing="1" w:after="100" w:afterAutospacing="1" w:line="240" w:lineRule="auto"/>
-        <w:rPr>
-          <w:rFonts w:ascii="Times New Roman" w:eastAsia="Times New Roman" w:hAnsi="Times New Roman" w:cs="Times New Roman"/>
-          <w:sz w:val="24"/>
-          <w:szCs w:val="24"/>
-          <w:lang w:eastAsia="en-IN"/>
-        </w:rPr>
-      </w:pPr>
-      <w:r>
-        <w:rPr>
-          <w:rFonts w:ascii="Times New Roman" w:eastAsia="Times New Roman" w:hAnsi="Times New Roman" w:cs="Times New Roman"/>
-          <w:sz w:val="24"/>
-          <w:szCs w:val="24"/>
-          <w:lang w:eastAsia="en-IN"/>
-        </w:rPr>
-        <w:t xml:space="preserve">│       │       ├── </w:t>
-      </w:r>
-      <w:proofErr w:type="spellStart"/>
-      <w:r>
-        <w:rPr>
-          <w:rFonts w:ascii="Times New Roman" w:eastAsia="Times New Roman" w:hAnsi="Times New Roman" w:cs="Times New Roman"/>
-          <w:sz w:val="24"/>
-          <w:szCs w:val="24"/>
-          <w:lang w:eastAsia="en-IN"/>
-        </w:rPr>
-        <w:t>application.yml</w:t>
-      </w:r>
-      <w:proofErr w:type="spellEnd"/>
-    </w:p>
-    <w:p>
-      <w:pPr>
-        <w:spacing w:before="100" w:beforeAutospacing="1" w:after="100" w:afterAutospacing="1" w:line="240" w:lineRule="auto"/>
-        <w:rPr>
-          <w:rFonts w:ascii="Times New Roman" w:eastAsia="Times New Roman" w:hAnsi="Times New Roman" w:cs="Times New Roman"/>
-          <w:sz w:val="24"/>
-          <w:szCs w:val="24"/>
-          <w:lang w:eastAsia="en-IN"/>
-        </w:rPr>
-      </w:pPr>
-      <w:r>
-        <w:rPr>
-          <w:rFonts w:ascii="Times New Roman" w:eastAsia="Times New Roman" w:hAnsi="Times New Roman" w:cs="Times New Roman"/>
-          <w:sz w:val="24"/>
-          <w:szCs w:val="24"/>
-          <w:lang w:eastAsia="en-IN"/>
-        </w:rPr>
-        <w:t>│       │       ├── application-</w:t>
-      </w:r>
-      <w:proofErr w:type="spellStart"/>
-      <w:r>
-        <w:rPr>
-          <w:rFonts w:ascii="Times New Roman" w:eastAsia="Times New Roman" w:hAnsi="Times New Roman" w:cs="Times New Roman"/>
-          <w:sz w:val="24"/>
-          <w:szCs w:val="24"/>
-          <w:lang w:eastAsia="en-IN"/>
-        </w:rPr>
-        <w:t>docker.yml</w:t>
-      </w:r>
-      <w:proofErr w:type="spellEnd"/>
-    </w:p>
-    <w:p>
-      <w:pPr>
-        <w:spacing w:before="100" w:beforeAutospacing="1" w:after="100" w:afterAutospacing="1" w:line="240" w:lineRule="auto"/>
-        <w:rPr>
-          <w:rFonts w:ascii="Times New Roman" w:eastAsia="Times New Roman" w:hAnsi="Times New Roman" w:cs="Times New Roman"/>
-          <w:sz w:val="24"/>
-          <w:szCs w:val="24"/>
-          <w:lang w:eastAsia="en-IN"/>
-        </w:rPr>
-      </w:pPr>
-      <w:r>
-        <w:rPr>
-          <w:rFonts w:ascii="Times New Roman" w:eastAsia="Times New Roman" w:hAnsi="Times New Roman" w:cs="Times New Roman"/>
-          <w:sz w:val="24"/>
-          <w:szCs w:val="24"/>
-          <w:lang w:eastAsia="en-IN"/>
-        </w:rPr>
-        <w:t>│       │       └── logback-spring.xml</w:t>
-      </w:r>
-    </w:p>
-    <w:p>
-      <w:pPr>
-        <w:spacing w:before="100" w:beforeAutospacing="1" w:after="100" w:afterAutospacing="1" w:line="240" w:lineRule="auto"/>
-        <w:rPr>
-          <w:rFonts w:ascii="Times New Roman" w:eastAsia="Times New Roman" w:hAnsi="Times New Roman" w:cs="Times New Roman"/>
-          <w:sz w:val="24"/>
-          <w:szCs w:val="24"/>
-          <w:lang w:eastAsia="en-IN"/>
-        </w:rPr>
-      </w:pPr>
-      <w:r>
-        <w:rPr>
-          <w:rFonts w:ascii="Times New Roman" w:eastAsia="Times New Roman" w:hAnsi="Times New Roman" w:cs="Times New Roman"/>
-          <w:sz w:val="24"/>
-          <w:szCs w:val="24"/>
-          <w:lang w:eastAsia="en-IN"/>
-        </w:rPr>
-        <w:t>│       └── test/</w:t>
-      </w:r>
-    </w:p>
-    <w:p>
-      <w:pPr>
-        <w:spacing w:before="100" w:beforeAutospacing="1" w:after="100" w:afterAutospacing="1" w:line="240" w:lineRule="auto"/>
-        <w:rPr>
-          <w:rFonts w:ascii="Times New Roman" w:eastAsia="Times New Roman" w:hAnsi="Times New Roman" w:cs="Times New Roman"/>
-          <w:sz w:val="24"/>
-          <w:szCs w:val="24"/>
-          <w:lang w:eastAsia="en-IN"/>
-        </w:rPr>
-      </w:pPr>
-      <w:r>
-        <w:rPr>
-          <w:rFonts w:ascii="Times New Roman" w:eastAsia="Times New Roman" w:hAnsi="Times New Roman" w:cs="Times New Roman"/>
-          <w:sz w:val="24"/>
-          <w:szCs w:val="24"/>
-          <w:lang w:eastAsia="en-IN"/>
-        </w:rPr>
-        <w:t>│           ├── java/com/</w:t>
-      </w:r>
-      <w:proofErr w:type="spellStart"/>
-      <w:r>
-        <w:rPr>
-          <w:rFonts w:ascii="Times New Roman" w:eastAsia="Times New Roman" w:hAnsi="Times New Roman" w:cs="Times New Roman"/>
-          <w:sz w:val="24"/>
-          <w:szCs w:val="24"/>
-          <w:lang w:eastAsia="en-IN"/>
-        </w:rPr>
-        <w:t>eventledger</w:t>
-      </w:r>
-      <w:proofErr w:type="spellEnd"/>
-      <w:r>
-        <w:rPr>
-          <w:rFonts w:ascii="Times New Roman" w:eastAsia="Times New Roman" w:hAnsi="Times New Roman" w:cs="Times New Roman"/>
-          <w:sz w:val="24"/>
-          <w:szCs w:val="24"/>
-          <w:lang w:eastAsia="en-IN"/>
-        </w:rPr>
-        <w:t>/account/</w:t>
-      </w:r>
-    </w:p>
-    <w:p>
-      <w:pPr>
-        <w:spacing w:before="100" w:beforeAutospacing="1" w:after="100" w:afterAutospacing="1" w:line="240" w:lineRule="auto"/>
-        <w:rPr>
-          <w:rFonts w:ascii="Times New Roman" w:eastAsia="Times New Roman" w:hAnsi="Times New Roman" w:cs="Times New Roman"/>
-          <w:sz w:val="24"/>
-          <w:szCs w:val="24"/>
-          <w:lang w:eastAsia="en-IN"/>
-        </w:rPr>
-      </w:pPr>
-      <w:r>
-        <w:rPr>
-          <w:rFonts w:ascii="Times New Roman" w:eastAsia="Times New Roman" w:hAnsi="Times New Roman" w:cs="Times New Roman"/>
-          <w:sz w:val="24"/>
-          <w:szCs w:val="24"/>
-          <w:lang w:eastAsia="en-IN"/>
-        </w:rPr>
-        <w:t>│           │   ├── controller/</w:t>
-      </w:r>
-    </w:p>
-    <w:p>
-      <w:pPr>
-        <w:spacing w:before="100" w:beforeAutospacing="1" w:after="100" w:afterAutospacing="1" w:line="240" w:lineRule="auto"/>
-        <w:rPr>
-          <w:rFonts w:ascii="Times New Roman" w:eastAsia="Times New Roman" w:hAnsi="Times New Roman" w:cs="Times New Roman"/>
-          <w:sz w:val="24"/>
-          <w:szCs w:val="24"/>
-          <w:lang w:eastAsia="en-IN"/>
-        </w:rPr>
-      </w:pPr>
-      <w:r>
-        <w:rPr>
-          <w:rFonts w:ascii="Times New Roman" w:eastAsia="Times New Roman" w:hAnsi="Times New Roman" w:cs="Times New Roman"/>
-          <w:sz w:val="24"/>
-          <w:szCs w:val="24"/>
-          <w:lang w:eastAsia="en-IN"/>
-        </w:rPr>
-        <w:t>│           │   │   └── AccountControllerTest.java</w:t>
-      </w:r>
-    </w:p>
-    <w:p>
-      <w:pPr>
-        <w:spacing w:before="100" w:beforeAutospacing="1" w:after="100" w:afterAutospacing="1" w:line="240" w:lineRule="auto"/>
-        <w:rPr>
-          <w:rFonts w:ascii="Times New Roman" w:eastAsia="Times New Roman" w:hAnsi="Times New Roman" w:cs="Times New Roman"/>
-          <w:sz w:val="24"/>
-          <w:szCs w:val="24"/>
-          <w:lang w:eastAsia="en-IN"/>
-        </w:rPr>
-      </w:pPr>
-      <w:r>
-        <w:rPr>
-          <w:rFonts w:ascii="Times New Roman" w:eastAsia="Times New Roman" w:hAnsi="Times New Roman" w:cs="Times New Roman"/>
-          <w:sz w:val="24"/>
-          <w:szCs w:val="24"/>
-          <w:lang w:eastAsia="en-IN"/>
-        </w:rPr>
-        <w:t>│           │   ├── service/</w:t>
-      </w:r>
-    </w:p>
-    <w:p>
-      <w:pPr>
-        <w:spacing w:before="100" w:beforeAutospacing="1" w:after="100" w:afterAutospacing="1" w:line="240" w:lineRule="auto"/>
-        <w:rPr>
-          <w:rFonts w:ascii="Times New Roman" w:eastAsia="Times New Roman" w:hAnsi="Times New Roman" w:cs="Times New Roman"/>
-          <w:sz w:val="24"/>
-          <w:szCs w:val="24"/>
-          <w:lang w:eastAsia="en-IN"/>
-        </w:rPr>
-      </w:pPr>
-      <w:r>
-        <w:rPr>
-          <w:rFonts w:ascii="Times New Roman" w:eastAsia="Times New Roman" w:hAnsi="Times New Roman" w:cs="Times New Roman"/>
-          <w:sz w:val="24"/>
-          <w:szCs w:val="24"/>
-          <w:lang w:eastAsia="en-IN"/>
-        </w:rPr>
-        <w:t>│           │   │   ├── AccountTransactionServiceTest.java</w:t>
-      </w:r>
-    </w:p>
-    <w:p>
-      <w:pPr>
-        <w:spacing w:before="100" w:beforeAutospacing="1" w:after="100" w:afterAutospacing="1" w:line="240" w:lineRule="auto"/>
-        <w:rPr>
-          <w:rFonts w:ascii="Times New Roman" w:eastAsia="Times New Roman" w:hAnsi="Times New Roman" w:cs="Times New Roman"/>
-          <w:sz w:val="24"/>
-          <w:szCs w:val="24"/>
-          <w:lang w:eastAsia="en-IN"/>
-        </w:rPr>
-      </w:pPr>
-      <w:r>
-        <w:rPr>
-          <w:rFonts w:ascii="Times New Roman" w:eastAsia="Times New Roman" w:hAnsi="Times New Roman" w:cs="Times New Roman"/>
-          <w:sz w:val="24"/>
-          <w:szCs w:val="24"/>
-          <w:lang w:eastAsia="en-IN"/>
-        </w:rPr>
-        <w:t>│           │   │   └── OutOfOrderBalanceTest.java</w:t>
-      </w:r>
-    </w:p>
-    <w:p>
-      <w:pPr>
-        <w:spacing w:before="100" w:beforeAutospacing="1" w:after="100" w:afterAutospacing="1" w:line="240" w:lineRule="auto"/>
-        <w:rPr>
-          <w:rFonts w:ascii="Times New Roman" w:eastAsia="Times New Roman" w:hAnsi="Times New Roman" w:cs="Times New Roman"/>
-          <w:sz w:val="24"/>
-          <w:szCs w:val="24"/>
-          <w:lang w:eastAsia="en-IN"/>
-        </w:rPr>
-      </w:pPr>
-      <w:r>
-        <w:rPr>
-          <w:rFonts w:ascii="Times New Roman" w:eastAsia="Times New Roman" w:hAnsi="Times New Roman" w:cs="Times New Roman"/>
-          <w:sz w:val="24"/>
-          <w:szCs w:val="24"/>
-          <w:lang w:eastAsia="en-IN"/>
-        </w:rPr>
-        <w:t>│           │   └── tracing/</w:t>
-      </w:r>
-    </w:p>
-    <w:p>
-      <w:pPr>
-        <w:spacing w:before="100" w:beforeAutospacing="1" w:after="100" w:afterAutospacing="1" w:line="240" w:lineRule="auto"/>
-        <w:rPr>
-          <w:rFonts w:ascii="Times New Roman" w:eastAsia="Times New Roman" w:hAnsi="Times New Roman" w:cs="Times New Roman"/>
-          <w:sz w:val="24"/>
-          <w:szCs w:val="24"/>
-          <w:lang w:eastAsia="en-IN"/>
-        </w:rPr>
-      </w:pPr>
-      <w:r>
-        <w:rPr>
-          <w:rFonts w:ascii="Times New Roman" w:eastAsia="Times New Roman" w:hAnsi="Times New Roman" w:cs="Times New Roman"/>
-          <w:sz w:val="24"/>
-          <w:szCs w:val="24"/>
-          <w:lang w:eastAsia="en-IN"/>
-        </w:rPr>
-        <w:t>│           │       └── TraceIdExtractionTest.java</w:t>
-      </w:r>
-    </w:p>
-    <w:p>
-      <w:pPr>
-        <w:spacing w:before="100" w:beforeAutospacing="1" w:after="100" w:afterAutospacing="1" w:line="240" w:lineRule="auto"/>
-        <w:rPr>
-          <w:rFonts w:ascii="Times New Roman" w:eastAsia="Times New Roman" w:hAnsi="Times New Roman" w:cs="Times New Roman"/>
-          <w:sz w:val="24"/>
-          <w:szCs w:val="24"/>
-          <w:lang w:eastAsia="en-IN"/>
-        </w:rPr>
-      </w:pPr>
-      <w:r>
-        <w:rPr>
-          <w:rFonts w:ascii="Times New Roman" w:eastAsia="Times New Roman" w:hAnsi="Times New Roman" w:cs="Times New Roman"/>
-          <w:sz w:val="24"/>
-          <w:szCs w:val="24"/>
-          <w:lang w:eastAsia="en-IN"/>
-        </w:rPr>
-        <w:t>│           └── resources/</w:t>
-      </w:r>
-    </w:p>
-    <w:p>
-      <w:pPr>
-        <w:spacing w:before="100" w:beforeAutospacing="1" w:after="100" w:afterAutospacing="1" w:line="240" w:lineRule="auto"/>
-        <w:rPr>
-          <w:rFonts w:ascii="Times New Roman" w:eastAsia="Times New Roman" w:hAnsi="Times New Roman" w:cs="Times New Roman"/>
-          <w:sz w:val="24"/>
-          <w:szCs w:val="24"/>
-          <w:lang w:eastAsia="en-IN"/>
-        </w:rPr>
-      </w:pPr>
-      <w:r>
-        <w:rPr>
-          <w:rFonts w:ascii="Times New Roman" w:eastAsia="Times New Roman" w:hAnsi="Times New Roman" w:cs="Times New Roman"/>
-          <w:sz w:val="24"/>
-          <w:szCs w:val="24"/>
-          <w:lang w:eastAsia="en-IN"/>
-        </w:rPr>
-        <w:t>│               └── application-</w:t>
-      </w:r>
-      <w:proofErr w:type="spellStart"/>
-      <w:r>
-        <w:rPr>
-          <w:rFonts w:ascii="Times New Roman" w:eastAsia="Times New Roman" w:hAnsi="Times New Roman" w:cs="Times New Roman"/>
-          <w:sz w:val="24"/>
-          <w:szCs w:val="24"/>
-          <w:lang w:eastAsia="en-IN"/>
-        </w:rPr>
-        <w:t>test.yml</w:t>
-      </w:r>
-      <w:proofErr w:type="spellEnd"/>
-    </w:p>
-    <w:p>
-      <w:pPr>
-        <w:spacing w:before="100" w:beforeAutospacing="1" w:after="100" w:afterAutospacing="1" w:line="240" w:lineRule="auto"/>
-        <w:rPr>
-          <w:rFonts w:ascii="Times New Roman" w:eastAsia="Times New Roman" w:hAnsi="Times New Roman" w:cs="Times New Roman"/>
-          <w:sz w:val="24"/>
-          <w:szCs w:val="24"/>
-          <w:lang w:eastAsia="en-IN"/>
-        </w:rPr>
-      </w:pPr>
-      <w:r>
-        <w:rPr>
-          <w:rFonts w:ascii="Times New Roman" w:eastAsia="Times New Roman" w:hAnsi="Times New Roman" w:cs="Times New Roman"/>
-          <w:sz w:val="24"/>
-          <w:szCs w:val="24"/>
-          <w:lang w:eastAsia="en-IN"/>
-        </w:rPr>
-        <w:t>│</w:t>
-      </w:r>
-    </w:p>
-    <w:p>
-      <w:pPr>
-        <w:spacing w:before="100" w:beforeAutospacing="1" w:after="100" w:afterAutospacing="1" w:line="240" w:lineRule="auto"/>
-        <w:rPr>
-          <w:rFonts w:ascii="Times New Roman" w:eastAsia="Times New Roman" w:hAnsi="Times New Roman" w:cs="Times New Roman"/>
-          <w:sz w:val="24"/>
-          <w:szCs w:val="24"/>
-          <w:lang w:eastAsia="en-IN"/>
-        </w:rPr>
-      </w:pPr>
-      <w:r>
-        <w:rPr>
-          <w:rFonts w:ascii="Times New Roman" w:eastAsia="Times New Roman" w:hAnsi="Times New Roman" w:cs="Times New Roman"/>
-          <w:sz w:val="24"/>
-          <w:szCs w:val="24"/>
-          <w:lang w:eastAsia="en-IN"/>
-        </w:rPr>
-        <w:t>└── docs/</w:t>
-      </w:r>
-    </w:p>
-    <w:p>
-      <w:pPr>
-        <w:spacing w:before="100" w:beforeAutospacing="1" w:after="100" w:afterAutospacing="1" w:line="240" w:lineRule="auto"/>
-        <w:rPr>
-          <w:rFonts w:ascii="Times New Roman" w:eastAsia="Times New Roman" w:hAnsi="Times New Roman" w:cs="Times New Roman"/>
-          <w:sz w:val="24"/>
-          <w:szCs w:val="24"/>
-          <w:lang w:eastAsia="en-IN"/>
-        </w:rPr>
-      </w:pPr>
-      <w:r>
-        <w:rPr>
-          <w:rFonts w:ascii="Times New Roman" w:eastAsia="Times New Roman" w:hAnsi="Times New Roman" w:cs="Times New Roman"/>
-          <w:sz w:val="24"/>
-          <w:szCs w:val="24"/>
-          <w:lang w:eastAsia="en-IN"/>
-        </w:rPr>
-        <w:t xml:space="preserve">    └── architecture-notes.md              # optional: rationale captured during this design process</w:t>
-      </w:r>
-    </w:p>
-    <w:p>
-      <w:pPr>
-        <w:pStyle w:val="Heading2"/>
-      </w:pPr>
-      <w:r>
-        <w:t xml:space="preserve">Artifact </w:t>
-      </w:r>
-      <w:r>
-        <w:t>7</w:t>
-      </w:r>
-      <w:r>
-        <w:t xml:space="preserve"> — Maven modules</w:t>
-      </w:r>
-    </w:p>
-    <w:p>
-      <w:pPr>
-        <w:pStyle w:val="NormalWeb"/>
-      </w:pPr>
-      <w:r>
-        <w:t>Reactor structure: one parent POM at the repo root (build/dependency management only — not a runtime artifact itself), aggregating two independently buildable/runnable modules.</w:t>
-      </w:r>
-    </w:p>
-    <w:p>
-      <w:pPr>
-        <w:pStyle w:val="Heading2"/>
-      </w:pPr>
-      <w:r>
-        <w:rPr>
-          <w:rStyle w:val="HTMLCode"/>
-        </w:rPr>
-        <w:t>event-gateway/pom.xml</w:t>
-      </w:r>
-      <w:r>
-        <w:t xml:space="preserve"> — key dependencies</w:t>
-      </w:r>
-    </w:p>
-    <w:tbl>
-      <w:tblPr>
-        <w:tblW w:w="0" w:type="auto"/>
-        <w:tblCellSpacing w:w="15" w:type="dxa"/>
-        <w:tblCellMar>
-          <w:top w:w="15" w:type="dxa"/>
-          <w:left w:w="15" w:type="dxa"/>
-          <w:bottom w:w="15" w:type="dxa"/>
-          <w:right w:w="15" w:type="dxa"/>
-        </w:tblCellMar>
-        <w:tblLook w:val="04A0" w:firstRow="1" w:lastRow="0" w:firstColumn="1" w:lastColumn="0" w:noHBand="0" w:noVBand="1"/>
-      </w:tblPr>
-      <w:tblGrid>
-        <w:gridCol w:w="5922"/>
-        <w:gridCol w:w="3104"/>
-      </w:tblGrid>
-      <w:tr>
-        <w:trPr>
-          <w:tblHeader/>
-          <w:tblCellSpacing w:w="15" w:type="dxa"/>
-        </w:trPr>
-        <w:tc>
-          <w:tcPr>
-            <w:tcW w:w="0" w:type="auto"/>
-            <w:vAlign w:val="center"/>
-            <w:hideMark/>
-          </w:tcPr>
-          <w:p>
-            <w:pPr>
-              <w:jc w:val="center"/>
-              <w:rPr>
-                <w:b/>
-                <w:bCs/>
-              </w:rPr>
-            </w:pPr>
-            <w:r>
-              <w:rPr>
-                <w:b/>
-                <w:bCs/>
-              </w:rPr>
-              <w:t>Dependency</w:t>
-            </w:r>
-          </w:p>
-        </w:tc>
-        <w:tc>
-          <w:tcPr>
-            <w:tcW w:w="0" w:type="auto"/>
-            <w:vAlign w:val="center"/>
-            <w:hideMark/>
-          </w:tcPr>
-          <w:p>
-            <w:pPr>
-              <w:jc w:val="center"/>
-              <w:rPr>
-                <w:b/>
-                <w:bCs/>
-              </w:rPr>
-            </w:pPr>
-            <w:r>
-              <w:rPr>
-                <w:b/>
-                <w:bCs/>
-              </w:rPr>
-              <w:t>Purpose</w:t>
-            </w:r>
-          </w:p>
-        </w:tc>
-      </w:tr>
-      <w:tr>
-        <w:trPr>
-          <w:tblCellSpacing w:w="15" w:type="dxa"/>
-        </w:trPr>
-        <w:tc>
-          <w:tcPr>
-            <w:tcW w:w="0" w:type="auto"/>
-            <w:vAlign w:val="center"/>
-            <w:hideMark/>
-          </w:tcPr>
-          <w:p>
-            <w:r>
-              <w:rPr>
-                <w:rStyle w:val="HTMLCode"/>
-                <w:rFonts w:eastAsiaTheme="minorHAnsi"/>
-              </w:rPr>
-              <w:t>spring-boot-starter-web</w:t>
-            </w:r>
-          </w:p>
-        </w:tc>
-        <w:tc>
-          <w:tcPr>
-            <w:tcW w:w="0" w:type="auto"/>
-            <w:vAlign w:val="center"/>
-            <w:hideMark/>
-          </w:tcPr>
-          <w:p>
-            <w:r>
-              <w:t>REST controllers, embedded Tomcat</w:t>
-            </w:r>
-          </w:p>
-        </w:tc>
-      </w:tr>
-      <w:tr>
-        <w:trPr>
-          <w:tblCellSpacing w:w="15" w:type="dxa"/>
-        </w:trPr>
-        <w:tc>
-          <w:tcPr>
-            <w:tcW w:w="0" w:type="auto"/>
-            <w:vAlign w:val="center"/>
-            <w:hideMark/>
-          </w:tcPr>
-          <w:p>
-            <w:r>
-              <w:rPr>
-                <w:rStyle w:val="HTMLCode"/>
-                <w:rFonts w:eastAsiaTheme="minorHAnsi"/>
-              </w:rPr>
-              <w:lastRenderedPageBreak/>
-              <w:t>spring-boot-starter-data-</w:t>
-            </w:r>
-            <w:proofErr w:type="spellStart"/>
-            <w:r>
-              <w:rPr>
-                <w:rStyle w:val="HTMLCode"/>
-                <w:rFonts w:eastAsiaTheme="minorHAnsi"/>
-              </w:rPr>
-              <w:t>jpa</w:t>
-            </w:r>
-            <w:proofErr w:type="spellEnd"/>
-          </w:p>
-        </w:tc>
-        <w:tc>
-          <w:tcPr>
-            <w:tcW w:w="0" w:type="auto"/>
-            <w:vAlign w:val="center"/>
-            <w:hideMark/>
-          </w:tcPr>
-          <w:p>
-            <w:r>
-              <w:t>Repository layer over H2</w:t>
-            </w:r>
-          </w:p>
-        </w:tc>
-      </w:tr>
-      <w:tr>
-        <w:trPr>
-          <w:tblCellSpacing w:w="15" w:type="dxa"/>
-        </w:trPr>
-        <w:tc>
-          <w:tcPr>
-            <w:tcW w:w="0" w:type="auto"/>
-            <w:vAlign w:val="center"/>
-            <w:hideMark/>
-          </w:tcPr>
-          <w:p>
-            <w:r>
-              <w:rPr>
-                <w:rStyle w:val="HTMLCode"/>
-                <w:rFonts w:eastAsiaTheme="minorHAnsi"/>
-              </w:rPr>
-              <w:t>com.h2database:h2</w:t>
-            </w:r>
-          </w:p>
-        </w:tc>
-        <w:tc>
-          <w:tcPr>
-            <w:tcW w:w="0" w:type="auto"/>
-            <w:vAlign w:val="center"/>
-            <w:hideMark/>
-          </w:tcPr>
-          <w:p>
-            <w:r>
-              <w:t>Embedded DB, runtime scope</w:t>
-            </w:r>
-          </w:p>
-        </w:tc>
-      </w:tr>
-      <w:tr>
-        <w:trPr>
-          <w:tblCellSpacing w:w="15" w:type="dxa"/>
-        </w:trPr>
-        <w:tc>
-          <w:tcPr>
-            <w:tcW w:w="0" w:type="auto"/>
-            <w:vAlign w:val="center"/>
-            <w:hideMark/>
-          </w:tcPr>
-          <w:p>
-            <w:r>
-              <w:rPr>
-                <w:rStyle w:val="HTMLCode"/>
-                <w:rFonts w:eastAsiaTheme="minorHAnsi"/>
-              </w:rPr>
-              <w:t>spring-boot-starter-validation</w:t>
-            </w:r>
-          </w:p>
-        </w:tc>
-        <w:tc>
-          <w:tcPr>
-            <w:tcW w:w="0" w:type="auto"/>
-            <w:vAlign w:val="center"/>
-            <w:hideMark/>
-          </w:tcPr>
-          <w:p>
-            <w:r>
-              <w:rPr>
-                <w:rStyle w:val="HTMLCode"/>
-                <w:rFonts w:eastAsiaTheme="minorHAnsi"/>
-              </w:rPr>
-              <w:t>@Valid</w:t>
-            </w:r>
-            <w:r>
-              <w:t>/Bean Validation on request DTOs</w:t>
-            </w:r>
-          </w:p>
-        </w:tc>
-      </w:tr>
-      <w:tr>
-        <w:trPr>
-          <w:tblCellSpacing w:w="15" w:type="dxa"/>
-        </w:trPr>
-        <w:tc>
-          <w:tcPr>
-            <w:tcW w:w="0" w:type="auto"/>
-            <w:vAlign w:val="center"/>
-            <w:hideMark/>
-          </w:tcPr>
-          <w:p>
-            <w:proofErr w:type="gramStart"/>
-            <w:r>
-              <w:rPr>
-                <w:rStyle w:val="HTMLCode"/>
-                <w:rFonts w:eastAsiaTheme="minorHAnsi"/>
-              </w:rPr>
-              <w:t>io.github</w:t>
-            </w:r>
-            <w:proofErr w:type="gramEnd"/>
-            <w:r>
-              <w:rPr>
-                <w:rStyle w:val="HTMLCode"/>
-                <w:rFonts w:eastAsiaTheme="minorHAnsi"/>
-              </w:rPr>
-              <w:t>.resilience4j:resilience4j-spring-boot3</w:t>
-            </w:r>
-          </w:p>
-        </w:tc>
-        <w:tc>
-          <w:tcPr>
-            <w:tcW w:w="0" w:type="auto"/>
-            <w:vAlign w:val="center"/>
-            <w:hideMark/>
-          </w:tcPr>
-          <w:p>
-            <w:r>
-              <w:t>Circuit breaker, timeout on the Account Service client</w:t>
-            </w:r>
-          </w:p>
-        </w:tc>
-      </w:tr>
-      <w:tr>
-        <w:trPr>
-          <w:tblCellSpacing w:w="15" w:type="dxa"/>
-        </w:trPr>
-        <w:tc>
-          <w:tcPr>
-            <w:tcW w:w="0" w:type="auto"/>
-            <w:vAlign w:val="center"/>
-            <w:hideMark/>
-          </w:tcPr>
-          <w:p>
-            <w:r>
-              <w:rPr>
-                <w:rStyle w:val="HTMLCode"/>
-                <w:rFonts w:eastAsiaTheme="minorHAnsi"/>
-              </w:rPr>
-              <w:t>spring-boot-starter-actuator</w:t>
-            </w:r>
-          </w:p>
-        </w:tc>
-        <w:tc>
-          <w:tcPr>
-            <w:tcW w:w="0" w:type="auto"/>
-            <w:vAlign w:val="center"/>
-            <w:hideMark/>
-          </w:tcPr>
-          <w:p>
-            <w:r>
-              <w:rPr>
-                <w:rStyle w:val="HTMLCode"/>
-                <w:rFonts w:eastAsiaTheme="minorHAnsi"/>
-              </w:rPr>
-              <w:t>/actuator/health</w:t>
-            </w:r>
-            <w:r>
-              <w:t xml:space="preserve"> base, and the substrate I'll extend for the custom </w:t>
-            </w:r>
-            <w:r>
-              <w:rPr>
-                <w:rStyle w:val="HTMLCode"/>
-                <w:rFonts w:eastAsiaTheme="minorHAnsi"/>
-              </w:rPr>
-              <w:t>/health</w:t>
-            </w:r>
-            <w:r>
-              <w:t xml:space="preserve"> shape </w:t>
-            </w:r>
-          </w:p>
-        </w:tc>
-      </w:tr>
-      <w:tr>
-        <w:trPr>
-          <w:tblCellSpacing w:w="15" w:type="dxa"/>
-        </w:trPr>
-        <w:tc>
-          <w:tcPr>
-            <w:tcW w:w="0" w:type="auto"/>
-            <w:vAlign w:val="center"/>
-            <w:hideMark/>
-          </w:tcPr>
-          <w:p>
-            <w:proofErr w:type="spellStart"/>
-            <w:proofErr w:type="gramStart"/>
-            <w:r>
-              <w:rPr>
-                <w:rStyle w:val="HTMLCode"/>
-                <w:rFonts w:eastAsiaTheme="minorHAnsi"/>
-              </w:rPr>
-              <w:t>io.opentelemetry</w:t>
-            </w:r>
-            <w:proofErr w:type="gramEnd"/>
-            <w:r>
-              <w:rPr>
-                <w:rStyle w:val="HTMLCode"/>
-                <w:rFonts w:eastAsiaTheme="minorHAnsi"/>
-              </w:rPr>
-              <w:t>:opentelemetry-api</w:t>
-            </w:r>
-            <w:proofErr w:type="spellEnd"/>
-            <w:r>
-              <w:t xml:space="preserve"> + </w:t>
-            </w:r>
-            <w:r>
-              <w:rPr>
-                <w:rStyle w:val="HTMLCode"/>
-                <w:rFonts w:eastAsiaTheme="minorHAnsi"/>
-              </w:rPr>
-              <w:t>-</w:t>
-            </w:r>
-            <w:proofErr w:type="spellStart"/>
-            <w:r>
-              <w:rPr>
-                <w:rStyle w:val="HTMLCode"/>
-                <w:rFonts w:eastAsiaTheme="minorHAnsi"/>
-              </w:rPr>
-              <w:t>sdk</w:t>
-            </w:r>
-            <w:proofErr w:type="spellEnd"/>
-            <w:r>
-              <w:t xml:space="preserve"> + Spring instrumentation</w:t>
-            </w:r>
-          </w:p>
-        </w:tc>
-        <w:tc>
-          <w:tcPr>
-            <w:tcW w:w="0" w:type="auto"/>
-            <w:vAlign w:val="center"/>
-            <w:hideMark/>
-          </w:tcPr>
-          <w:p>
-            <w:r>
-              <w:t>Tracing spans, propagation</w:t>
-            </w:r>
-          </w:p>
-        </w:tc>
-      </w:tr>
-      <w:tr>
-        <w:trPr>
-          <w:tblCellSpacing w:w="15" w:type="dxa"/>
-        </w:trPr>
-        <w:tc>
-          <w:tcPr>
-            <w:tcW w:w="0" w:type="auto"/>
-            <w:vAlign w:val="center"/>
-            <w:hideMark/>
-          </w:tcPr>
-          <w:p>
-            <w:proofErr w:type="spellStart"/>
-            <w:proofErr w:type="gramStart"/>
-            <w:r>
-              <w:rPr>
-                <w:rStyle w:val="HTMLCode"/>
-                <w:rFonts w:eastAsiaTheme="minorHAnsi"/>
-              </w:rPr>
-              <w:t>net.logstash</w:t>
-            </w:r>
-            <w:proofErr w:type="gramEnd"/>
-            <w:r>
-              <w:rPr>
-                <w:rStyle w:val="HTMLCode"/>
-                <w:rFonts w:eastAsiaTheme="minorHAnsi"/>
-              </w:rPr>
-              <w:t>.logback:logstash-logback-encoder</w:t>
-            </w:r>
-            <w:proofErr w:type="spellEnd"/>
-          </w:p>
-        </w:tc>
-        <w:tc>
-          <w:tcPr>
-            <w:tcW w:w="0" w:type="auto"/>
-            <w:vAlign w:val="center"/>
-            <w:hideMark/>
-          </w:tcPr>
-          <w:p>
-            <w:r>
-              <w:t xml:space="preserve">JSON structured log encoding for </w:t>
-            </w:r>
-            <w:proofErr w:type="spellStart"/>
-            <w:r>
-              <w:t>Logback</w:t>
-            </w:r>
-            <w:proofErr w:type="spellEnd"/>
-          </w:p>
-        </w:tc>
-      </w:tr>
-      <w:tr>
-        <w:trPr>
-          <w:tblCellSpacing w:w="15" w:type="dxa"/>
-        </w:trPr>
-        <w:tc>
-          <w:tcPr>
-            <w:tcW w:w="0" w:type="auto"/>
-            <w:vAlign w:val="center"/>
-            <w:hideMark/>
-          </w:tcPr>
-          <w:p>
-            <w:r>
-              <w:rPr>
-                <w:rStyle w:val="HTMLCode"/>
-                <w:rFonts w:eastAsiaTheme="minorHAnsi"/>
-              </w:rPr>
-              <w:t>spring-boot-starter-test</w:t>
-            </w:r>
-            <w:r>
-              <w:t xml:space="preserve"> + </w:t>
-            </w:r>
-            <w:proofErr w:type="gramStart"/>
-            <w:r>
-              <w:rPr>
-                <w:rStyle w:val="HTMLCode"/>
-                <w:rFonts w:eastAsiaTheme="minorHAnsi"/>
-              </w:rPr>
-              <w:t>io.github</w:t>
-            </w:r>
-            <w:proofErr w:type="gramEnd"/>
-            <w:r>
-              <w:rPr>
-                <w:rStyle w:val="HTMLCode"/>
-                <w:rFonts w:eastAsiaTheme="minorHAnsi"/>
-              </w:rPr>
-              <w:t>.resilience4j:resilience4j-test</w:t>
-            </w:r>
-            <w:r>
-              <w:t xml:space="preserve"> (test scope)</w:t>
-            </w:r>
-          </w:p>
-        </w:tc>
-        <w:tc>
-          <w:tcPr>
-            <w:tcW w:w="0" w:type="auto"/>
-            <w:vAlign w:val="center"/>
-            <w:hideMark/>
-          </w:tcPr>
-          <w:p>
-            <w:r>
-              <w:t>Unit/integration tests, breaker-state testing</w:t>
-            </w:r>
-          </w:p>
-        </w:tc>
-      </w:tr>
-      <w:tr>
-        <w:trPr>
-          <w:tblCellSpacing w:w="15" w:type="dxa"/>
-        </w:trPr>
-        <w:tc>
-          <w:tcPr>
-            <w:tcW w:w="0" w:type="auto"/>
-            <w:vAlign w:val="center"/>
-            <w:hideMark/>
-          </w:tcPr>
-          <w:p>
-            <w:proofErr w:type="gramStart"/>
-            <w:r>
-              <w:rPr>
-                <w:rStyle w:val="HTMLCode"/>
-                <w:rFonts w:eastAsiaTheme="minorHAnsi"/>
-              </w:rPr>
-              <w:t>org.springframework</w:t>
-            </w:r>
-            <w:proofErr w:type="gramEnd"/>
-            <w:r>
-              <w:rPr>
-                <w:rStyle w:val="HTMLCode"/>
-                <w:rFonts w:eastAsiaTheme="minorHAnsi"/>
-              </w:rPr>
-              <w:t>.cloud:spring-cloud-starter-contract-stub-runner</w:t>
-            </w:r>
-            <w:r>
-              <w:t xml:space="preserve"> </w:t>
-            </w:r>
-            <w:r>
-              <w:rPr>
-                <w:rStyle w:val="Emphasis"/>
-              </w:rPr>
-              <w:t>(optional, only if we do contract tests as a bonus)</w:t>
-            </w:r>
-          </w:p>
-        </w:tc>
-        <w:tc>
-          <w:tcPr>
-            <w:tcW w:w="0" w:type="auto"/>
-            <w:vAlign w:val="center"/>
-            <w:hideMark/>
-          </w:tcPr>
-          <w:p>
-            <w:r>
-              <w:t>Skipped unless you want the bonus contract-test item</w:t>
-            </w:r>
-          </w:p>
-        </w:tc>
-      </w:tr>
-    </w:tbl>
-    <w:p>
-      <w:pPr>
-        <w:pStyle w:val="Heading2"/>
-      </w:pPr>
-      <w:r>
-        <w:rPr>
-          <w:rStyle w:val="HTMLCode"/>
-        </w:rPr>
-        <w:t>account-service/pom.xml</w:t>
-      </w:r>
-      <w:r>
-        <w:t xml:space="preserve"> — key dependencies</w:t>
-      </w:r>
-    </w:p>
-    <w:tbl>
-      <w:tblPr>
-        <w:tblW w:w="0" w:type="auto"/>
-        <w:tblCellSpacing w:w="15" w:type="dxa"/>
-        <w:tblCellMar>
-          <w:top w:w="15" w:type="dxa"/>
-          <w:left w:w="15" w:type="dxa"/>
-          <w:bottom w:w="15" w:type="dxa"/>
-          <w:right w:w="15" w:type="dxa"/>
-        </w:tblCellMar>
-        <w:tblLook w:val="04A0" w:firstRow="1" w:lastRow="0" w:firstColumn="1" w:lastColumn="0" w:noHBand="0" w:noVBand="1"/>
-      </w:tblPr>
-      <w:tblGrid>
-        <w:gridCol w:w="4482"/>
-        <w:gridCol w:w="4544"/>
-      </w:tblGrid>
-      <w:tr>
-        <w:trPr>
-          <w:tblHeader/>
-          <w:tblCellSpacing w:w="15" w:type="dxa"/>
-        </w:trPr>
-        <w:tc>
-          <w:tcPr>
-            <w:tcW w:w="0" w:type="auto"/>
-            <w:vAlign w:val="center"/>
-            <w:hideMark/>
-          </w:tcPr>
-          <w:p>
-            <w:pPr>
-              <w:jc w:val="center"/>
-              <w:rPr>
-                <w:b/>
-                <w:bCs/>
-              </w:rPr>
-            </w:pPr>
-            <w:r>
-              <w:rPr>
-                <w:b/>
-                <w:bCs/>
-              </w:rPr>
-              <w:t>Dependency</w:t>
-            </w:r>
-          </w:p>
-        </w:tc>
-        <w:tc>
-          <w:tcPr>
-            <w:tcW w:w="0" w:type="auto"/>
-            <w:vAlign w:val="center"/>
-            <w:hideMark/>
-          </w:tcPr>
-          <w:p>
-            <w:pPr>
-              <w:jc w:val="center"/>
-              <w:rPr>
-                <w:b/>
-                <w:bCs/>
-              </w:rPr>
-            </w:pPr>
-            <w:r>
-              <w:rPr>
-                <w:b/>
-                <w:bCs/>
-              </w:rPr>
-              <w:t>Purpose</w:t>
-            </w:r>
-          </w:p>
-        </w:tc>
-      </w:tr>
-      <w:tr>
-        <w:trPr>
-          <w:tblCellSpacing w:w="15" w:type="dxa"/>
-        </w:trPr>
-        <w:tc>
-          <w:tcPr>
-            <w:tcW w:w="0" w:type="auto"/>
-            <w:vAlign w:val="center"/>
-            <w:hideMark/>
-          </w:tcPr>
-          <w:p>
-            <w:r>
-              <w:rPr>
-                <w:rStyle w:val="HTMLCode"/>
-                <w:rFonts w:eastAsiaTheme="minorHAnsi"/>
-              </w:rPr>
-              <w:t>spring-boot-starter-web</w:t>
-            </w:r>
-          </w:p>
-        </w:tc>
-        <w:tc>
-          <w:tcPr>
-            <w:tcW w:w="0" w:type="auto"/>
-            <w:vAlign w:val="center"/>
-            <w:hideMark/>
-          </w:tcPr>
-          <w:p>
-            <w:r>
-              <w:t>REST controllers</w:t>
-            </w:r>
-          </w:p>
-        </w:tc>
-      </w:tr>
-      <w:tr>
-        <w:trPr>
-          <w:tblCellSpacing w:w="15" w:type="dxa"/>
-        </w:trPr>
-        <w:tc>
-          <w:tcPr>
-            <w:tcW w:w="0" w:type="auto"/>
-            <w:vAlign w:val="center"/>
-            <w:hideMark/>
-          </w:tcPr>
-          <w:p>
-            <w:r>
-              <w:rPr>
-                <w:rStyle w:val="HTMLCode"/>
-                <w:rFonts w:eastAsiaTheme="minorHAnsi"/>
-              </w:rPr>
-              <w:t>spring-boot-starter-data-</w:t>
-            </w:r>
-            <w:proofErr w:type="spellStart"/>
-            <w:r>
-              <w:rPr>
-                <w:rStyle w:val="HTMLCode"/>
-                <w:rFonts w:eastAsiaTheme="minorHAnsi"/>
-              </w:rPr>
-              <w:t>jpa</w:t>
-            </w:r>
-            <w:proofErr w:type="spellEnd"/>
-          </w:p>
-        </w:tc>
-        <w:tc>
-          <w:tcPr>
-            <w:tcW w:w="0" w:type="auto"/>
-            <w:vAlign w:val="center"/>
-            <w:hideMark/>
-          </w:tcPr>
-          <w:p>
-            <w:r>
-              <w:t>Repository layer</w:t>
-            </w:r>
-          </w:p>
-        </w:tc>
-      </w:tr>
-      <w:tr>
-        <w:trPr>
-          <w:tblCellSpacing w:w="15" w:type="dxa"/>
-        </w:trPr>
-        <w:tc>
-          <w:tcPr>
-            <w:tcW w:w="0" w:type="auto"/>
-            <w:vAlign w:val="center"/>
-            <w:hideMark/>
-          </w:tcPr>
-          <w:p>
-            <w:r>
-              <w:rPr>
-                <w:rStyle w:val="HTMLCode"/>
-                <w:rFonts w:eastAsiaTheme="minorHAnsi"/>
-              </w:rPr>
-              <w:t>com.h2database:h2</w:t>
-            </w:r>
-          </w:p>
-        </w:tc>
-        <w:tc>
-          <w:tcPr>
-            <w:tcW w:w="0" w:type="auto"/>
-            <w:vAlign w:val="center"/>
-            <w:hideMark/>
-          </w:tcPr>
-          <w:p>
-            <w:r>
-              <w:t>Embedded DB (separate in-memory instance from the Gateway's)</w:t>
-            </w:r>
-          </w:p>
-        </w:tc>
-      </w:tr>
-      <w:tr>
-        <w:trPr>
-          <w:tblCellSpacing w:w="15" w:type="dxa"/>
-        </w:trPr>
-        <w:tc>
-          <w:tcPr>
-            <w:tcW w:w="0" w:type="auto"/>
-            <w:vAlign w:val="center"/>
-            <w:hideMark/>
-          </w:tcPr>
-          <w:p>
-            <w:r>
-              <w:rPr>
-                <w:rStyle w:val="HTMLCode"/>
-                <w:rFonts w:eastAsiaTheme="minorHAnsi"/>
-              </w:rPr>
-              <w:t>spring-boot-starter-validation</w:t>
-            </w:r>
-          </w:p>
-        </w:tc>
-        <w:tc>
-          <w:tcPr>
-            <w:tcW w:w="0" w:type="auto"/>
-            <w:vAlign w:val="center"/>
-            <w:hideMark/>
-          </w:tcPr>
-          <w:p>
-            <w:r>
-              <w:t>Defensive validation on incoming transaction requests</w:t>
-            </w:r>
-          </w:p>
-        </w:tc>
-      </w:tr>
-      <w:tr>
-        <w:trPr>
-          <w:tblCellSpacing w:w="15" w:type="dxa"/>
-        </w:trPr>
-        <w:tc>
-          <w:tcPr>
-            <w:tcW w:w="0" w:type="auto"/>
-            <w:vAlign w:val="center"/>
-            <w:hideMark/>
-          </w:tcPr>
-          <w:p>
-            <w:r>
-              <w:rPr>
-                <w:rStyle w:val="HTMLCode"/>
-                <w:rFonts w:eastAsiaTheme="minorHAnsi"/>
-              </w:rPr>
-              <w:t>spring-boot-starter-actuator</w:t>
-            </w:r>
-          </w:p>
-        </w:tc>
-        <w:tc>
-          <w:tcPr>
-            <w:tcW w:w="0" w:type="auto"/>
-            <w:vAlign w:val="center"/>
-            <w:hideMark/>
-          </w:tcPr>
-          <w:p>
-            <w:r>
-              <w:t>Health endpoint base</w:t>
-            </w:r>
-          </w:p>
-        </w:tc>
-      </w:tr>
-      <w:tr>
-        <w:trPr>
-          <w:tblCellSpacing w:w="15" w:type="dxa"/>
-        </w:trPr>
-        <w:tc>
-          <w:tcPr>
-            <w:tcW w:w="0" w:type="auto"/>
-            <w:vAlign w:val="center"/>
-            <w:hideMark/>
-          </w:tcPr>
-          <w:p>
-            <w:proofErr w:type="spellStart"/>
-            <w:proofErr w:type="gramStart"/>
-            <w:r>
-              <w:rPr>
-                <w:rStyle w:val="HTMLCode"/>
-                <w:rFonts w:eastAsiaTheme="minorHAnsi"/>
-              </w:rPr>
-              <w:t>io.opentelemetry</w:t>
-            </w:r>
-            <w:proofErr w:type="gramEnd"/>
-            <w:r>
-              <w:rPr>
-                <w:rStyle w:val="HTMLCode"/>
-                <w:rFonts w:eastAsiaTheme="minorHAnsi"/>
-              </w:rPr>
-              <w:t>:opentelemetry-api</w:t>
-            </w:r>
-            <w:proofErr w:type="spellEnd"/>
-            <w:r>
-              <w:t xml:space="preserve"> + </w:t>
-            </w:r>
-            <w:r>
-              <w:rPr>
-                <w:rStyle w:val="HTMLCode"/>
-                <w:rFonts w:eastAsiaTheme="minorHAnsi"/>
-              </w:rPr>
-              <w:t>-</w:t>
-            </w:r>
-            <w:proofErr w:type="spellStart"/>
-            <w:r>
-              <w:rPr>
-                <w:rStyle w:val="HTMLCode"/>
-                <w:rFonts w:eastAsiaTheme="minorHAnsi"/>
-              </w:rPr>
-              <w:t>sdk</w:t>
-            </w:r>
-            <w:proofErr w:type="spellEnd"/>
-          </w:p>
-        </w:tc>
-        <w:tc>
-          <w:tcPr>
-            <w:tcW w:w="0" w:type="auto"/>
-            <w:vAlign w:val="center"/>
-            <w:hideMark/>
-          </w:tcPr>
-          <w:p>
-            <w:r>
-              <w:t>Trace ID extraction/logging (no outbound calls to instrument, since it calls nothing downstream)</w:t>
-            </w:r>
-          </w:p>
-        </w:tc>
-      </w:tr>
-      <w:tr>
-        <w:trPr>
-          <w:tblCellSpacing w:w="15" w:type="dxa"/>
-        </w:trPr>
-        <w:tc>
-          <w:tcPr>
-            <w:tcW w:w="0" w:type="auto"/>
-            <w:vAlign w:val="center"/>
-            <w:hideMark/>
-          </w:tcPr>
-          <w:p>
-            <w:proofErr w:type="spellStart"/>
-            <w:proofErr w:type="gramStart"/>
-            <w:r>
-              <w:rPr>
-                <w:rStyle w:val="HTMLCode"/>
-                <w:rFonts w:eastAsiaTheme="minorHAnsi"/>
-              </w:rPr>
-              <w:lastRenderedPageBreak/>
-              <w:t>net.logstash</w:t>
-            </w:r>
-            <w:proofErr w:type="gramEnd"/>
-            <w:r>
-              <w:rPr>
-                <w:rStyle w:val="HTMLCode"/>
-                <w:rFonts w:eastAsiaTheme="minorHAnsi"/>
-              </w:rPr>
-              <w:t>.logback:logstash-logback-encoder</w:t>
-            </w:r>
-            <w:proofErr w:type="spellEnd"/>
-          </w:p>
-        </w:tc>
-        <w:tc>
-          <w:tcPr>
-            <w:tcW w:w="0" w:type="auto"/>
-            <w:vAlign w:val="center"/>
-            <w:hideMark/>
-          </w:tcPr>
-          <w:p>
-            <w:r>
-              <w:t>JSON structured logs</w:t>
-            </w:r>
-          </w:p>
-        </w:tc>
-      </w:tr>
-      <w:tr>
-        <w:trPr>
-          <w:tblCellSpacing w:w="15" w:type="dxa"/>
-        </w:trPr>
-        <w:tc>
-          <w:tcPr>
-            <w:tcW w:w="0" w:type="auto"/>
-            <w:vAlign w:val="center"/>
-            <w:hideMark/>
-          </w:tcPr>
-          <w:p>
-            <w:r>
-              <w:rPr>
-                <w:rStyle w:val="HTMLCode"/>
-                <w:rFonts w:eastAsiaTheme="minorHAnsi"/>
-              </w:rPr>
-              <w:t>spring-boot-starter-test</w:t>
-            </w:r>
-          </w:p>
-        </w:tc>
-        <w:tc>
-          <w:tcPr>
-            <w:tcW w:w="0" w:type="auto"/>
-            <w:vAlign w:val="center"/>
-            <w:hideMark/>
-          </w:tcPr>
-          <w:p>
-            <w:r>
-              <w:t>Unit tests</w:t>
-            </w:r>
-          </w:p>
-        </w:tc>
-      </w:tr>
-    </w:tbl>
-    <w:p>
-      <w:pPr>
-        <w:pStyle w:val="Heading2"/>
-      </w:pPr>
-      <w:r>
-        <w:t>Artifact 9 — Entity classes</w:t>
-      </w:r>
-    </w:p>
-    <w:p>
-      <w:pPr>
-        <w:pStyle w:val="Heading2"/>
-        <w:numPr>
-          <w:ilvl w:val="0"/>
-          <w:numId w:val="25"/>
-        </w:numPr>
-      </w:pPr>
-      <w:r>
-        <w:rPr>
-          <w:b w:val="0"/>
-          <w:bCs w:val="0"/>
-          <w:sz w:val="28"/>
-          <w:szCs w:val="28"/>
-        </w:rPr>
-        <w:t xml:space="preserve">@Enumerated </w:t>
-      </w:r>
-      <w:r>
-        <w:rPr>
-          <w:b w:val="0"/>
-          <w:bCs w:val="0"/>
-          <w:sz w:val="28"/>
-          <w:szCs w:val="28"/>
-        </w:rPr>
-        <w:sym w:font="Wingdings" w:char="F0E0"/>
-      </w:r>
-      <w:r>
-        <w:rPr>
-          <w:b w:val="0"/>
-          <w:bCs w:val="0"/>
-          <w:sz w:val="28"/>
-          <w:szCs w:val="28"/>
-        </w:rPr>
-        <w:t xml:space="preserve"> </w:t>
-      </w:r>
-      <w:r>
-        <w:rPr>
-          <w:b w:val="0"/>
-          <w:bCs w:val="0"/>
-          <w:sz w:val="28"/>
-          <w:szCs w:val="28"/>
-        </w:rPr>
-        <w:t xml:space="preserve">This is a JPA/Hibernate mapping that tells Hibernate how to persist an </w:t>
-      </w:r>
-      <w:proofErr w:type="spellStart"/>
-      <w:r>
-        <w:rPr>
-          <w:b w:val="0"/>
-          <w:bCs w:val="0"/>
-          <w:sz w:val="28"/>
-          <w:szCs w:val="28"/>
-        </w:rPr>
-        <w:t>enum</w:t>
-      </w:r>
-      <w:proofErr w:type="spellEnd"/>
-      <w:r>
-        <w:rPr>
-          <w:b w:val="0"/>
-          <w:bCs w:val="0"/>
-          <w:sz w:val="28"/>
-          <w:szCs w:val="28"/>
-        </w:rPr>
-        <w:t xml:space="preserve"> field into a database column.</w:t>
-      </w:r>
-    </w:p>
-    <w:p>
-      <w:pPr>
-        <w:pStyle w:val="Heading2"/>
-        <w:numPr>
-          <w:ilvl w:val="0"/>
-          <w:numId w:val="25"/>
-        </w:numPr>
-        <w:rPr>
-          <w:b w:val="0"/>
-          <w:bCs w:val="0"/>
-          <w:sz w:val="28"/>
-          <w:szCs w:val="28"/>
-        </w:rPr>
-      </w:pPr>
-      <w:r>
-        <w:rPr>
-          <w:b w:val="0"/>
-          <w:bCs w:val="0"/>
-          <w:sz w:val="28"/>
-          <w:szCs w:val="28"/>
-        </w:rPr>
-        <w:t xml:space="preserve">Account uses @Version for optimistic locking. Even though the atomic-transaction insert + balance update happens in one @Transactional service method (Artifact 3), concurrent requests for the same </w:t>
-      </w:r>
-      <w:proofErr w:type="spellStart"/>
-      <w:r>
-        <w:rPr>
-          <w:b w:val="0"/>
-          <w:bCs w:val="0"/>
-          <w:sz w:val="28"/>
-          <w:szCs w:val="28"/>
-        </w:rPr>
-        <w:t>accountId</w:t>
-      </w:r>
-      <w:proofErr w:type="spellEnd"/>
-      <w:r>
-        <w:rPr>
-          <w:b w:val="0"/>
-          <w:bCs w:val="0"/>
-          <w:sz w:val="28"/>
-          <w:szCs w:val="28"/>
-        </w:rPr>
-        <w:t xml:space="preserve"> could still race at the row level without this — two threads reading the same balance, both computing a new value, one silently overwriting the other's update. @Version makes JPA detect that and throw </w:t>
-      </w:r>
-      <w:proofErr w:type="spellStart"/>
-      <w:r>
-        <w:rPr>
-          <w:b w:val="0"/>
-          <w:bCs w:val="0"/>
-          <w:sz w:val="28"/>
-          <w:szCs w:val="28"/>
-        </w:rPr>
-        <w:t>OptimisticLockException</w:t>
-      </w:r>
-      <w:proofErr w:type="spellEnd"/>
-      <w:r>
-        <w:rPr>
-          <w:b w:val="0"/>
-          <w:bCs w:val="0"/>
-          <w:sz w:val="28"/>
-          <w:szCs w:val="28"/>
-        </w:rPr>
-        <w:t>, which the service layer will translate into a retry or a 409/503-style response rather than silently losing a credit/debit. This is a detail the earlier database artifact didn't need to surface, but it matters once we write the service layer.</w:t>
-      </w:r>
-    </w:p>
-    <w:p>
-      <w:pPr>
-        <w:pStyle w:val="Heading2"/>
-      </w:pPr>
-      <w:r>
-        <w:t>Artifact 1</w:t>
-      </w:r>
-      <w:r>
-        <w:t>0</w:t>
-      </w:r>
-      <w:r>
-        <w:t xml:space="preserve"> — Repository interfaces</w:t>
-      </w:r>
-    </w:p>
-    <w:p>
-      <w:pPr>
-        <w:pStyle w:val="Heading2"/>
-      </w:pPr>
-      <w:r>
-        <w:t>Artifact 1</w:t>
-      </w:r>
-      <w:r>
-        <w:t>1</w:t>
-      </w:r>
-      <w:r>
-        <w:t xml:space="preserve"> — </w:t>
-      </w:r>
-      <w:r>
-        <w:t>DTOs</w:t>
-      </w:r>
-    </w:p>
-    <w:p>
-      <w:pPr>
-        <w:pStyle w:val="Heading2"/>
-        <w:numPr>
-          <w:ilvl w:val="0"/>
-          <w:numId w:val="25"/>
-        </w:numPr>
-        <w:rPr>
-          <w:b w:val="0"/>
-          <w:bCs w:val="0"/>
-          <w:sz w:val="28"/>
-          <w:szCs w:val="28"/>
-        </w:rPr>
-      </w:pPr>
-      <w:r>
-        <w:rPr>
-          <w:b w:val="0"/>
-          <w:bCs w:val="0"/>
-          <w:sz w:val="28"/>
-          <w:szCs w:val="28"/>
-        </w:rPr>
-        <w:t xml:space="preserve">The Record structure is used </w:t>
-      </w:r>
-      <w:r>
-        <w:rPr>
-          <w:b w:val="0"/>
-          <w:bCs w:val="0"/>
-          <w:sz w:val="28"/>
-          <w:szCs w:val="28"/>
-        </w:rPr>
-        <w:t>to carry immutable data</w:t>
-      </w:r>
-    </w:p>
-    <w:p>
-      <w:pPr>
-        <w:pStyle w:val="Heading2"/>
-      </w:pPr>
-      <w:r>
-        <w:t>Artifact 1</w:t>
-      </w:r>
-      <w:r>
-        <w:t>2</w:t>
-      </w:r>
-      <w:r>
-        <w:t xml:space="preserve"> — Service layer</w:t>
-      </w:r>
-    </w:p>
-    <w:p>
-      <w:pPr>
-        <w:pStyle w:val="Heading2"/>
-      </w:pPr>
-      <w:r>
-        <w:t>Artifact 1</w:t>
-      </w:r>
-      <w:r>
-        <w:t>3</w:t>
-      </w:r>
-      <w:r>
-        <w:t xml:space="preserve"> — Controller layer</w:t>
-      </w:r>
-    </w:p>
-    <w:p>
-      <w:pPr>
-        <w:pStyle w:val="Heading2"/>
-      </w:pPr>
-      <w:r>
-        <w:t>Artifact 1</w:t>
-      </w:r>
-      <w:r>
-        <w:t>4</w:t>
-      </w:r>
-      <w:r>
-        <w:t xml:space="preserve"> — Exception handling</w:t>
-      </w:r>
-    </w:p>
-    <w:p>
-      <w:pPr>
-        <w:pStyle w:val="Heading2"/>
-      </w:pPr>
-      <w:r>
-        <w:t>Artifact 1</w:t>
-      </w:r>
-      <w:r>
-        <w:t>5</w:t>
-      </w:r>
-      <w:r>
-        <w:t xml:space="preserve"> — Configuration classes</w:t>
-      </w:r>
-    </w:p>
-    <w:p>
-      <w:pPr>
-        <w:pStyle w:val="NormalWeb"/>
-      </w:pPr>
-      <w:r>
-        <w:rPr>
-          <w:b/>
-          <w:bCs/>
-          <w:sz w:val="36"/>
-          <w:szCs w:val="36"/>
-        </w:rPr>
-        <w:t>Artifact 1</w:t>
-      </w:r>
-      <w:r>
-        <w:rPr>
-          <w:b/>
-          <w:bCs/>
-          <w:sz w:val="36"/>
-          <w:szCs w:val="36"/>
-        </w:rPr>
-        <w:t>6</w:t>
-      </w:r>
-      <w:r>
-        <w:rPr>
-          <w:b/>
-          <w:bCs/>
-          <w:sz w:val="36"/>
-          <w:szCs w:val="36"/>
-        </w:rPr>
-        <w:t xml:space="preserve"> — Docker Compose</w:t>
-      </w:r>
-    </w:p>
-    <w:p>
-      <w:pPr>
-        <w:pStyle w:val="NormalWeb"/>
-        <w:rPr>
-          <w:b/>
-          <w:bCs/>
-          <w:sz w:val="36"/>
-          <w:szCs w:val="36"/>
-        </w:rPr>
-      </w:pPr>
-      <w:r>
-        <w:rPr>
-          <w:b/>
-          <w:bCs/>
-          <w:sz w:val="36"/>
-          <w:szCs w:val="36"/>
-        </w:rPr>
-        <w:t>Artifact 1</w:t>
-      </w:r>
-      <w:r>
-        <w:rPr>
-          <w:b/>
-          <w:bCs/>
-          <w:sz w:val="36"/>
-          <w:szCs w:val="36"/>
-        </w:rPr>
-        <w:t>7</w:t>
-      </w:r>
-      <w:r>
-        <w:rPr>
-          <w:b/>
-          <w:bCs/>
-          <w:sz w:val="36"/>
-          <w:szCs w:val="36"/>
-        </w:rPr>
-        <w:t xml:space="preserve"> — Testing strategy</w:t>
-      </w:r>
-    </w:p>
-    <w:p>
-      <w:pPr>
-        <w:pStyle w:val="Heading2"/>
-      </w:pPr>
-      <w:r>
-        <w:t>Test pyramid mapped to Maven lifecycle (per Artifact 8)</w:t>
-      </w:r>
-    </w:p>
-    <w:tbl>
-      <w:tblPr>
-        <w:tblW w:w="0" w:type="auto"/>
-        <w:tblCellSpacing w:w="15" w:type="dxa"/>
-        <w:tblCellMar>
-          <w:top w:w="15" w:type="dxa"/>
-          <w:left w:w="15" w:type="dxa"/>
-          <w:bottom w:w="15" w:type="dxa"/>
-          <w:right w:w="15" w:type="dxa"/>
-        </w:tblCellMar>
-        <w:tblLook w:val="04A0" w:firstRow="1" w:lastRow="0" w:firstColumn="1" w:lastColumn="0" w:noHBand="0" w:noVBand="1"/>
-      </w:tblPr>
-      <w:tblGrid>
-        <w:gridCol w:w="1861"/>
-        <w:gridCol w:w="2506"/>
-        <w:gridCol w:w="1669"/>
-        <w:gridCol w:w="2990"/>
-      </w:tblGrid>
-      <w:tr>
-        <w:trPr>
-          <w:tblHeader/>
-          <w:tblCellSpacing w:w="15" w:type="dxa"/>
-        </w:trPr>
-        <w:tc>
-          <w:tcPr>
-            <w:tcW w:w="0" w:type="auto"/>
-            <w:vAlign w:val="center"/>
-            <w:hideMark/>
-          </w:tcPr>
-          <w:p>
-            <w:pPr>
-              <w:jc w:val="center"/>
-              <w:rPr>
-                <w:b/>
-                <w:bCs/>
-              </w:rPr>
-            </w:pPr>
-            <w:r>
-              <w:rPr>
-                <w:b/>
-                <w:bCs/>
-              </w:rPr>
-              <w:lastRenderedPageBreak/>
-              <w:t>Layer</w:t>
-            </w:r>
-          </w:p>
-        </w:tc>
-        <w:tc>
-          <w:tcPr>
-            <w:tcW w:w="0" w:type="auto"/>
-            <w:vAlign w:val="center"/>
-            <w:hideMark/>
-          </w:tcPr>
-          <w:p>
-            <w:pPr>
-              <w:jc w:val="center"/>
-              <w:rPr>
-                <w:b/>
-                <w:bCs/>
-              </w:rPr>
-            </w:pPr>
-            <w:r>
-              <w:rPr>
-                <w:b/>
-                <w:bCs/>
-              </w:rPr>
-              <w:t>Tool</w:t>
-            </w:r>
-          </w:p>
-        </w:tc>
-        <w:tc>
-          <w:tcPr>
-            <w:tcW w:w="0" w:type="auto"/>
-            <w:vAlign w:val="center"/>
-            <w:hideMark/>
-          </w:tcPr>
-          <w:p>
-            <w:pPr>
-              <w:jc w:val="center"/>
-              <w:rPr>
-                <w:b/>
-                <w:bCs/>
-              </w:rPr>
-            </w:pPr>
-            <w:r>
-              <w:rPr>
-                <w:b/>
-                <w:bCs/>
-              </w:rPr>
-              <w:t>Bound to</w:t>
-            </w:r>
-          </w:p>
-        </w:tc>
-        <w:tc>
-          <w:tcPr>
-            <w:tcW w:w="0" w:type="auto"/>
-            <w:vAlign w:val="center"/>
-            <w:hideMark/>
-          </w:tcPr>
-          <w:p>
-            <w:pPr>
-              <w:jc w:val="center"/>
-              <w:rPr>
-                <w:b/>
-                <w:bCs/>
-              </w:rPr>
-            </w:pPr>
-            <w:r>
-              <w:rPr>
-                <w:b/>
-                <w:bCs/>
-              </w:rPr>
-              <w:t>Scope</w:t>
-            </w:r>
-          </w:p>
-        </w:tc>
-      </w:tr>
-      <w:tr>
-        <w:trPr>
-          <w:tblCellSpacing w:w="15" w:type="dxa"/>
-        </w:trPr>
-        <w:tc>
-          <w:tcPr>
-            <w:tcW w:w="0" w:type="auto"/>
-            <w:vAlign w:val="center"/>
-            <w:hideMark/>
-          </w:tcPr>
-          <w:p>
-            <w:r>
-              <w:t>Unit tests</w:t>
-            </w:r>
-          </w:p>
-        </w:tc>
-        <w:tc>
-          <w:tcPr>
-            <w:tcW w:w="0" w:type="auto"/>
-            <w:vAlign w:val="center"/>
-            <w:hideMark/>
-          </w:tcPr>
-          <w:p>
-            <w:r>
-              <w:t>JUnit 5 + Mockito</w:t>
-            </w:r>
-          </w:p>
-        </w:tc>
-        <w:tc>
-          <w:tcPr>
-            <w:tcW w:w="0" w:type="auto"/>
-            <w:vAlign w:val="center"/>
-            <w:hideMark/>
-          </w:tcPr>
-          <w:p>
-            <w:proofErr w:type="spellStart"/>
-            <w:r>
-              <w:rPr>
-                <w:rStyle w:val="HTMLCode"/>
-                <w:rFonts w:eastAsiaTheme="minorHAnsi"/>
-              </w:rPr>
-              <w:t>mvn</w:t>
-            </w:r>
-            <w:proofErr w:type="spellEnd"/>
-            <w:r>
-              <w:rPr>
-                <w:rStyle w:val="HTMLCode"/>
-                <w:rFonts w:eastAsiaTheme="minorHAnsi"/>
-              </w:rPr>
-              <w:t xml:space="preserve"> test</w:t>
-            </w:r>
-            <w:r>
-              <w:t xml:space="preserve"> (</w:t>
-            </w:r>
-            <w:proofErr w:type="spellStart"/>
-            <w:r>
-              <w:t>Surefire</w:t>
-            </w:r>
-            <w:proofErr w:type="spellEnd"/>
-            <w:r>
-              <w:t>)</w:t>
-            </w:r>
-          </w:p>
-        </w:tc>
-        <w:tc>
-          <w:tcPr>
-            <w:tcW w:w="0" w:type="auto"/>
-            <w:vAlign w:val="center"/>
-            <w:hideMark/>
-          </w:tcPr>
-          <w:p>
-            <w:r>
-              <w:t xml:space="preserve">Service logic, entity </w:t>
-            </w:r>
-            <w:proofErr w:type="spellStart"/>
-            <w:r>
-              <w:t>behavior</w:t>
-            </w:r>
-            <w:proofErr w:type="spellEnd"/>
-            <w:r>
-              <w:t>, exception mapping — no Spring context</w:t>
-            </w:r>
-          </w:p>
-        </w:tc>
-      </w:tr>
-      <w:tr>
-        <w:trPr>
-          <w:tblCellSpacing w:w="15" w:type="dxa"/>
-        </w:trPr>
-        <w:tc>
-          <w:tcPr>
-            <w:tcW w:w="0" w:type="auto"/>
-            <w:vAlign w:val="center"/>
-            <w:hideMark/>
-          </w:tcPr>
-          <w:p>
-            <w:r>
-              <w:t>Slice tests</w:t>
-            </w:r>
-          </w:p>
-        </w:tc>
-        <w:tc>
-          <w:tcPr>
-            <w:tcW w:w="0" w:type="auto"/>
-            <w:vAlign w:val="center"/>
-            <w:hideMark/>
-          </w:tcPr>
-          <w:p>
-            <w:r>
-              <w:rPr>
-                <w:rStyle w:val="HTMLCode"/>
-                <w:rFonts w:eastAsiaTheme="minorHAnsi"/>
-              </w:rPr>
-              <w:t>@WebMvcTest</w:t>
-            </w:r>
-            <w:r>
-              <w:t xml:space="preserve">, </w:t>
-            </w:r>
-            <w:r>
-              <w:rPr>
-                <w:rStyle w:val="HTMLCode"/>
-                <w:rFonts w:eastAsiaTheme="minorHAnsi"/>
-              </w:rPr>
-              <w:t>@DataJpaTest</w:t>
-            </w:r>
-          </w:p>
-        </w:tc>
-        <w:tc>
-          <w:tcPr>
-            <w:tcW w:w="0" w:type="auto"/>
-            <w:vAlign w:val="center"/>
-            <w:hideMark/>
-          </w:tcPr>
-          <w:p>
-            <w:proofErr w:type="spellStart"/>
-            <w:r>
-              <w:rPr>
-                <w:rStyle w:val="HTMLCode"/>
-                <w:rFonts w:eastAsiaTheme="minorHAnsi"/>
-              </w:rPr>
-              <w:t>mvn</w:t>
-            </w:r>
-            <w:proofErr w:type="spellEnd"/>
-            <w:r>
-              <w:rPr>
-                <w:rStyle w:val="HTMLCode"/>
-                <w:rFonts w:eastAsiaTheme="minorHAnsi"/>
-              </w:rPr>
-              <w:t xml:space="preserve"> test</w:t>
-            </w:r>
-            <w:r>
-              <w:t xml:space="preserve"> (</w:t>
-            </w:r>
-            <w:proofErr w:type="spellStart"/>
-            <w:r>
-              <w:t>Surefire</w:t>
-            </w:r>
-            <w:proofErr w:type="spellEnd"/>
-            <w:r>
-              <w:t>)</w:t>
-            </w:r>
-          </w:p>
-        </w:tc>
-        <w:tc>
-          <w:tcPr>
-            <w:tcW w:w="0" w:type="auto"/>
-            <w:vAlign w:val="center"/>
-            <w:hideMark/>
-          </w:tcPr>
-          <w:p>
-            <w:r>
-              <w:t>Controller request/response shape, repository queries against real H2</w:t>
-            </w:r>
-          </w:p>
-        </w:tc>
-      </w:tr>
-      <w:tr>
-        <w:trPr>
-          <w:tblCellSpacing w:w="15" w:type="dxa"/>
-        </w:trPr>
-        <w:tc>
-          <w:tcPr>
-            <w:tcW w:w="0" w:type="auto"/>
-            <w:vAlign w:val="center"/>
-            <w:hideMark/>
-          </w:tcPr>
-          <w:p>
-            <w:r>
-              <w:t>Resiliency tests</w:t>
-            </w:r>
-          </w:p>
-        </w:tc>
-        <w:tc>
-          <w:tcPr>
-            <w:tcW w:w="0" w:type="auto"/>
-            <w:vAlign w:val="center"/>
-            <w:hideMark/>
-          </w:tcPr>
-          <w:p>
-            <w:r>
-              <w:rPr>
-                <w:rStyle w:val="HTMLCode"/>
-                <w:rFonts w:eastAsiaTheme="minorHAnsi"/>
-              </w:rPr>
-              <w:t>@SpringBootTest</w:t>
-            </w:r>
-            <w:r>
-              <w:t xml:space="preserve"> + </w:t>
-            </w:r>
-            <w:proofErr w:type="spellStart"/>
-            <w:r>
-              <w:t>WireMock</w:t>
-            </w:r>
-            <w:proofErr w:type="spellEnd"/>
-            <w:r>
-              <w:t>/</w:t>
-            </w:r>
-            <w:proofErr w:type="spellStart"/>
-            <w:r>
-              <w:t>MockServer</w:t>
-            </w:r>
-            <w:proofErr w:type="spellEnd"/>
-          </w:p>
-        </w:tc>
-        <w:tc>
-          <w:tcPr>
-            <w:tcW w:w="0" w:type="auto"/>
-            <w:vAlign w:val="center"/>
-            <w:hideMark/>
-          </w:tcPr>
-          <w:p>
-            <w:proofErr w:type="spellStart"/>
-            <w:r>
-              <w:rPr>
-                <w:rStyle w:val="HTMLCode"/>
-                <w:rFonts w:eastAsiaTheme="minorHAnsi"/>
-              </w:rPr>
-              <w:t>mvn</w:t>
-            </w:r>
-            <w:proofErr w:type="spellEnd"/>
-            <w:r>
-              <w:rPr>
-                <w:rStyle w:val="HTMLCode"/>
-                <w:rFonts w:eastAsiaTheme="minorHAnsi"/>
-              </w:rPr>
-              <w:t xml:space="preserve"> test</w:t>
-            </w:r>
-            <w:r>
-              <w:t xml:space="preserve"> (</w:t>
-            </w:r>
-            <w:proofErr w:type="spellStart"/>
-            <w:r>
-              <w:t>Surefire</w:t>
-            </w:r>
-            <w:proofErr w:type="spellEnd"/>
-            <w:r>
-              <w:t>)</w:t>
-            </w:r>
-          </w:p>
-        </w:tc>
-        <w:tc>
-          <w:tcPr>
-            <w:tcW w:w="0" w:type="auto"/>
-            <w:vAlign w:val="center"/>
-            <w:hideMark/>
-          </w:tcPr>
-          <w:p>
-            <w:r>
-              <w:t xml:space="preserve">Circuit breaker open/close </w:t>
-            </w:r>
-            <w:proofErr w:type="spellStart"/>
-            <w:r>
-              <w:t>behavior</w:t>
-            </w:r>
-            <w:proofErr w:type="spellEnd"/>
-            <w:r>
-              <w:t>, retry/backoff</w:t>
-            </w:r>
-          </w:p>
-        </w:tc>
-      </w:tr>
-      <w:tr>
-        <w:trPr>
-          <w:tblCellSpacing w:w="15" w:type="dxa"/>
-        </w:trPr>
-        <w:tc>
-          <w:tcPr>
-            <w:tcW w:w="0" w:type="auto"/>
-            <w:vAlign w:val="center"/>
-            <w:hideMark/>
-          </w:tcPr>
-          <w:p>
-            <w:r>
-              <w:t>Trace propagation test</w:t>
-            </w:r>
-          </w:p>
-        </w:tc>
-        <w:tc>
-          <w:tcPr>
-            <w:tcW w:w="0" w:type="auto"/>
-            <w:vAlign w:val="center"/>
-            <w:hideMark/>
-          </w:tcPr>
-          <w:p>
-            <w:r>
-              <w:rPr>
-                <w:rStyle w:val="HTMLCode"/>
-                <w:rFonts w:eastAsiaTheme="minorHAnsi"/>
-              </w:rPr>
-              <w:t>@SpringBootTest</w:t>
-            </w:r>
-            <w:r>
-              <w:t xml:space="preserve"> + </w:t>
-            </w:r>
-            <w:proofErr w:type="spellStart"/>
-            <w:r>
-              <w:t>MockServer</w:t>
-            </w:r>
-            <w:proofErr w:type="spellEnd"/>
-          </w:p>
-        </w:tc>
-        <w:tc>
-          <w:tcPr>
-            <w:tcW w:w="0" w:type="auto"/>
-            <w:vAlign w:val="center"/>
-            <w:hideMark/>
-          </w:tcPr>
-          <w:p>
-            <w:proofErr w:type="spellStart"/>
-            <w:r>
-              <w:rPr>
-                <w:rStyle w:val="HTMLCode"/>
-                <w:rFonts w:eastAsiaTheme="minorHAnsi"/>
-              </w:rPr>
-              <w:t>mvn</w:t>
-            </w:r>
-            <w:proofErr w:type="spellEnd"/>
-            <w:r>
-              <w:rPr>
-                <w:rStyle w:val="HTMLCode"/>
-                <w:rFonts w:eastAsiaTheme="minorHAnsi"/>
-              </w:rPr>
-              <w:t xml:space="preserve"> test</w:t>
-            </w:r>
-            <w:r>
-              <w:t xml:space="preserve"> (</w:t>
-            </w:r>
-            <w:proofErr w:type="spellStart"/>
-            <w:r>
-              <w:t>Surefire</w:t>
-            </w:r>
-            <w:proofErr w:type="spellEnd"/>
-            <w:r>
-              <w:t>)</w:t>
-            </w:r>
-          </w:p>
-        </w:tc>
-        <w:tc>
-          <w:tcPr>
-            <w:tcW w:w="0" w:type="auto"/>
-            <w:vAlign w:val="center"/>
-            <w:hideMark/>
-          </w:tcPr>
-          <w:p>
-            <w:r>
-              <w:t>Header flows from Gateway to a stubbed downstream call</w:t>
-            </w:r>
-          </w:p>
-        </w:tc>
-      </w:tr>
-      <w:tr>
-        <w:trPr>
-          <w:tblCellSpacing w:w="15" w:type="dxa"/>
-        </w:trPr>
-        <w:tc>
-          <w:tcPr>
-            <w:tcW w:w="0" w:type="auto"/>
-            <w:vAlign w:val="center"/>
-            <w:hideMark/>
-          </w:tcPr>
-          <w:p>
-            <w:r>
-              <w:t>Cross-service integration</w:t>
-            </w:r>
-          </w:p>
-        </w:tc>
-        <w:tc>
-          <w:tcPr>
-            <w:tcW w:w="0" w:type="auto"/>
-            <w:vAlign w:val="center"/>
-            <w:hideMark/>
-          </w:tcPr>
-          <w:p>
-            <w:r>
-              <w:rPr>
-                <w:rStyle w:val="HTMLCode"/>
-                <w:rFonts w:eastAsiaTheme="minorHAnsi"/>
-              </w:rPr>
-              <w:t>@SpringBootTest</w:t>
-            </w:r>
-            <w:r>
-              <w:t xml:space="preserve"> + </w:t>
-            </w:r>
-            <w:proofErr w:type="spellStart"/>
-            <w:r>
-              <w:t>MockServer</w:t>
-            </w:r>
-            <w:proofErr w:type="spellEnd"/>
-          </w:p>
-        </w:tc>
-        <w:tc>
-          <w:tcPr>
-            <w:tcW w:w="0" w:type="auto"/>
-            <w:vAlign w:val="center"/>
-            <w:hideMark/>
-          </w:tcPr>
-          <w:p>
-            <w:proofErr w:type="spellStart"/>
-            <w:r>
-              <w:rPr>
-                <w:rStyle w:val="HTMLCode"/>
-                <w:rFonts w:eastAsiaTheme="minorHAnsi"/>
-              </w:rPr>
-              <w:t>mvn</w:t>
-            </w:r>
-            <w:proofErr w:type="spellEnd"/>
-            <w:r>
-              <w:rPr>
-                <w:rStyle w:val="HTMLCode"/>
-                <w:rFonts w:eastAsiaTheme="minorHAnsi"/>
-              </w:rPr>
-              <w:t xml:space="preserve"> verify</w:t>
-            </w:r>
-            <w:r>
-              <w:t xml:space="preserve"> (Failsafe)</w:t>
-            </w:r>
-          </w:p>
-        </w:tc>
-        <w:tc>
-          <w:tcPr>
-            <w:tcW w:w="0" w:type="auto"/>
-            <w:vAlign w:val="center"/>
-            <w:hideMark/>
-          </w:tcPr>
-          <w:p>
-            <w:r>
-              <w:t xml:space="preserve">Full Gateway request → simulated Account Service → response, per Artifact 8's </w:t>
-            </w:r>
-            <w:proofErr w:type="spellStart"/>
-            <w:r>
-              <w:t>MockServer</w:t>
-            </w:r>
-            <w:proofErr w:type="spellEnd"/>
-            <w:r>
-              <w:t xml:space="preserve"> decision</w:t>
-            </w:r>
-          </w:p>
-        </w:tc>
-      </w:tr>
-      <w:tr>
-        <w:trPr>
-          <w:tblCellSpacing w:w="15" w:type="dxa"/>
-        </w:trPr>
-        <w:tc>
-          <w:tcPr>
-            <w:tcW w:w="0" w:type="auto"/>
-            <w:vAlign w:val="center"/>
-            <w:hideMark/>
-          </w:tcPr>
-          <w:p>
-            <w:r>
-              <w:t>Manual/Compose smoke test</w:t>
-            </w:r>
-          </w:p>
-        </w:tc>
-        <w:tc>
-          <w:tcPr>
-            <w:tcW w:w="0" w:type="auto"/>
-            <w:vAlign w:val="center"/>
-            <w:hideMark/>
-          </w:tcPr>
-          <w:p>
-            <w:r>
-              <w:t>curl / Postman collection</w:t>
-            </w:r>
-          </w:p>
-        </w:tc>
-        <w:tc>
-          <w:tcPr>
-            <w:tcW w:w="0" w:type="auto"/>
-            <w:vAlign w:val="center"/>
-            <w:hideMark/>
-          </w:tcPr>
-          <w:p>
-            <w:r>
-              <w:t>Documented in README, not automated</w:t>
-            </w:r>
-          </w:p>
-        </w:tc>
-        <w:tc>
-          <w:tcPr>
-            <w:tcW w:w="0" w:type="auto"/>
-            <w:vAlign w:val="center"/>
-            <w:hideMark/>
-          </w:tcPr>
-          <w:p>
-            <w:r>
-              <w:t xml:space="preserve">Real two-process verification, the outage-simulation </w:t>
-            </w:r>
-          </w:p>
-        </w:tc>
-      </w:tr>
-    </w:tbl>
-    <w:p>
-      <w:pPr>
-        <w:pStyle w:val="Heading2"/>
-      </w:pPr>
-      <w:r>
-        <w:t xml:space="preserve">Coverage checklist </w:t>
-      </w:r>
-    </w:p>
-    <w:tbl>
-      <w:tblPr>
-        <w:tblW w:w="0" w:type="auto"/>
-        <w:tblCellSpacing w:w="15" w:type="dxa"/>
-        <w:tblCellMar>
-          <w:top w:w="15" w:type="dxa"/>
-          <w:left w:w="15" w:type="dxa"/>
-          <w:bottom w:w="15" w:type="dxa"/>
-          <w:right w:w="15" w:type="dxa"/>
-        </w:tblCellMar>
-        <w:tblLook w:val="04A0" w:firstRow="1" w:lastRow="0" w:firstColumn="1" w:lastColumn="0" w:noHBand="0" w:noVBand="1"/>
-      </w:tblPr>
-      <w:tblGrid>
-        <w:gridCol w:w="2542"/>
-        <w:gridCol w:w="6484"/>
-      </w:tblGrid>
-      <w:tr>
-        <w:trPr>
-          <w:tblHeader/>
-          <w:tblCellSpacing w:w="15" w:type="dxa"/>
-        </w:trPr>
-        <w:tc>
-          <w:tcPr>
-            <w:tcW w:w="0" w:type="auto"/>
-            <w:vAlign w:val="center"/>
-            <w:hideMark/>
-          </w:tcPr>
-          <w:p>
-            <w:pPr>
-              <w:jc w:val="center"/>
-              <w:rPr>
-                <w:b/>
-                <w:bCs/>
-              </w:rPr>
-            </w:pPr>
-            <w:r>
-              <w:rPr>
-                <w:b/>
-                <w:bCs/>
-              </w:rPr>
-              <w:t>Required</w:t>
-            </w:r>
-          </w:p>
-        </w:tc>
-        <w:tc>
-          <w:tcPr>
-            <w:tcW w:w="0" w:type="auto"/>
-            <w:vAlign w:val="center"/>
-            <w:hideMark/>
-          </w:tcPr>
-          <w:p>
-            <w:pPr>
-              <w:jc w:val="center"/>
-              <w:rPr>
-                <w:b/>
-                <w:bCs/>
-              </w:rPr>
-            </w:pPr>
-            <w:r>
-              <w:rPr>
-                <w:b/>
-                <w:bCs/>
-              </w:rPr>
-              <w:t>Covered by</w:t>
-            </w:r>
-          </w:p>
-        </w:tc>
-      </w:tr>
-      <w:tr>
-        <w:trPr>
-          <w:tblCellSpacing w:w="15" w:type="dxa"/>
-        </w:trPr>
-        <w:tc>
-          <w:tcPr>
-            <w:tcW w:w="0" w:type="auto"/>
-            <w:vAlign w:val="center"/>
-            <w:hideMark/>
-          </w:tcPr>
-          <w:p>
-            <w:r>
-              <w:t>Idempotency</w:t>
-            </w:r>
-          </w:p>
-        </w:tc>
-        <w:tc>
-          <w:tcPr>
-            <w:tcW w:w="0" w:type="auto"/>
-            <w:vAlign w:val="center"/>
-            <w:hideMark/>
-          </w:tcPr>
-          <w:p>
-            <w:proofErr w:type="spellStart"/>
-            <w:r>
-              <w:rPr>
-                <w:rStyle w:val="HTMLCode"/>
-                <w:rFonts w:eastAsiaTheme="minorHAnsi"/>
-              </w:rPr>
-              <w:t>EventServiceTest</w:t>
-            </w:r>
-            <w:proofErr w:type="spellEnd"/>
-            <w:r>
-              <w:t xml:space="preserve">, </w:t>
-            </w:r>
-            <w:proofErr w:type="spellStart"/>
-            <w:r>
-              <w:rPr>
-                <w:rStyle w:val="HTMLCode"/>
-                <w:rFonts w:eastAsiaTheme="minorHAnsi"/>
-              </w:rPr>
-              <w:t>EventRecordRepositoryTest</w:t>
-            </w:r>
-            <w:proofErr w:type="spellEnd"/>
-            <w:r>
-              <w:t xml:space="preserve">, </w:t>
-            </w:r>
-            <w:proofErr w:type="spellStart"/>
-            <w:r>
-              <w:rPr>
-                <w:rStyle w:val="HTMLCode"/>
-                <w:rFonts w:eastAsiaTheme="minorHAnsi"/>
-              </w:rPr>
-              <w:t>AccountTransactionServiceTest</w:t>
-            </w:r>
-            <w:proofErr w:type="spellEnd"/>
-          </w:p>
-        </w:tc>
-      </w:tr>
-      <w:tr>
-        <w:trPr>
-          <w:tblCellSpacing w:w="15" w:type="dxa"/>
-        </w:trPr>
-        <w:tc>
-          <w:tcPr>
-            <w:tcW w:w="0" w:type="auto"/>
-            <w:vAlign w:val="center"/>
-            <w:hideMark/>
-          </w:tcPr>
-          <w:p>
-            <w:r>
-              <w:t>Out-of-order tolerance</w:t>
-            </w:r>
-          </w:p>
-        </w:tc>
-        <w:tc>
-          <w:tcPr>
-            <w:tcW w:w="0" w:type="auto"/>
-            <w:vAlign w:val="center"/>
-            <w:hideMark/>
-          </w:tcPr>
-          <w:p>
-            <w:proofErr w:type="spellStart"/>
-            <w:r>
-              <w:rPr>
-                <w:rStyle w:val="HTMLCode"/>
-                <w:rFonts w:eastAsiaTheme="minorHAnsi"/>
-              </w:rPr>
-              <w:t>OutOfOrderBalanceTest</w:t>
-            </w:r>
-            <w:proofErr w:type="spellEnd"/>
-            <w:r>
-              <w:t xml:space="preserve">, </w:t>
-            </w:r>
-            <w:proofErr w:type="spellStart"/>
-            <w:r>
-              <w:rPr>
-                <w:rStyle w:val="HTMLCode"/>
-                <w:rFonts w:eastAsiaTheme="minorHAnsi"/>
-              </w:rPr>
-              <w:t>EventRecordRepositoryTest</w:t>
-            </w:r>
-            <w:proofErr w:type="spellEnd"/>
-          </w:p>
-        </w:tc>
-      </w:tr>
-      <w:tr>
-        <w:trPr>
-          <w:tblCellSpacing w:w="15" w:type="dxa"/>
-        </w:trPr>
-        <w:tc>
-          <w:tcPr>
-            <w:tcW w:w="0" w:type="auto"/>
-            <w:vAlign w:val="center"/>
-            <w:hideMark/>
-          </w:tcPr>
-          <w:p>
-            <w:r>
-              <w:t>Balance computation</w:t>
-            </w:r>
-          </w:p>
-        </w:tc>
-        <w:tc>
-          <w:tcPr>
-            <w:tcW w:w="0" w:type="auto"/>
-            <w:vAlign w:val="center"/>
-            <w:hideMark/>
-          </w:tcPr>
-          <w:p>
-            <w:proofErr w:type="spellStart"/>
-            <w:r>
-              <w:rPr>
-                <w:rStyle w:val="HTMLCode"/>
-                <w:rFonts w:eastAsiaTheme="minorHAnsi"/>
-              </w:rPr>
-              <w:t>OutOfOrderBalanceTest</w:t>
-            </w:r>
-            <w:proofErr w:type="spellEnd"/>
-          </w:p>
-        </w:tc>
-      </w:tr>
-      <w:tr>
-        <w:trPr>
-          <w:tblCellSpacing w:w="15" w:type="dxa"/>
-        </w:trPr>
-        <w:tc>
-          <w:tcPr>
-            <w:tcW w:w="0" w:type="auto"/>
-            <w:vAlign w:val="center"/>
-            <w:hideMark/>
-          </w:tcPr>
-          <w:p>
-            <w:r>
-              <w:t>Validation</w:t>
-            </w:r>
-          </w:p>
-        </w:tc>
-        <w:tc>
-          <w:tcPr>
-            <w:tcW w:w="0" w:type="auto"/>
-            <w:vAlign w:val="center"/>
-            <w:hideMark/>
-          </w:tcPr>
-          <w:p>
-            <w:proofErr w:type="spellStart"/>
-            <w:r>
-              <w:rPr>
-                <w:rStyle w:val="HTMLCode"/>
-                <w:rFonts w:eastAsiaTheme="minorHAnsi"/>
-              </w:rPr>
-              <w:t>AccountControllerTest</w:t>
-            </w:r>
-            <w:proofErr w:type="spellEnd"/>
-            <w:r>
-              <w:t xml:space="preserve"> (+ equivalent </w:t>
-            </w:r>
-            <w:proofErr w:type="spellStart"/>
-            <w:r>
-              <w:rPr>
-                <w:rStyle w:val="HTMLCode"/>
-                <w:rFonts w:eastAsiaTheme="minorHAnsi"/>
-              </w:rPr>
-              <w:t>EventControllerTest</w:t>
-            </w:r>
-            <w:proofErr w:type="spellEnd"/>
-            <w:r>
-              <w:t xml:space="preserve"> on the Gateway side, same pattern)</w:t>
-            </w:r>
-          </w:p>
-        </w:tc>
-      </w:tr>
-      <w:tr>
-        <w:trPr>
-          <w:tblCellSpacing w:w="15" w:type="dxa"/>
-        </w:trPr>
-        <w:tc>
-          <w:tcPr>
-            <w:tcW w:w="0" w:type="auto"/>
-            <w:vAlign w:val="center"/>
-            <w:hideMark/>
-          </w:tcPr>
-          <w:p>
-            <w:r>
-              <w:t>Resiliency (circuit breaker opens, proper errors)</w:t>
-            </w:r>
-          </w:p>
-        </w:tc>
-        <w:tc>
-          <w:tcPr>
-            <w:tcW w:w="0" w:type="auto"/>
-            <w:vAlign w:val="center"/>
-            <w:hideMark/>
-          </w:tcPr>
-          <w:p>
-            <w:proofErr w:type="spellStart"/>
-            <w:r>
-              <w:rPr>
-                <w:rStyle w:val="HTMLCode"/>
-                <w:rFonts w:eastAsiaTheme="minorHAnsi"/>
-              </w:rPr>
-              <w:t>CircuitBreakerTest</w:t>
-            </w:r>
-            <w:proofErr w:type="spellEnd"/>
-          </w:p>
-        </w:tc>
-      </w:tr>
-      <w:tr>
-        <w:trPr>
-          <w:tblCellSpacing w:w="15" w:type="dxa"/>
-        </w:trPr>
-        <w:tc>
-          <w:tcPr>
-            <w:tcW w:w="0" w:type="auto"/>
-            <w:vAlign w:val="center"/>
-            <w:hideMark/>
-          </w:tcPr>
-          <w:p>
-            <w:r>
-              <w:t>Trace propagation</w:t>
-            </w:r>
-          </w:p>
-        </w:tc>
-        <w:tc>
-          <w:tcPr>
-            <w:tcW w:w="0" w:type="auto"/>
-            <w:vAlign w:val="center"/>
-            <w:hideMark/>
-          </w:tcPr>
-          <w:p>
-            <w:proofErr w:type="spellStart"/>
-            <w:r>
-              <w:rPr>
-                <w:rStyle w:val="HTMLCode"/>
-                <w:rFonts w:eastAsiaTheme="minorHAnsi"/>
-              </w:rPr>
-              <w:t>TracePropagationTest</w:t>
-            </w:r>
-            <w:proofErr w:type="spellEnd"/>
-          </w:p>
-        </w:tc>
-      </w:tr>
-      <w:tr>
-        <w:trPr>
-          <w:tblCellSpacing w:w="15" w:type="dxa"/>
-        </w:trPr>
-        <w:tc>
-          <w:tcPr>
-            <w:tcW w:w="0" w:type="auto"/>
-            <w:vAlign w:val="center"/>
-            <w:hideMark/>
-          </w:tcPr>
-          <w:p>
-            <w:r>
-              <w:t>Full Gateway → Account Service integration</w:t>
-            </w:r>
-          </w:p>
-        </w:tc>
-        <w:tc>
-          <w:tcPr>
-            <w:tcW w:w="0" w:type="auto"/>
-            <w:vAlign w:val="center"/>
-            <w:hideMark/>
-          </w:tcPr>
-          <w:p>
-            <w:proofErr w:type="spellStart"/>
-            <w:r>
-              <w:rPr>
-                <w:rStyle w:val="HTMLCode"/>
-                <w:rFonts w:eastAsiaTheme="minorHAnsi"/>
-              </w:rPr>
-              <w:t>GatewayAccountServiceIntegrationTest</w:t>
-            </w:r>
-            <w:proofErr w:type="spellEnd"/>
-            <w:r>
-              <w:t xml:space="preserve"> (</w:t>
-            </w:r>
-            <w:proofErr w:type="spellStart"/>
-            <w:r>
-              <w:t>MockServer</w:t>
-            </w:r>
-            <w:proofErr w:type="spellEnd"/>
-            <w:r>
-              <w:t xml:space="preserve">, </w:t>
-            </w:r>
-            <w:proofErr w:type="spellStart"/>
-            <w:r>
-              <w:rPr>
-                <w:rStyle w:val="HTMLCode"/>
-                <w:rFonts w:eastAsiaTheme="minorHAnsi"/>
-              </w:rPr>
-              <w:t>mvn</w:t>
-            </w:r>
-            <w:proofErr w:type="spellEnd"/>
-            <w:r>
-              <w:rPr>
-                <w:rStyle w:val="HTMLCode"/>
-                <w:rFonts w:eastAsiaTheme="minorHAnsi"/>
-              </w:rPr>
-              <w:t xml:space="preserve"> verify</w:t>
-            </w:r>
-            <w:r>
-              <w:t>)</w:t>
-            </w:r>
-          </w:p>
-        </w:tc>
-      </w:tr>
-    </w:tbl>
-    <w:p/>
     <w:sectPr>
       <w:pgSz w:w="11906" w:h="16838"/>
       <w:pgMar w:top="1440" w:right="1440" w:bottom="1440" w:left="1440" w:header="708" w:footer="708" w:gutter="0"/>
@@ -13537,6 +8232,7 @@
   <w:style w:type="character" w:default="1" w:styleId="DefaultParagraphFont">
     <w:name w:val="Default Paragraph Font"/>
     <w:uiPriority w:val="1"/>
+    <w:semiHidden/>
     <w:unhideWhenUsed/>
   </w:style>
   <w:style w:type="table" w:default="1" w:styleId="TableNormal">
